--- a/assets/docs/tong-hop-y-kien/CD-tong-hop-y-kien-ktx.docx
+++ b/assets/docs/tong-hop-y-kien/CD-tong-hop-y-kien-ktx.docx
@@ -5,14 +5,14 @@
     <w:tbl>
       <w:tblPr>
         <w:tblStyle w:val="a"/>
-        <w:tblW w:w="10632" w:type="dxa"/>
+        <w:tblW w:w="10915" w:type="dxa"/>
         <w:jc w:val="center"/>
         <w:tblLayout w:type="fixed"/>
         <w:tblLook w:val="0000" w:firstRow="0" w:lastRow="0" w:firstColumn="0" w:lastColumn="0" w:noHBand="0" w:noVBand="0"/>
       </w:tblPr>
       <w:tblGrid>
         <w:gridCol w:w="5812"/>
-        <w:gridCol w:w="4820"/>
+        <w:gridCol w:w="5103"/>
       </w:tblGrid>
       <w:tr>
         <w:trPr>
@@ -97,7 +97,7 @@
         </w:tc>
         <w:tc>
           <w:tcPr>
-            <w:tcW w:w="4820" w:type="dxa"/>
+            <w:tcW w:w="5103" w:type="dxa"/>
             <w:tcBorders>
               <w:top w:val="nil"/>
               <w:left w:val="nil"/>
@@ -164,7 +164,51 @@
                 <w:sz w:val="27"/>
                 <w:szCs w:val="27"/>
               </w:rPr>
-              <w:t xml:space="preserve">TP. Hồ Chí Minh, ngày </w:t>
+              <w:t xml:space="preserve">TP. </w:t>
+            </w:r>
+            <w:proofErr w:type="spellStart"/>
+            <w:r>
+              <w:rPr>
+                <w:rFonts w:ascii="Times New Roman" w:eastAsia="Times New Roman" w:hAnsi="Times New Roman" w:cs="Times New Roman"/>
+                <w:i/>
+                <w:spacing w:val="-8"/>
+                <w:sz w:val="27"/>
+                <w:szCs w:val="27"/>
+              </w:rPr>
+              <w:t>Hồ</w:t>
+            </w:r>
+            <w:proofErr w:type="spellEnd"/>
+            <w:r>
+              <w:rPr>
+                <w:rFonts w:ascii="Times New Roman" w:eastAsia="Times New Roman" w:hAnsi="Times New Roman" w:cs="Times New Roman"/>
+                <w:i/>
+                <w:spacing w:val="-8"/>
+                <w:sz w:val="27"/>
+                <w:szCs w:val="27"/>
+              </w:rPr>
+              <w:t xml:space="preserve"> Chí Minh, </w:t>
+            </w:r>
+            <w:proofErr w:type="spellStart"/>
+            <w:r>
+              <w:rPr>
+                <w:rFonts w:ascii="Times New Roman" w:eastAsia="Times New Roman" w:hAnsi="Times New Roman" w:cs="Times New Roman"/>
+                <w:i/>
+                <w:spacing w:val="-8"/>
+                <w:sz w:val="27"/>
+                <w:szCs w:val="27"/>
+              </w:rPr>
+              <w:t>ngày</w:t>
+            </w:r>
+            <w:proofErr w:type="spellEnd"/>
+            <w:r>
+              <w:rPr>
+                <w:rFonts w:ascii="Times New Roman" w:eastAsia="Times New Roman" w:hAnsi="Times New Roman" w:cs="Times New Roman"/>
+                <w:i/>
+                <w:spacing w:val="-8"/>
+                <w:sz w:val="27"/>
+                <w:szCs w:val="27"/>
+              </w:rPr>
+              <w:t xml:space="preserve"> </w:t>
             </w:r>
             <w:r>
               <w:rPr>
@@ -174,7 +218,7 @@
                 <w:sz w:val="27"/>
                 <w:szCs w:val="27"/>
               </w:rPr>
-              <w:t>{ TH_NGAY}</w:t>
+              <w:t>{TH_NGAY}</w:t>
             </w:r>
             <w:r>
               <w:rPr>
@@ -184,8 +228,20 @@
                 <w:sz w:val="27"/>
                 <w:szCs w:val="27"/>
               </w:rPr>
-              <w:t xml:space="preserve"> tháng</w:t>
+              <w:t xml:space="preserve"> </w:t>
             </w:r>
+            <w:proofErr w:type="spellStart"/>
+            <w:r>
+              <w:rPr>
+                <w:rFonts w:ascii="Times New Roman" w:eastAsia="Times New Roman" w:hAnsi="Times New Roman" w:cs="Times New Roman"/>
+                <w:i/>
+                <w:spacing w:val="-8"/>
+                <w:sz w:val="27"/>
+                <w:szCs w:val="27"/>
+              </w:rPr>
+              <w:t>tháng</w:t>
+            </w:r>
+            <w:proofErr w:type="spellEnd"/>
             <w:r>
               <w:rPr>
                 <w:rFonts w:ascii="Times New Roman" w:eastAsia="Times New Roman" w:hAnsi="Times New Roman" w:cs="Times New Roman"/>
@@ -204,7 +260,29 @@
                 <w:sz w:val="27"/>
                 <w:szCs w:val="27"/>
               </w:rPr>
-              <w:t xml:space="preserve"> năm </w:t>
+              <w:t xml:space="preserve"> </w:t>
+            </w:r>
+            <w:proofErr w:type="spellStart"/>
+            <w:r>
+              <w:rPr>
+                <w:rFonts w:ascii="Times New Roman" w:eastAsia="Times New Roman" w:hAnsi="Times New Roman" w:cs="Times New Roman"/>
+                <w:i/>
+                <w:spacing w:val="-8"/>
+                <w:sz w:val="27"/>
+                <w:szCs w:val="27"/>
+              </w:rPr>
+              <w:t>năm</w:t>
+            </w:r>
+            <w:proofErr w:type="spellEnd"/>
+            <w:r>
+              <w:rPr>
+                <w:rFonts w:ascii="Times New Roman" w:eastAsia="Times New Roman" w:hAnsi="Times New Roman" w:cs="Times New Roman"/>
+                <w:i/>
+                <w:spacing w:val="-8"/>
+                <w:sz w:val="27"/>
+                <w:szCs w:val="27"/>
+              </w:rPr>
+              <w:t xml:space="preserve"> </w:t>
             </w:r>
             <w:r>
               <w:rPr>
@@ -249,15 +327,297 @@
         </w:rPr>
         <w:br/>
       </w:r>
-      <w:r>
-        <w:rPr>
-          <w:rFonts w:ascii="Times New Roman" w:eastAsia="Times New Roman" w:hAnsi="Times New Roman" w:cs="Times New Roman"/>
-          <w:b/>
-          <w:sz w:val="28"/>
-          <w:szCs w:val="28"/>
-        </w:rPr>
-        <w:t>của các đoàn thể chính trị - xã hội nơi đảng viên dự bị sinh hoạt</w:t>
-      </w:r>
+      <w:proofErr w:type="spellStart"/>
+      <w:r>
+        <w:rPr>
+          <w:rFonts w:ascii="Times New Roman" w:eastAsia="Times New Roman" w:hAnsi="Times New Roman" w:cs="Times New Roman"/>
+          <w:b/>
+          <w:sz w:val="28"/>
+          <w:szCs w:val="28"/>
+        </w:rPr>
+        <w:t>của</w:t>
+      </w:r>
+      <w:proofErr w:type="spellEnd"/>
+      <w:r>
+        <w:rPr>
+          <w:rFonts w:ascii="Times New Roman" w:eastAsia="Times New Roman" w:hAnsi="Times New Roman" w:cs="Times New Roman"/>
+          <w:b/>
+          <w:sz w:val="28"/>
+          <w:szCs w:val="28"/>
+        </w:rPr>
+        <w:t xml:space="preserve"> </w:t>
+      </w:r>
+      <w:proofErr w:type="spellStart"/>
+      <w:r>
+        <w:rPr>
+          <w:rFonts w:ascii="Times New Roman" w:eastAsia="Times New Roman" w:hAnsi="Times New Roman" w:cs="Times New Roman"/>
+          <w:b/>
+          <w:sz w:val="28"/>
+          <w:szCs w:val="28"/>
+        </w:rPr>
+        <w:t>các</w:t>
+      </w:r>
+      <w:proofErr w:type="spellEnd"/>
+      <w:r>
+        <w:rPr>
+          <w:rFonts w:ascii="Times New Roman" w:eastAsia="Times New Roman" w:hAnsi="Times New Roman" w:cs="Times New Roman"/>
+          <w:b/>
+          <w:sz w:val="28"/>
+          <w:szCs w:val="28"/>
+        </w:rPr>
+        <w:t xml:space="preserve"> </w:t>
+      </w:r>
+      <w:proofErr w:type="spellStart"/>
+      <w:r>
+        <w:rPr>
+          <w:rFonts w:ascii="Times New Roman" w:eastAsia="Times New Roman" w:hAnsi="Times New Roman" w:cs="Times New Roman"/>
+          <w:b/>
+          <w:sz w:val="28"/>
+          <w:szCs w:val="28"/>
+        </w:rPr>
+        <w:t>đoàn</w:t>
+      </w:r>
+      <w:proofErr w:type="spellEnd"/>
+      <w:r>
+        <w:rPr>
+          <w:rFonts w:ascii="Times New Roman" w:eastAsia="Times New Roman" w:hAnsi="Times New Roman" w:cs="Times New Roman"/>
+          <w:b/>
+          <w:sz w:val="28"/>
+          <w:szCs w:val="28"/>
+        </w:rPr>
+        <w:t xml:space="preserve"> </w:t>
+      </w:r>
+      <w:proofErr w:type="spellStart"/>
+      <w:r>
+        <w:rPr>
+          <w:rFonts w:ascii="Times New Roman" w:eastAsia="Times New Roman" w:hAnsi="Times New Roman" w:cs="Times New Roman"/>
+          <w:b/>
+          <w:sz w:val="28"/>
+          <w:szCs w:val="28"/>
+        </w:rPr>
+        <w:t>thể</w:t>
+      </w:r>
+      <w:proofErr w:type="spellEnd"/>
+      <w:r>
+        <w:rPr>
+          <w:rFonts w:ascii="Times New Roman" w:eastAsia="Times New Roman" w:hAnsi="Times New Roman" w:cs="Times New Roman"/>
+          <w:b/>
+          <w:sz w:val="28"/>
+          <w:szCs w:val="28"/>
+        </w:rPr>
+        <w:t xml:space="preserve"> </w:t>
+      </w:r>
+      <w:proofErr w:type="spellStart"/>
+      <w:r>
+        <w:rPr>
+          <w:rFonts w:ascii="Times New Roman" w:eastAsia="Times New Roman" w:hAnsi="Times New Roman" w:cs="Times New Roman"/>
+          <w:b/>
+          <w:sz w:val="28"/>
+          <w:szCs w:val="28"/>
+        </w:rPr>
+        <w:t>chính</w:t>
+      </w:r>
+      <w:proofErr w:type="spellEnd"/>
+      <w:r>
+        <w:rPr>
+          <w:rFonts w:ascii="Times New Roman" w:eastAsia="Times New Roman" w:hAnsi="Times New Roman" w:cs="Times New Roman"/>
+          <w:b/>
+          <w:sz w:val="28"/>
+          <w:szCs w:val="28"/>
+        </w:rPr>
+        <w:t xml:space="preserve"> </w:t>
+      </w:r>
+      <w:proofErr w:type="spellStart"/>
+      <w:r>
+        <w:rPr>
+          <w:rFonts w:ascii="Times New Roman" w:eastAsia="Times New Roman" w:hAnsi="Times New Roman" w:cs="Times New Roman"/>
+          <w:b/>
+          <w:sz w:val="28"/>
+          <w:szCs w:val="28"/>
+        </w:rPr>
+        <w:t>trị</w:t>
+      </w:r>
+      <w:proofErr w:type="spellEnd"/>
+      <w:r>
+        <w:rPr>
+          <w:rFonts w:ascii="Times New Roman" w:eastAsia="Times New Roman" w:hAnsi="Times New Roman" w:cs="Times New Roman"/>
+          <w:b/>
+          <w:sz w:val="28"/>
+          <w:szCs w:val="28"/>
+        </w:rPr>
+        <w:t xml:space="preserve"> - </w:t>
+      </w:r>
+      <w:proofErr w:type="spellStart"/>
+      <w:r>
+        <w:rPr>
+          <w:rFonts w:ascii="Times New Roman" w:eastAsia="Times New Roman" w:hAnsi="Times New Roman" w:cs="Times New Roman"/>
+          <w:b/>
+          <w:sz w:val="28"/>
+          <w:szCs w:val="28"/>
+        </w:rPr>
+        <w:t>xã</w:t>
+      </w:r>
+      <w:proofErr w:type="spellEnd"/>
+      <w:r>
+        <w:rPr>
+          <w:rFonts w:ascii="Times New Roman" w:eastAsia="Times New Roman" w:hAnsi="Times New Roman" w:cs="Times New Roman"/>
+          <w:b/>
+          <w:sz w:val="28"/>
+          <w:szCs w:val="28"/>
+        </w:rPr>
+        <w:t xml:space="preserve"> </w:t>
+      </w:r>
+      <w:proofErr w:type="spellStart"/>
+      <w:r>
+        <w:rPr>
+          <w:rFonts w:ascii="Times New Roman" w:eastAsia="Times New Roman" w:hAnsi="Times New Roman" w:cs="Times New Roman"/>
+          <w:b/>
+          <w:sz w:val="28"/>
+          <w:szCs w:val="28"/>
+        </w:rPr>
+        <w:t>hội</w:t>
+      </w:r>
+      <w:proofErr w:type="spellEnd"/>
+      <w:r>
+        <w:rPr>
+          <w:rFonts w:ascii="Times New Roman" w:eastAsia="Times New Roman" w:hAnsi="Times New Roman" w:cs="Times New Roman"/>
+          <w:b/>
+          <w:sz w:val="28"/>
+          <w:szCs w:val="28"/>
+        </w:rPr>
+        <w:t xml:space="preserve"> </w:t>
+      </w:r>
+      <w:proofErr w:type="spellStart"/>
+      <w:r>
+        <w:rPr>
+          <w:rFonts w:ascii="Times New Roman" w:eastAsia="Times New Roman" w:hAnsi="Times New Roman" w:cs="Times New Roman"/>
+          <w:b/>
+          <w:sz w:val="28"/>
+          <w:szCs w:val="28"/>
+        </w:rPr>
+        <w:t>nơi</w:t>
+      </w:r>
+      <w:proofErr w:type="spellEnd"/>
+      <w:r>
+        <w:rPr>
+          <w:rFonts w:ascii="Times New Roman" w:eastAsia="Times New Roman" w:hAnsi="Times New Roman" w:cs="Times New Roman"/>
+          <w:b/>
+          <w:sz w:val="28"/>
+          <w:szCs w:val="28"/>
+        </w:rPr>
+        <w:t xml:space="preserve"> </w:t>
+      </w:r>
+      <w:proofErr w:type="spellStart"/>
+      <w:r>
+        <w:rPr>
+          <w:rFonts w:ascii="Times New Roman" w:eastAsia="Times New Roman" w:hAnsi="Times New Roman" w:cs="Times New Roman"/>
+          <w:b/>
+          <w:sz w:val="28"/>
+          <w:szCs w:val="28"/>
+        </w:rPr>
+        <w:t>đảng</w:t>
+      </w:r>
+      <w:proofErr w:type="spellEnd"/>
+      <w:r>
+        <w:rPr>
+          <w:rFonts w:ascii="Times New Roman" w:eastAsia="Times New Roman" w:hAnsi="Times New Roman" w:cs="Times New Roman"/>
+          <w:b/>
+          <w:sz w:val="28"/>
+          <w:szCs w:val="28"/>
+        </w:rPr>
+        <w:t xml:space="preserve"> </w:t>
+      </w:r>
+      <w:proofErr w:type="spellStart"/>
+      <w:r>
+        <w:rPr>
+          <w:rFonts w:ascii="Times New Roman" w:eastAsia="Times New Roman" w:hAnsi="Times New Roman" w:cs="Times New Roman"/>
+          <w:b/>
+          <w:sz w:val="28"/>
+          <w:szCs w:val="28"/>
+        </w:rPr>
+        <w:t>viên</w:t>
+      </w:r>
+      <w:proofErr w:type="spellEnd"/>
+      <w:r>
+        <w:rPr>
+          <w:rFonts w:ascii="Times New Roman" w:eastAsia="Times New Roman" w:hAnsi="Times New Roman" w:cs="Times New Roman"/>
+          <w:b/>
+          <w:sz w:val="28"/>
+          <w:szCs w:val="28"/>
+        </w:rPr>
+        <w:t xml:space="preserve"> </w:t>
+      </w:r>
+      <w:proofErr w:type="spellStart"/>
+      <w:r>
+        <w:rPr>
+          <w:rFonts w:ascii="Times New Roman" w:eastAsia="Times New Roman" w:hAnsi="Times New Roman" w:cs="Times New Roman"/>
+          <w:b/>
+          <w:sz w:val="28"/>
+          <w:szCs w:val="28"/>
+        </w:rPr>
+        <w:t>dự</w:t>
+      </w:r>
+      <w:proofErr w:type="spellEnd"/>
+      <w:r>
+        <w:rPr>
+          <w:rFonts w:ascii="Times New Roman" w:eastAsia="Times New Roman" w:hAnsi="Times New Roman" w:cs="Times New Roman"/>
+          <w:b/>
+          <w:sz w:val="28"/>
+          <w:szCs w:val="28"/>
+        </w:rPr>
+        <w:t xml:space="preserve"> </w:t>
+      </w:r>
+      <w:proofErr w:type="spellStart"/>
+      <w:r>
+        <w:rPr>
+          <w:rFonts w:ascii="Times New Roman" w:eastAsia="Times New Roman" w:hAnsi="Times New Roman" w:cs="Times New Roman"/>
+          <w:b/>
+          <w:sz w:val="28"/>
+          <w:szCs w:val="28"/>
+        </w:rPr>
+        <w:t>bị</w:t>
+      </w:r>
+      <w:proofErr w:type="spellEnd"/>
+      <w:r>
+        <w:rPr>
+          <w:rFonts w:ascii="Times New Roman" w:eastAsia="Times New Roman" w:hAnsi="Times New Roman" w:cs="Times New Roman"/>
+          <w:b/>
+          <w:sz w:val="28"/>
+          <w:szCs w:val="28"/>
+        </w:rPr>
+        <w:t xml:space="preserve"> </w:t>
+      </w:r>
+      <w:proofErr w:type="spellStart"/>
+      <w:r>
+        <w:rPr>
+          <w:rFonts w:ascii="Times New Roman" w:eastAsia="Times New Roman" w:hAnsi="Times New Roman" w:cs="Times New Roman"/>
+          <w:b/>
+          <w:sz w:val="28"/>
+          <w:szCs w:val="28"/>
+        </w:rPr>
+        <w:t>sinh</w:t>
+      </w:r>
+      <w:proofErr w:type="spellEnd"/>
+      <w:r>
+        <w:rPr>
+          <w:rFonts w:ascii="Times New Roman" w:eastAsia="Times New Roman" w:hAnsi="Times New Roman" w:cs="Times New Roman"/>
+          <w:b/>
+          <w:sz w:val="28"/>
+          <w:szCs w:val="28"/>
+        </w:rPr>
+        <w:t xml:space="preserve"> </w:t>
+      </w:r>
+      <w:proofErr w:type="spellStart"/>
+      <w:r>
+        <w:rPr>
+          <w:rFonts w:ascii="Times New Roman" w:eastAsia="Times New Roman" w:hAnsi="Times New Roman" w:cs="Times New Roman"/>
+          <w:b/>
+          <w:sz w:val="28"/>
+          <w:szCs w:val="28"/>
+        </w:rPr>
+        <w:t>hoạt</w:t>
+      </w:r>
+      <w:proofErr w:type="spellEnd"/>
       <w:r>
         <w:rPr>
           <w:rFonts w:ascii="Times New Roman" w:eastAsia="Times New Roman" w:hAnsi="Times New Roman" w:cs="Times New Roman"/>
@@ -276,15 +636,217 @@
         </w:rPr>
         <w:br/>
       </w:r>
-      <w:r>
-        <w:rPr>
-          <w:rFonts w:ascii="Times New Roman" w:eastAsia="Times New Roman" w:hAnsi="Times New Roman" w:cs="Times New Roman"/>
-          <w:b/>
-          <w:sz w:val="28"/>
-          <w:szCs w:val="28"/>
-        </w:rPr>
-        <w:t>và chi ủy nơi cư trú đối với đảng viên dự bị</w:t>
-      </w:r>
+      <w:proofErr w:type="spellStart"/>
+      <w:r>
+        <w:rPr>
+          <w:rFonts w:ascii="Times New Roman" w:eastAsia="Times New Roman" w:hAnsi="Times New Roman" w:cs="Times New Roman"/>
+          <w:b/>
+          <w:sz w:val="28"/>
+          <w:szCs w:val="28"/>
+        </w:rPr>
+        <w:t>và</w:t>
+      </w:r>
+      <w:proofErr w:type="spellEnd"/>
+      <w:r>
+        <w:rPr>
+          <w:rFonts w:ascii="Times New Roman" w:eastAsia="Times New Roman" w:hAnsi="Times New Roman" w:cs="Times New Roman"/>
+          <w:b/>
+          <w:sz w:val="28"/>
+          <w:szCs w:val="28"/>
+        </w:rPr>
+        <w:t xml:space="preserve"> chi </w:t>
+      </w:r>
+      <w:proofErr w:type="spellStart"/>
+      <w:r>
+        <w:rPr>
+          <w:rFonts w:ascii="Times New Roman" w:eastAsia="Times New Roman" w:hAnsi="Times New Roman" w:cs="Times New Roman"/>
+          <w:b/>
+          <w:sz w:val="28"/>
+          <w:szCs w:val="28"/>
+        </w:rPr>
+        <w:t>ủy</w:t>
+      </w:r>
+      <w:proofErr w:type="spellEnd"/>
+      <w:r>
+        <w:rPr>
+          <w:rFonts w:ascii="Times New Roman" w:eastAsia="Times New Roman" w:hAnsi="Times New Roman" w:cs="Times New Roman"/>
+          <w:b/>
+          <w:sz w:val="28"/>
+          <w:szCs w:val="28"/>
+        </w:rPr>
+        <w:t xml:space="preserve"> </w:t>
+      </w:r>
+      <w:proofErr w:type="spellStart"/>
+      <w:r>
+        <w:rPr>
+          <w:rFonts w:ascii="Times New Roman" w:eastAsia="Times New Roman" w:hAnsi="Times New Roman" w:cs="Times New Roman"/>
+          <w:b/>
+          <w:sz w:val="28"/>
+          <w:szCs w:val="28"/>
+        </w:rPr>
+        <w:t>nơi</w:t>
+      </w:r>
+      <w:proofErr w:type="spellEnd"/>
+      <w:r>
+        <w:rPr>
+          <w:rFonts w:ascii="Times New Roman" w:eastAsia="Times New Roman" w:hAnsi="Times New Roman" w:cs="Times New Roman"/>
+          <w:b/>
+          <w:sz w:val="28"/>
+          <w:szCs w:val="28"/>
+        </w:rPr>
+        <w:t xml:space="preserve"> </w:t>
+      </w:r>
+      <w:proofErr w:type="spellStart"/>
+      <w:r>
+        <w:rPr>
+          <w:rFonts w:ascii="Times New Roman" w:eastAsia="Times New Roman" w:hAnsi="Times New Roman" w:cs="Times New Roman"/>
+          <w:b/>
+          <w:sz w:val="28"/>
+          <w:szCs w:val="28"/>
+        </w:rPr>
+        <w:t>cư</w:t>
+      </w:r>
+      <w:proofErr w:type="spellEnd"/>
+      <w:r>
+        <w:rPr>
+          <w:rFonts w:ascii="Times New Roman" w:eastAsia="Times New Roman" w:hAnsi="Times New Roman" w:cs="Times New Roman"/>
+          <w:b/>
+          <w:sz w:val="28"/>
+          <w:szCs w:val="28"/>
+        </w:rPr>
+        <w:t xml:space="preserve"> </w:t>
+      </w:r>
+      <w:proofErr w:type="spellStart"/>
+      <w:r>
+        <w:rPr>
+          <w:rFonts w:ascii="Times New Roman" w:eastAsia="Times New Roman" w:hAnsi="Times New Roman" w:cs="Times New Roman"/>
+          <w:b/>
+          <w:sz w:val="28"/>
+          <w:szCs w:val="28"/>
+        </w:rPr>
+        <w:t>trú</w:t>
+      </w:r>
+      <w:proofErr w:type="spellEnd"/>
+      <w:r>
+        <w:rPr>
+          <w:rFonts w:ascii="Times New Roman" w:eastAsia="Times New Roman" w:hAnsi="Times New Roman" w:cs="Times New Roman"/>
+          <w:b/>
+          <w:sz w:val="28"/>
+          <w:szCs w:val="28"/>
+        </w:rPr>
+        <w:t xml:space="preserve"> </w:t>
+      </w:r>
+      <w:proofErr w:type="spellStart"/>
+      <w:r>
+        <w:rPr>
+          <w:rFonts w:ascii="Times New Roman" w:eastAsia="Times New Roman" w:hAnsi="Times New Roman" w:cs="Times New Roman"/>
+          <w:b/>
+          <w:sz w:val="28"/>
+          <w:szCs w:val="28"/>
+        </w:rPr>
+        <w:t>đối</w:t>
+      </w:r>
+      <w:proofErr w:type="spellEnd"/>
+      <w:r>
+        <w:rPr>
+          <w:rFonts w:ascii="Times New Roman" w:eastAsia="Times New Roman" w:hAnsi="Times New Roman" w:cs="Times New Roman"/>
+          <w:b/>
+          <w:sz w:val="28"/>
+          <w:szCs w:val="28"/>
+        </w:rPr>
+        <w:t xml:space="preserve"> </w:t>
+      </w:r>
+      <w:proofErr w:type="spellStart"/>
+      <w:r>
+        <w:rPr>
+          <w:rFonts w:ascii="Times New Roman" w:eastAsia="Times New Roman" w:hAnsi="Times New Roman" w:cs="Times New Roman"/>
+          <w:b/>
+          <w:sz w:val="28"/>
+          <w:szCs w:val="28"/>
+        </w:rPr>
+        <w:t>với</w:t>
+      </w:r>
+      <w:proofErr w:type="spellEnd"/>
+      <w:r>
+        <w:rPr>
+          <w:rFonts w:ascii="Times New Roman" w:eastAsia="Times New Roman" w:hAnsi="Times New Roman" w:cs="Times New Roman"/>
+          <w:b/>
+          <w:sz w:val="28"/>
+          <w:szCs w:val="28"/>
+        </w:rPr>
+        <w:t xml:space="preserve"> </w:t>
+      </w:r>
+      <w:proofErr w:type="spellStart"/>
+      <w:r>
+        <w:rPr>
+          <w:rFonts w:ascii="Times New Roman" w:eastAsia="Times New Roman" w:hAnsi="Times New Roman" w:cs="Times New Roman"/>
+          <w:b/>
+          <w:sz w:val="28"/>
+          <w:szCs w:val="28"/>
+        </w:rPr>
+        <w:t>đảng</w:t>
+      </w:r>
+      <w:proofErr w:type="spellEnd"/>
+      <w:r>
+        <w:rPr>
+          <w:rFonts w:ascii="Times New Roman" w:eastAsia="Times New Roman" w:hAnsi="Times New Roman" w:cs="Times New Roman"/>
+          <w:b/>
+          <w:sz w:val="28"/>
+          <w:szCs w:val="28"/>
+        </w:rPr>
+        <w:t xml:space="preserve"> </w:t>
+      </w:r>
+      <w:proofErr w:type="spellStart"/>
+      <w:r>
+        <w:rPr>
+          <w:rFonts w:ascii="Times New Roman" w:eastAsia="Times New Roman" w:hAnsi="Times New Roman" w:cs="Times New Roman"/>
+          <w:b/>
+          <w:sz w:val="28"/>
+          <w:szCs w:val="28"/>
+        </w:rPr>
+        <w:t>viên</w:t>
+      </w:r>
+      <w:proofErr w:type="spellEnd"/>
+      <w:r>
+        <w:rPr>
+          <w:rFonts w:ascii="Times New Roman" w:eastAsia="Times New Roman" w:hAnsi="Times New Roman" w:cs="Times New Roman"/>
+          <w:b/>
+          <w:sz w:val="28"/>
+          <w:szCs w:val="28"/>
+        </w:rPr>
+        <w:t xml:space="preserve"> </w:t>
+      </w:r>
+      <w:proofErr w:type="spellStart"/>
+      <w:r>
+        <w:rPr>
+          <w:rFonts w:ascii="Times New Roman" w:eastAsia="Times New Roman" w:hAnsi="Times New Roman" w:cs="Times New Roman"/>
+          <w:b/>
+          <w:sz w:val="28"/>
+          <w:szCs w:val="28"/>
+        </w:rPr>
+        <w:t>dự</w:t>
+      </w:r>
+      <w:proofErr w:type="spellEnd"/>
+      <w:r>
+        <w:rPr>
+          <w:rFonts w:ascii="Times New Roman" w:eastAsia="Times New Roman" w:hAnsi="Times New Roman" w:cs="Times New Roman"/>
+          <w:b/>
+          <w:sz w:val="28"/>
+          <w:szCs w:val="28"/>
+        </w:rPr>
+        <w:t xml:space="preserve"> </w:t>
+      </w:r>
+      <w:proofErr w:type="spellStart"/>
+      <w:r>
+        <w:rPr>
+          <w:rFonts w:ascii="Times New Roman" w:eastAsia="Times New Roman" w:hAnsi="Times New Roman" w:cs="Times New Roman"/>
+          <w:b/>
+          <w:sz w:val="28"/>
+          <w:szCs w:val="28"/>
+        </w:rPr>
+        <w:t>bị</w:t>
+      </w:r>
+      <w:proofErr w:type="spellEnd"/>
     </w:p>
     <w:p>
       <w:pPr>
@@ -297,13 +859,743 @@
           <w:szCs w:val="28"/>
         </w:rPr>
       </w:pPr>
-      <w:r>
-        <w:rPr>
-          <w:rFonts w:ascii="Times New Roman" w:eastAsia="Times New Roman" w:hAnsi="Times New Roman" w:cs="Times New Roman"/>
-          <w:sz w:val="28"/>
-          <w:szCs w:val="28"/>
-        </w:rPr>
-        <w:t>Căn cứ ý kiến nhận xét của đại diện các đoàn thể chính trị - xã hội nơi đảng viên dự bị sinh hoạt và chi ủy nơi cư trú đối với đảng viên dự bị {DANG_VIEN} được kết nạp vào Đảng ngày {KN_NGAY} tháng {KN_THANG} năm {KN_NAM}.</w:t>
+      <w:proofErr w:type="spellStart"/>
+      <w:r>
+        <w:rPr>
+          <w:rFonts w:ascii="Times New Roman" w:eastAsia="Times New Roman" w:hAnsi="Times New Roman" w:cs="Times New Roman"/>
+          <w:sz w:val="28"/>
+          <w:szCs w:val="28"/>
+        </w:rPr>
+        <w:t>Căn</w:t>
+      </w:r>
+      <w:proofErr w:type="spellEnd"/>
+      <w:r>
+        <w:rPr>
+          <w:rFonts w:ascii="Times New Roman" w:eastAsia="Times New Roman" w:hAnsi="Times New Roman" w:cs="Times New Roman"/>
+          <w:sz w:val="28"/>
+          <w:szCs w:val="28"/>
+        </w:rPr>
+        <w:t xml:space="preserve"> </w:t>
+      </w:r>
+      <w:proofErr w:type="spellStart"/>
+      <w:r>
+        <w:rPr>
+          <w:rFonts w:ascii="Times New Roman" w:eastAsia="Times New Roman" w:hAnsi="Times New Roman" w:cs="Times New Roman"/>
+          <w:sz w:val="28"/>
+          <w:szCs w:val="28"/>
+        </w:rPr>
+        <w:t>cứ</w:t>
+      </w:r>
+      <w:proofErr w:type="spellEnd"/>
+      <w:r>
+        <w:rPr>
+          <w:rFonts w:ascii="Times New Roman" w:eastAsia="Times New Roman" w:hAnsi="Times New Roman" w:cs="Times New Roman"/>
+          <w:sz w:val="28"/>
+          <w:szCs w:val="28"/>
+        </w:rPr>
+        <w:t xml:space="preserve"> ý </w:t>
+      </w:r>
+      <w:proofErr w:type="spellStart"/>
+      <w:r>
+        <w:rPr>
+          <w:rFonts w:ascii="Times New Roman" w:eastAsia="Times New Roman" w:hAnsi="Times New Roman" w:cs="Times New Roman"/>
+          <w:sz w:val="28"/>
+          <w:szCs w:val="28"/>
+        </w:rPr>
+        <w:t>kiến</w:t>
+      </w:r>
+      <w:proofErr w:type="spellEnd"/>
+      <w:r>
+        <w:rPr>
+          <w:rFonts w:ascii="Times New Roman" w:eastAsia="Times New Roman" w:hAnsi="Times New Roman" w:cs="Times New Roman"/>
+          <w:sz w:val="28"/>
+          <w:szCs w:val="28"/>
+        </w:rPr>
+        <w:t xml:space="preserve"> </w:t>
+      </w:r>
+      <w:proofErr w:type="spellStart"/>
+      <w:r>
+        <w:rPr>
+          <w:rFonts w:ascii="Times New Roman" w:eastAsia="Times New Roman" w:hAnsi="Times New Roman" w:cs="Times New Roman"/>
+          <w:sz w:val="28"/>
+          <w:szCs w:val="28"/>
+        </w:rPr>
+        <w:t>nhận</w:t>
+      </w:r>
+      <w:proofErr w:type="spellEnd"/>
+      <w:r>
+        <w:rPr>
+          <w:rFonts w:ascii="Times New Roman" w:eastAsia="Times New Roman" w:hAnsi="Times New Roman" w:cs="Times New Roman"/>
+          <w:sz w:val="28"/>
+          <w:szCs w:val="28"/>
+        </w:rPr>
+        <w:t xml:space="preserve"> </w:t>
+      </w:r>
+      <w:proofErr w:type="spellStart"/>
+      <w:r>
+        <w:rPr>
+          <w:rFonts w:ascii="Times New Roman" w:eastAsia="Times New Roman" w:hAnsi="Times New Roman" w:cs="Times New Roman"/>
+          <w:sz w:val="28"/>
+          <w:szCs w:val="28"/>
+        </w:rPr>
+        <w:t>xét</w:t>
+      </w:r>
+      <w:proofErr w:type="spellEnd"/>
+      <w:r>
+        <w:rPr>
+          <w:rFonts w:ascii="Times New Roman" w:eastAsia="Times New Roman" w:hAnsi="Times New Roman" w:cs="Times New Roman"/>
+          <w:sz w:val="28"/>
+          <w:szCs w:val="28"/>
+        </w:rPr>
+        <w:t xml:space="preserve"> </w:t>
+      </w:r>
+      <w:proofErr w:type="spellStart"/>
+      <w:r>
+        <w:rPr>
+          <w:rFonts w:ascii="Times New Roman" w:eastAsia="Times New Roman" w:hAnsi="Times New Roman" w:cs="Times New Roman"/>
+          <w:sz w:val="28"/>
+          <w:szCs w:val="28"/>
+        </w:rPr>
+        <w:t>của</w:t>
+      </w:r>
+      <w:proofErr w:type="spellEnd"/>
+      <w:r>
+        <w:rPr>
+          <w:rFonts w:ascii="Times New Roman" w:eastAsia="Times New Roman" w:hAnsi="Times New Roman" w:cs="Times New Roman"/>
+          <w:sz w:val="28"/>
+          <w:szCs w:val="28"/>
+        </w:rPr>
+        <w:t xml:space="preserve"> </w:t>
+      </w:r>
+      <w:proofErr w:type="spellStart"/>
+      <w:r>
+        <w:rPr>
+          <w:rFonts w:ascii="Times New Roman" w:eastAsia="Times New Roman" w:hAnsi="Times New Roman" w:cs="Times New Roman"/>
+          <w:sz w:val="28"/>
+          <w:szCs w:val="28"/>
+        </w:rPr>
+        <w:t>đại</w:t>
+      </w:r>
+      <w:proofErr w:type="spellEnd"/>
+      <w:r>
+        <w:rPr>
+          <w:rFonts w:ascii="Times New Roman" w:eastAsia="Times New Roman" w:hAnsi="Times New Roman" w:cs="Times New Roman"/>
+          <w:sz w:val="28"/>
+          <w:szCs w:val="28"/>
+        </w:rPr>
+        <w:t xml:space="preserve"> </w:t>
+      </w:r>
+      <w:proofErr w:type="spellStart"/>
+      <w:r>
+        <w:rPr>
+          <w:rFonts w:ascii="Times New Roman" w:eastAsia="Times New Roman" w:hAnsi="Times New Roman" w:cs="Times New Roman"/>
+          <w:sz w:val="28"/>
+          <w:szCs w:val="28"/>
+        </w:rPr>
+        <w:t>diện</w:t>
+      </w:r>
+      <w:proofErr w:type="spellEnd"/>
+      <w:r>
+        <w:rPr>
+          <w:rFonts w:ascii="Times New Roman" w:eastAsia="Times New Roman" w:hAnsi="Times New Roman" w:cs="Times New Roman"/>
+          <w:sz w:val="28"/>
+          <w:szCs w:val="28"/>
+        </w:rPr>
+        <w:t xml:space="preserve"> </w:t>
+      </w:r>
+      <w:proofErr w:type="spellStart"/>
+      <w:r>
+        <w:rPr>
+          <w:rFonts w:ascii="Times New Roman" w:eastAsia="Times New Roman" w:hAnsi="Times New Roman" w:cs="Times New Roman"/>
+          <w:sz w:val="28"/>
+          <w:szCs w:val="28"/>
+        </w:rPr>
+        <w:t>các</w:t>
+      </w:r>
+      <w:proofErr w:type="spellEnd"/>
+      <w:r>
+        <w:rPr>
+          <w:rFonts w:ascii="Times New Roman" w:eastAsia="Times New Roman" w:hAnsi="Times New Roman" w:cs="Times New Roman"/>
+          <w:sz w:val="28"/>
+          <w:szCs w:val="28"/>
+        </w:rPr>
+        <w:t xml:space="preserve"> </w:t>
+      </w:r>
+      <w:proofErr w:type="spellStart"/>
+      <w:r>
+        <w:rPr>
+          <w:rFonts w:ascii="Times New Roman" w:eastAsia="Times New Roman" w:hAnsi="Times New Roman" w:cs="Times New Roman"/>
+          <w:sz w:val="28"/>
+          <w:szCs w:val="28"/>
+        </w:rPr>
+        <w:t>đoàn</w:t>
+      </w:r>
+      <w:proofErr w:type="spellEnd"/>
+      <w:r>
+        <w:rPr>
+          <w:rFonts w:ascii="Times New Roman" w:eastAsia="Times New Roman" w:hAnsi="Times New Roman" w:cs="Times New Roman"/>
+          <w:sz w:val="28"/>
+          <w:szCs w:val="28"/>
+        </w:rPr>
+        <w:t xml:space="preserve"> </w:t>
+      </w:r>
+      <w:proofErr w:type="spellStart"/>
+      <w:r>
+        <w:rPr>
+          <w:rFonts w:ascii="Times New Roman" w:eastAsia="Times New Roman" w:hAnsi="Times New Roman" w:cs="Times New Roman"/>
+          <w:sz w:val="28"/>
+          <w:szCs w:val="28"/>
+        </w:rPr>
+        <w:t>thể</w:t>
+      </w:r>
+      <w:proofErr w:type="spellEnd"/>
+      <w:r>
+        <w:rPr>
+          <w:rFonts w:ascii="Times New Roman" w:eastAsia="Times New Roman" w:hAnsi="Times New Roman" w:cs="Times New Roman"/>
+          <w:sz w:val="28"/>
+          <w:szCs w:val="28"/>
+        </w:rPr>
+        <w:t xml:space="preserve"> </w:t>
+      </w:r>
+      <w:proofErr w:type="spellStart"/>
+      <w:r>
+        <w:rPr>
+          <w:rFonts w:ascii="Times New Roman" w:eastAsia="Times New Roman" w:hAnsi="Times New Roman" w:cs="Times New Roman"/>
+          <w:sz w:val="28"/>
+          <w:szCs w:val="28"/>
+        </w:rPr>
+        <w:t>chính</w:t>
+      </w:r>
+      <w:proofErr w:type="spellEnd"/>
+      <w:r>
+        <w:rPr>
+          <w:rFonts w:ascii="Times New Roman" w:eastAsia="Times New Roman" w:hAnsi="Times New Roman" w:cs="Times New Roman"/>
+          <w:sz w:val="28"/>
+          <w:szCs w:val="28"/>
+        </w:rPr>
+        <w:t xml:space="preserve"> </w:t>
+      </w:r>
+      <w:proofErr w:type="spellStart"/>
+      <w:r>
+        <w:rPr>
+          <w:rFonts w:ascii="Times New Roman" w:eastAsia="Times New Roman" w:hAnsi="Times New Roman" w:cs="Times New Roman"/>
+          <w:sz w:val="28"/>
+          <w:szCs w:val="28"/>
+        </w:rPr>
+        <w:t>trị</w:t>
+      </w:r>
+      <w:proofErr w:type="spellEnd"/>
+      <w:r>
+        <w:rPr>
+          <w:rFonts w:ascii="Times New Roman" w:eastAsia="Times New Roman" w:hAnsi="Times New Roman" w:cs="Times New Roman"/>
+          <w:sz w:val="28"/>
+          <w:szCs w:val="28"/>
+        </w:rPr>
+        <w:t xml:space="preserve"> - </w:t>
+      </w:r>
+      <w:proofErr w:type="spellStart"/>
+      <w:r>
+        <w:rPr>
+          <w:rFonts w:ascii="Times New Roman" w:eastAsia="Times New Roman" w:hAnsi="Times New Roman" w:cs="Times New Roman"/>
+          <w:sz w:val="28"/>
+          <w:szCs w:val="28"/>
+        </w:rPr>
+        <w:t>xã</w:t>
+      </w:r>
+      <w:proofErr w:type="spellEnd"/>
+      <w:r>
+        <w:rPr>
+          <w:rFonts w:ascii="Times New Roman" w:eastAsia="Times New Roman" w:hAnsi="Times New Roman" w:cs="Times New Roman"/>
+          <w:sz w:val="28"/>
+          <w:szCs w:val="28"/>
+        </w:rPr>
+        <w:t xml:space="preserve"> </w:t>
+      </w:r>
+      <w:proofErr w:type="spellStart"/>
+      <w:r>
+        <w:rPr>
+          <w:rFonts w:ascii="Times New Roman" w:eastAsia="Times New Roman" w:hAnsi="Times New Roman" w:cs="Times New Roman"/>
+          <w:sz w:val="28"/>
+          <w:szCs w:val="28"/>
+        </w:rPr>
+        <w:t>hội</w:t>
+      </w:r>
+      <w:proofErr w:type="spellEnd"/>
+      <w:r>
+        <w:rPr>
+          <w:rFonts w:ascii="Times New Roman" w:eastAsia="Times New Roman" w:hAnsi="Times New Roman" w:cs="Times New Roman"/>
+          <w:sz w:val="28"/>
+          <w:szCs w:val="28"/>
+        </w:rPr>
+        <w:t xml:space="preserve"> </w:t>
+      </w:r>
+      <w:proofErr w:type="spellStart"/>
+      <w:r>
+        <w:rPr>
+          <w:rFonts w:ascii="Times New Roman" w:eastAsia="Times New Roman" w:hAnsi="Times New Roman" w:cs="Times New Roman"/>
+          <w:sz w:val="28"/>
+          <w:szCs w:val="28"/>
+        </w:rPr>
+        <w:t>nơi</w:t>
+      </w:r>
+      <w:proofErr w:type="spellEnd"/>
+      <w:r>
+        <w:rPr>
+          <w:rFonts w:ascii="Times New Roman" w:eastAsia="Times New Roman" w:hAnsi="Times New Roman" w:cs="Times New Roman"/>
+          <w:sz w:val="28"/>
+          <w:szCs w:val="28"/>
+        </w:rPr>
+        <w:t xml:space="preserve"> </w:t>
+      </w:r>
+      <w:proofErr w:type="spellStart"/>
+      <w:r>
+        <w:rPr>
+          <w:rFonts w:ascii="Times New Roman" w:eastAsia="Times New Roman" w:hAnsi="Times New Roman" w:cs="Times New Roman"/>
+          <w:sz w:val="28"/>
+          <w:szCs w:val="28"/>
+        </w:rPr>
+        <w:t>đảng</w:t>
+      </w:r>
+      <w:proofErr w:type="spellEnd"/>
+      <w:r>
+        <w:rPr>
+          <w:rFonts w:ascii="Times New Roman" w:eastAsia="Times New Roman" w:hAnsi="Times New Roman" w:cs="Times New Roman"/>
+          <w:sz w:val="28"/>
+          <w:szCs w:val="28"/>
+        </w:rPr>
+        <w:t xml:space="preserve"> </w:t>
+      </w:r>
+      <w:proofErr w:type="spellStart"/>
+      <w:r>
+        <w:rPr>
+          <w:rFonts w:ascii="Times New Roman" w:eastAsia="Times New Roman" w:hAnsi="Times New Roman" w:cs="Times New Roman"/>
+          <w:sz w:val="28"/>
+          <w:szCs w:val="28"/>
+        </w:rPr>
+        <w:t>viên</w:t>
+      </w:r>
+      <w:proofErr w:type="spellEnd"/>
+      <w:r>
+        <w:rPr>
+          <w:rFonts w:ascii="Times New Roman" w:eastAsia="Times New Roman" w:hAnsi="Times New Roman" w:cs="Times New Roman"/>
+          <w:sz w:val="28"/>
+          <w:szCs w:val="28"/>
+        </w:rPr>
+        <w:t xml:space="preserve"> </w:t>
+      </w:r>
+      <w:proofErr w:type="spellStart"/>
+      <w:r>
+        <w:rPr>
+          <w:rFonts w:ascii="Times New Roman" w:eastAsia="Times New Roman" w:hAnsi="Times New Roman" w:cs="Times New Roman"/>
+          <w:sz w:val="28"/>
+          <w:szCs w:val="28"/>
+        </w:rPr>
+        <w:t>dự</w:t>
+      </w:r>
+      <w:proofErr w:type="spellEnd"/>
+      <w:r>
+        <w:rPr>
+          <w:rFonts w:ascii="Times New Roman" w:eastAsia="Times New Roman" w:hAnsi="Times New Roman" w:cs="Times New Roman"/>
+          <w:sz w:val="28"/>
+          <w:szCs w:val="28"/>
+        </w:rPr>
+        <w:t xml:space="preserve"> </w:t>
+      </w:r>
+      <w:proofErr w:type="spellStart"/>
+      <w:r>
+        <w:rPr>
+          <w:rFonts w:ascii="Times New Roman" w:eastAsia="Times New Roman" w:hAnsi="Times New Roman" w:cs="Times New Roman"/>
+          <w:sz w:val="28"/>
+          <w:szCs w:val="28"/>
+        </w:rPr>
+        <w:t>bị</w:t>
+      </w:r>
+      <w:proofErr w:type="spellEnd"/>
+      <w:r>
+        <w:rPr>
+          <w:rFonts w:ascii="Times New Roman" w:eastAsia="Times New Roman" w:hAnsi="Times New Roman" w:cs="Times New Roman"/>
+          <w:sz w:val="28"/>
+          <w:szCs w:val="28"/>
+        </w:rPr>
+        <w:t xml:space="preserve"> </w:t>
+      </w:r>
+      <w:proofErr w:type="spellStart"/>
+      <w:r>
+        <w:rPr>
+          <w:rFonts w:ascii="Times New Roman" w:eastAsia="Times New Roman" w:hAnsi="Times New Roman" w:cs="Times New Roman"/>
+          <w:sz w:val="28"/>
+          <w:szCs w:val="28"/>
+        </w:rPr>
+        <w:t>sinh</w:t>
+      </w:r>
+      <w:proofErr w:type="spellEnd"/>
+      <w:r>
+        <w:rPr>
+          <w:rFonts w:ascii="Times New Roman" w:eastAsia="Times New Roman" w:hAnsi="Times New Roman" w:cs="Times New Roman"/>
+          <w:sz w:val="28"/>
+          <w:szCs w:val="28"/>
+        </w:rPr>
+        <w:t xml:space="preserve"> </w:t>
+      </w:r>
+      <w:proofErr w:type="spellStart"/>
+      <w:r>
+        <w:rPr>
+          <w:rFonts w:ascii="Times New Roman" w:eastAsia="Times New Roman" w:hAnsi="Times New Roman" w:cs="Times New Roman"/>
+          <w:sz w:val="28"/>
+          <w:szCs w:val="28"/>
+        </w:rPr>
+        <w:t>hoạt</w:t>
+      </w:r>
+      <w:proofErr w:type="spellEnd"/>
+      <w:r>
+        <w:rPr>
+          <w:rFonts w:ascii="Times New Roman" w:eastAsia="Times New Roman" w:hAnsi="Times New Roman" w:cs="Times New Roman"/>
+          <w:sz w:val="28"/>
+          <w:szCs w:val="28"/>
+        </w:rPr>
+        <w:t xml:space="preserve"> </w:t>
+      </w:r>
+      <w:proofErr w:type="spellStart"/>
+      <w:r>
+        <w:rPr>
+          <w:rFonts w:ascii="Times New Roman" w:eastAsia="Times New Roman" w:hAnsi="Times New Roman" w:cs="Times New Roman"/>
+          <w:sz w:val="28"/>
+          <w:szCs w:val="28"/>
+        </w:rPr>
+        <w:t>và</w:t>
+      </w:r>
+      <w:proofErr w:type="spellEnd"/>
+      <w:r>
+        <w:rPr>
+          <w:rFonts w:ascii="Times New Roman" w:eastAsia="Times New Roman" w:hAnsi="Times New Roman" w:cs="Times New Roman"/>
+          <w:sz w:val="28"/>
+          <w:szCs w:val="28"/>
+        </w:rPr>
+        <w:t xml:space="preserve"> chi </w:t>
+      </w:r>
+      <w:proofErr w:type="spellStart"/>
+      <w:r>
+        <w:rPr>
+          <w:rFonts w:ascii="Times New Roman" w:eastAsia="Times New Roman" w:hAnsi="Times New Roman" w:cs="Times New Roman"/>
+          <w:sz w:val="28"/>
+          <w:szCs w:val="28"/>
+        </w:rPr>
+        <w:t>ủy</w:t>
+      </w:r>
+      <w:proofErr w:type="spellEnd"/>
+      <w:r>
+        <w:rPr>
+          <w:rFonts w:ascii="Times New Roman" w:eastAsia="Times New Roman" w:hAnsi="Times New Roman" w:cs="Times New Roman"/>
+          <w:sz w:val="28"/>
+          <w:szCs w:val="28"/>
+        </w:rPr>
+        <w:t xml:space="preserve"> </w:t>
+      </w:r>
+      <w:proofErr w:type="spellStart"/>
+      <w:r>
+        <w:rPr>
+          <w:rFonts w:ascii="Times New Roman" w:eastAsia="Times New Roman" w:hAnsi="Times New Roman" w:cs="Times New Roman"/>
+          <w:sz w:val="28"/>
+          <w:szCs w:val="28"/>
+        </w:rPr>
+        <w:t>nơi</w:t>
+      </w:r>
+      <w:proofErr w:type="spellEnd"/>
+      <w:r>
+        <w:rPr>
+          <w:rFonts w:ascii="Times New Roman" w:eastAsia="Times New Roman" w:hAnsi="Times New Roman" w:cs="Times New Roman"/>
+          <w:sz w:val="28"/>
+          <w:szCs w:val="28"/>
+        </w:rPr>
+        <w:t xml:space="preserve"> </w:t>
+      </w:r>
+      <w:proofErr w:type="spellStart"/>
+      <w:r>
+        <w:rPr>
+          <w:rFonts w:ascii="Times New Roman" w:eastAsia="Times New Roman" w:hAnsi="Times New Roman" w:cs="Times New Roman"/>
+          <w:sz w:val="28"/>
+          <w:szCs w:val="28"/>
+        </w:rPr>
+        <w:t>cư</w:t>
+      </w:r>
+      <w:proofErr w:type="spellEnd"/>
+      <w:r>
+        <w:rPr>
+          <w:rFonts w:ascii="Times New Roman" w:eastAsia="Times New Roman" w:hAnsi="Times New Roman" w:cs="Times New Roman"/>
+          <w:sz w:val="28"/>
+          <w:szCs w:val="28"/>
+        </w:rPr>
+        <w:t xml:space="preserve"> </w:t>
+      </w:r>
+      <w:proofErr w:type="spellStart"/>
+      <w:r>
+        <w:rPr>
+          <w:rFonts w:ascii="Times New Roman" w:eastAsia="Times New Roman" w:hAnsi="Times New Roman" w:cs="Times New Roman"/>
+          <w:sz w:val="28"/>
+          <w:szCs w:val="28"/>
+        </w:rPr>
+        <w:t>trú</w:t>
+      </w:r>
+      <w:proofErr w:type="spellEnd"/>
+      <w:r>
+        <w:rPr>
+          <w:rFonts w:ascii="Times New Roman" w:eastAsia="Times New Roman" w:hAnsi="Times New Roman" w:cs="Times New Roman"/>
+          <w:sz w:val="28"/>
+          <w:szCs w:val="28"/>
+        </w:rPr>
+        <w:t xml:space="preserve"> </w:t>
+      </w:r>
+      <w:proofErr w:type="spellStart"/>
+      <w:r>
+        <w:rPr>
+          <w:rFonts w:ascii="Times New Roman" w:eastAsia="Times New Roman" w:hAnsi="Times New Roman" w:cs="Times New Roman"/>
+          <w:sz w:val="28"/>
+          <w:szCs w:val="28"/>
+        </w:rPr>
+        <w:t>đối</w:t>
+      </w:r>
+      <w:proofErr w:type="spellEnd"/>
+      <w:r>
+        <w:rPr>
+          <w:rFonts w:ascii="Times New Roman" w:eastAsia="Times New Roman" w:hAnsi="Times New Roman" w:cs="Times New Roman"/>
+          <w:sz w:val="28"/>
+          <w:szCs w:val="28"/>
+        </w:rPr>
+        <w:t xml:space="preserve"> </w:t>
+      </w:r>
+      <w:proofErr w:type="spellStart"/>
+      <w:r>
+        <w:rPr>
+          <w:rFonts w:ascii="Times New Roman" w:eastAsia="Times New Roman" w:hAnsi="Times New Roman" w:cs="Times New Roman"/>
+          <w:sz w:val="28"/>
+          <w:szCs w:val="28"/>
+        </w:rPr>
+        <w:t>với</w:t>
+      </w:r>
+      <w:proofErr w:type="spellEnd"/>
+      <w:r>
+        <w:rPr>
+          <w:rFonts w:ascii="Times New Roman" w:eastAsia="Times New Roman" w:hAnsi="Times New Roman" w:cs="Times New Roman"/>
+          <w:sz w:val="28"/>
+          <w:szCs w:val="28"/>
+        </w:rPr>
+        <w:t xml:space="preserve"> </w:t>
+      </w:r>
+      <w:proofErr w:type="spellStart"/>
+      <w:r>
+        <w:rPr>
+          <w:rFonts w:ascii="Times New Roman" w:eastAsia="Times New Roman" w:hAnsi="Times New Roman" w:cs="Times New Roman"/>
+          <w:sz w:val="28"/>
+          <w:szCs w:val="28"/>
+        </w:rPr>
+        <w:t>đảng</w:t>
+      </w:r>
+      <w:proofErr w:type="spellEnd"/>
+      <w:r>
+        <w:rPr>
+          <w:rFonts w:ascii="Times New Roman" w:eastAsia="Times New Roman" w:hAnsi="Times New Roman" w:cs="Times New Roman"/>
+          <w:sz w:val="28"/>
+          <w:szCs w:val="28"/>
+        </w:rPr>
+        <w:t xml:space="preserve"> </w:t>
+      </w:r>
+      <w:proofErr w:type="spellStart"/>
+      <w:r>
+        <w:rPr>
+          <w:rFonts w:ascii="Times New Roman" w:eastAsia="Times New Roman" w:hAnsi="Times New Roman" w:cs="Times New Roman"/>
+          <w:sz w:val="28"/>
+          <w:szCs w:val="28"/>
+        </w:rPr>
+        <w:t>viên</w:t>
+      </w:r>
+      <w:proofErr w:type="spellEnd"/>
+      <w:r>
+        <w:rPr>
+          <w:rFonts w:ascii="Times New Roman" w:eastAsia="Times New Roman" w:hAnsi="Times New Roman" w:cs="Times New Roman"/>
+          <w:sz w:val="28"/>
+          <w:szCs w:val="28"/>
+        </w:rPr>
+        <w:t xml:space="preserve"> </w:t>
+      </w:r>
+      <w:proofErr w:type="spellStart"/>
+      <w:r>
+        <w:rPr>
+          <w:rFonts w:ascii="Times New Roman" w:eastAsia="Times New Roman" w:hAnsi="Times New Roman" w:cs="Times New Roman"/>
+          <w:sz w:val="28"/>
+          <w:szCs w:val="28"/>
+        </w:rPr>
+        <w:t>dự</w:t>
+      </w:r>
+      <w:proofErr w:type="spellEnd"/>
+      <w:r>
+        <w:rPr>
+          <w:rFonts w:ascii="Times New Roman" w:eastAsia="Times New Roman" w:hAnsi="Times New Roman" w:cs="Times New Roman"/>
+          <w:sz w:val="28"/>
+          <w:szCs w:val="28"/>
+        </w:rPr>
+        <w:t xml:space="preserve"> </w:t>
+      </w:r>
+      <w:proofErr w:type="spellStart"/>
+      <w:r>
+        <w:rPr>
+          <w:rFonts w:ascii="Times New Roman" w:eastAsia="Times New Roman" w:hAnsi="Times New Roman" w:cs="Times New Roman"/>
+          <w:sz w:val="28"/>
+          <w:szCs w:val="28"/>
+        </w:rPr>
+        <w:t>bị</w:t>
+      </w:r>
+      <w:proofErr w:type="spellEnd"/>
+      <w:r>
+        <w:rPr>
+          <w:rFonts w:ascii="Times New Roman" w:eastAsia="Times New Roman" w:hAnsi="Times New Roman" w:cs="Times New Roman"/>
+          <w:sz w:val="28"/>
+          <w:szCs w:val="28"/>
+        </w:rPr>
+        <w:t xml:space="preserve"> {DANG_VIEN} </w:t>
+      </w:r>
+      <w:proofErr w:type="spellStart"/>
+      <w:r>
+        <w:rPr>
+          <w:rFonts w:ascii="Times New Roman" w:eastAsia="Times New Roman" w:hAnsi="Times New Roman" w:cs="Times New Roman"/>
+          <w:sz w:val="28"/>
+          <w:szCs w:val="28"/>
+        </w:rPr>
+        <w:t>được</w:t>
+      </w:r>
+      <w:proofErr w:type="spellEnd"/>
+      <w:r>
+        <w:rPr>
+          <w:rFonts w:ascii="Times New Roman" w:eastAsia="Times New Roman" w:hAnsi="Times New Roman" w:cs="Times New Roman"/>
+          <w:sz w:val="28"/>
+          <w:szCs w:val="28"/>
+        </w:rPr>
+        <w:t xml:space="preserve"> </w:t>
+      </w:r>
+      <w:proofErr w:type="spellStart"/>
+      <w:r>
+        <w:rPr>
+          <w:rFonts w:ascii="Times New Roman" w:eastAsia="Times New Roman" w:hAnsi="Times New Roman" w:cs="Times New Roman"/>
+          <w:sz w:val="28"/>
+          <w:szCs w:val="28"/>
+        </w:rPr>
+        <w:t>kết</w:t>
+      </w:r>
+      <w:proofErr w:type="spellEnd"/>
+      <w:r>
+        <w:rPr>
+          <w:rFonts w:ascii="Times New Roman" w:eastAsia="Times New Roman" w:hAnsi="Times New Roman" w:cs="Times New Roman"/>
+          <w:sz w:val="28"/>
+          <w:szCs w:val="28"/>
+        </w:rPr>
+        <w:t xml:space="preserve"> </w:t>
+      </w:r>
+      <w:proofErr w:type="spellStart"/>
+      <w:r>
+        <w:rPr>
+          <w:rFonts w:ascii="Times New Roman" w:eastAsia="Times New Roman" w:hAnsi="Times New Roman" w:cs="Times New Roman"/>
+          <w:sz w:val="28"/>
+          <w:szCs w:val="28"/>
+        </w:rPr>
+        <w:t>nạp</w:t>
+      </w:r>
+      <w:proofErr w:type="spellEnd"/>
+      <w:r>
+        <w:rPr>
+          <w:rFonts w:ascii="Times New Roman" w:eastAsia="Times New Roman" w:hAnsi="Times New Roman" w:cs="Times New Roman"/>
+          <w:sz w:val="28"/>
+          <w:szCs w:val="28"/>
+        </w:rPr>
+        <w:t xml:space="preserve"> </w:t>
+      </w:r>
+      <w:proofErr w:type="spellStart"/>
+      <w:r>
+        <w:rPr>
+          <w:rFonts w:ascii="Times New Roman" w:eastAsia="Times New Roman" w:hAnsi="Times New Roman" w:cs="Times New Roman"/>
+          <w:sz w:val="28"/>
+          <w:szCs w:val="28"/>
+        </w:rPr>
+        <w:t>vào</w:t>
+      </w:r>
+      <w:proofErr w:type="spellEnd"/>
+      <w:r>
+        <w:rPr>
+          <w:rFonts w:ascii="Times New Roman" w:eastAsia="Times New Roman" w:hAnsi="Times New Roman" w:cs="Times New Roman"/>
+          <w:sz w:val="28"/>
+          <w:szCs w:val="28"/>
+        </w:rPr>
+        <w:t xml:space="preserve"> </w:t>
+      </w:r>
+      <w:proofErr w:type="spellStart"/>
+      <w:r>
+        <w:rPr>
+          <w:rFonts w:ascii="Times New Roman" w:eastAsia="Times New Roman" w:hAnsi="Times New Roman" w:cs="Times New Roman"/>
+          <w:sz w:val="28"/>
+          <w:szCs w:val="28"/>
+        </w:rPr>
+        <w:t>Đảng</w:t>
+      </w:r>
+      <w:proofErr w:type="spellEnd"/>
+      <w:r>
+        <w:rPr>
+          <w:rFonts w:ascii="Times New Roman" w:eastAsia="Times New Roman" w:hAnsi="Times New Roman" w:cs="Times New Roman"/>
+          <w:sz w:val="28"/>
+          <w:szCs w:val="28"/>
+        </w:rPr>
+        <w:t xml:space="preserve"> </w:t>
+      </w:r>
+      <w:proofErr w:type="spellStart"/>
+      <w:r>
+        <w:rPr>
+          <w:rFonts w:ascii="Times New Roman" w:eastAsia="Times New Roman" w:hAnsi="Times New Roman" w:cs="Times New Roman"/>
+          <w:sz w:val="28"/>
+          <w:szCs w:val="28"/>
+        </w:rPr>
+        <w:t>ngày</w:t>
+      </w:r>
+      <w:proofErr w:type="spellEnd"/>
+      <w:r>
+        <w:rPr>
+          <w:rFonts w:ascii="Times New Roman" w:eastAsia="Times New Roman" w:hAnsi="Times New Roman" w:cs="Times New Roman"/>
+          <w:sz w:val="28"/>
+          <w:szCs w:val="28"/>
+        </w:rPr>
+        <w:t xml:space="preserve"> {KN_NGAY} </w:t>
+      </w:r>
+      <w:proofErr w:type="spellStart"/>
+      <w:r>
+        <w:rPr>
+          <w:rFonts w:ascii="Times New Roman" w:eastAsia="Times New Roman" w:hAnsi="Times New Roman" w:cs="Times New Roman"/>
+          <w:sz w:val="28"/>
+          <w:szCs w:val="28"/>
+        </w:rPr>
+        <w:t>tháng</w:t>
+      </w:r>
+      <w:proofErr w:type="spellEnd"/>
+      <w:r>
+        <w:rPr>
+          <w:rFonts w:ascii="Times New Roman" w:eastAsia="Times New Roman" w:hAnsi="Times New Roman" w:cs="Times New Roman"/>
+          <w:sz w:val="28"/>
+          <w:szCs w:val="28"/>
+        </w:rPr>
+        <w:t xml:space="preserve"> {KN_THANG} </w:t>
+      </w:r>
+      <w:proofErr w:type="spellStart"/>
+      <w:r>
+        <w:rPr>
+          <w:rFonts w:ascii="Times New Roman" w:eastAsia="Times New Roman" w:hAnsi="Times New Roman" w:cs="Times New Roman"/>
+          <w:sz w:val="28"/>
+          <w:szCs w:val="28"/>
+        </w:rPr>
+        <w:t>năm</w:t>
+      </w:r>
+      <w:proofErr w:type="spellEnd"/>
+      <w:r>
+        <w:rPr>
+          <w:rFonts w:ascii="Times New Roman" w:eastAsia="Times New Roman" w:hAnsi="Times New Roman" w:cs="Times New Roman"/>
+          <w:sz w:val="28"/>
+          <w:szCs w:val="28"/>
+        </w:rPr>
+        <w:t xml:space="preserve"> {KN_NAM}.</w:t>
       </w:r>
     </w:p>
     <w:p>
@@ -317,13 +1609,527 @@
           <w:szCs w:val="28"/>
         </w:rPr>
       </w:pPr>
-      <w:r>
-        <w:rPr>
-          <w:rFonts w:ascii="Times New Roman" w:eastAsia="Times New Roman" w:hAnsi="Times New Roman" w:cs="Times New Roman"/>
-          <w:sz w:val="28"/>
-          <w:szCs w:val="28"/>
-        </w:rPr>
-        <w:t>Tên các đoàn thể chính trị - xã hội nơi đảng viên dự bị sinh hoạt: Chi đoàn {CD_TEN} có {CD_SL} đồng chí, Ban Chấp hành Đoàn Khoa {DK_TEN} trình có {DK_SL} đồng chí, tổng cộng {SH_SL} đồng chí.</w:t>
+      <w:proofErr w:type="spellStart"/>
+      <w:r>
+        <w:rPr>
+          <w:rFonts w:ascii="Times New Roman" w:eastAsia="Times New Roman" w:hAnsi="Times New Roman" w:cs="Times New Roman"/>
+          <w:sz w:val="28"/>
+          <w:szCs w:val="28"/>
+        </w:rPr>
+        <w:t>Tên</w:t>
+      </w:r>
+      <w:proofErr w:type="spellEnd"/>
+      <w:r>
+        <w:rPr>
+          <w:rFonts w:ascii="Times New Roman" w:eastAsia="Times New Roman" w:hAnsi="Times New Roman" w:cs="Times New Roman"/>
+          <w:sz w:val="28"/>
+          <w:szCs w:val="28"/>
+        </w:rPr>
+        <w:t xml:space="preserve"> </w:t>
+      </w:r>
+      <w:proofErr w:type="spellStart"/>
+      <w:r>
+        <w:rPr>
+          <w:rFonts w:ascii="Times New Roman" w:eastAsia="Times New Roman" w:hAnsi="Times New Roman" w:cs="Times New Roman"/>
+          <w:sz w:val="28"/>
+          <w:szCs w:val="28"/>
+        </w:rPr>
+        <w:t>các</w:t>
+      </w:r>
+      <w:proofErr w:type="spellEnd"/>
+      <w:r>
+        <w:rPr>
+          <w:rFonts w:ascii="Times New Roman" w:eastAsia="Times New Roman" w:hAnsi="Times New Roman" w:cs="Times New Roman"/>
+          <w:sz w:val="28"/>
+          <w:szCs w:val="28"/>
+        </w:rPr>
+        <w:t xml:space="preserve"> </w:t>
+      </w:r>
+      <w:proofErr w:type="spellStart"/>
+      <w:r>
+        <w:rPr>
+          <w:rFonts w:ascii="Times New Roman" w:eastAsia="Times New Roman" w:hAnsi="Times New Roman" w:cs="Times New Roman"/>
+          <w:sz w:val="28"/>
+          <w:szCs w:val="28"/>
+        </w:rPr>
+        <w:t>đoàn</w:t>
+      </w:r>
+      <w:proofErr w:type="spellEnd"/>
+      <w:r>
+        <w:rPr>
+          <w:rFonts w:ascii="Times New Roman" w:eastAsia="Times New Roman" w:hAnsi="Times New Roman" w:cs="Times New Roman"/>
+          <w:sz w:val="28"/>
+          <w:szCs w:val="28"/>
+        </w:rPr>
+        <w:t xml:space="preserve"> </w:t>
+      </w:r>
+      <w:proofErr w:type="spellStart"/>
+      <w:r>
+        <w:rPr>
+          <w:rFonts w:ascii="Times New Roman" w:eastAsia="Times New Roman" w:hAnsi="Times New Roman" w:cs="Times New Roman"/>
+          <w:sz w:val="28"/>
+          <w:szCs w:val="28"/>
+        </w:rPr>
+        <w:t>thể</w:t>
+      </w:r>
+      <w:proofErr w:type="spellEnd"/>
+      <w:r>
+        <w:rPr>
+          <w:rFonts w:ascii="Times New Roman" w:eastAsia="Times New Roman" w:hAnsi="Times New Roman" w:cs="Times New Roman"/>
+          <w:sz w:val="28"/>
+          <w:szCs w:val="28"/>
+        </w:rPr>
+        <w:t xml:space="preserve"> </w:t>
+      </w:r>
+      <w:proofErr w:type="spellStart"/>
+      <w:r>
+        <w:rPr>
+          <w:rFonts w:ascii="Times New Roman" w:eastAsia="Times New Roman" w:hAnsi="Times New Roman" w:cs="Times New Roman"/>
+          <w:sz w:val="28"/>
+          <w:szCs w:val="28"/>
+        </w:rPr>
+        <w:t>chính</w:t>
+      </w:r>
+      <w:proofErr w:type="spellEnd"/>
+      <w:r>
+        <w:rPr>
+          <w:rFonts w:ascii="Times New Roman" w:eastAsia="Times New Roman" w:hAnsi="Times New Roman" w:cs="Times New Roman"/>
+          <w:sz w:val="28"/>
+          <w:szCs w:val="28"/>
+        </w:rPr>
+        <w:t xml:space="preserve"> </w:t>
+      </w:r>
+      <w:proofErr w:type="spellStart"/>
+      <w:r>
+        <w:rPr>
+          <w:rFonts w:ascii="Times New Roman" w:eastAsia="Times New Roman" w:hAnsi="Times New Roman" w:cs="Times New Roman"/>
+          <w:sz w:val="28"/>
+          <w:szCs w:val="28"/>
+        </w:rPr>
+        <w:t>trị</w:t>
+      </w:r>
+      <w:proofErr w:type="spellEnd"/>
+      <w:r>
+        <w:rPr>
+          <w:rFonts w:ascii="Times New Roman" w:eastAsia="Times New Roman" w:hAnsi="Times New Roman" w:cs="Times New Roman"/>
+          <w:sz w:val="28"/>
+          <w:szCs w:val="28"/>
+        </w:rPr>
+        <w:t xml:space="preserve"> - </w:t>
+      </w:r>
+      <w:proofErr w:type="spellStart"/>
+      <w:r>
+        <w:rPr>
+          <w:rFonts w:ascii="Times New Roman" w:eastAsia="Times New Roman" w:hAnsi="Times New Roman" w:cs="Times New Roman"/>
+          <w:sz w:val="28"/>
+          <w:szCs w:val="28"/>
+        </w:rPr>
+        <w:t>xã</w:t>
+      </w:r>
+      <w:proofErr w:type="spellEnd"/>
+      <w:r>
+        <w:rPr>
+          <w:rFonts w:ascii="Times New Roman" w:eastAsia="Times New Roman" w:hAnsi="Times New Roman" w:cs="Times New Roman"/>
+          <w:sz w:val="28"/>
+          <w:szCs w:val="28"/>
+        </w:rPr>
+        <w:t xml:space="preserve"> </w:t>
+      </w:r>
+      <w:proofErr w:type="spellStart"/>
+      <w:r>
+        <w:rPr>
+          <w:rFonts w:ascii="Times New Roman" w:eastAsia="Times New Roman" w:hAnsi="Times New Roman" w:cs="Times New Roman"/>
+          <w:sz w:val="28"/>
+          <w:szCs w:val="28"/>
+        </w:rPr>
+        <w:t>hội</w:t>
+      </w:r>
+      <w:proofErr w:type="spellEnd"/>
+      <w:r>
+        <w:rPr>
+          <w:rFonts w:ascii="Times New Roman" w:eastAsia="Times New Roman" w:hAnsi="Times New Roman" w:cs="Times New Roman"/>
+          <w:sz w:val="28"/>
+          <w:szCs w:val="28"/>
+        </w:rPr>
+        <w:t xml:space="preserve"> </w:t>
+      </w:r>
+      <w:proofErr w:type="spellStart"/>
+      <w:r>
+        <w:rPr>
+          <w:rFonts w:ascii="Times New Roman" w:eastAsia="Times New Roman" w:hAnsi="Times New Roman" w:cs="Times New Roman"/>
+          <w:sz w:val="28"/>
+          <w:szCs w:val="28"/>
+        </w:rPr>
+        <w:t>nơi</w:t>
+      </w:r>
+      <w:proofErr w:type="spellEnd"/>
+      <w:r>
+        <w:rPr>
+          <w:rFonts w:ascii="Times New Roman" w:eastAsia="Times New Roman" w:hAnsi="Times New Roman" w:cs="Times New Roman"/>
+          <w:sz w:val="28"/>
+          <w:szCs w:val="28"/>
+        </w:rPr>
+        <w:t xml:space="preserve"> </w:t>
+      </w:r>
+      <w:proofErr w:type="spellStart"/>
+      <w:r>
+        <w:rPr>
+          <w:rFonts w:ascii="Times New Roman" w:eastAsia="Times New Roman" w:hAnsi="Times New Roman" w:cs="Times New Roman"/>
+          <w:sz w:val="28"/>
+          <w:szCs w:val="28"/>
+        </w:rPr>
+        <w:t>đảng</w:t>
+      </w:r>
+      <w:proofErr w:type="spellEnd"/>
+      <w:r>
+        <w:rPr>
+          <w:rFonts w:ascii="Times New Roman" w:eastAsia="Times New Roman" w:hAnsi="Times New Roman" w:cs="Times New Roman"/>
+          <w:sz w:val="28"/>
+          <w:szCs w:val="28"/>
+        </w:rPr>
+        <w:t xml:space="preserve"> </w:t>
+      </w:r>
+      <w:proofErr w:type="spellStart"/>
+      <w:r>
+        <w:rPr>
+          <w:rFonts w:ascii="Times New Roman" w:eastAsia="Times New Roman" w:hAnsi="Times New Roman" w:cs="Times New Roman"/>
+          <w:sz w:val="28"/>
+          <w:szCs w:val="28"/>
+        </w:rPr>
+        <w:t>viên</w:t>
+      </w:r>
+      <w:proofErr w:type="spellEnd"/>
+      <w:r>
+        <w:rPr>
+          <w:rFonts w:ascii="Times New Roman" w:eastAsia="Times New Roman" w:hAnsi="Times New Roman" w:cs="Times New Roman"/>
+          <w:sz w:val="28"/>
+          <w:szCs w:val="28"/>
+        </w:rPr>
+        <w:t xml:space="preserve"> </w:t>
+      </w:r>
+      <w:proofErr w:type="spellStart"/>
+      <w:r>
+        <w:rPr>
+          <w:rFonts w:ascii="Times New Roman" w:eastAsia="Times New Roman" w:hAnsi="Times New Roman" w:cs="Times New Roman"/>
+          <w:sz w:val="28"/>
+          <w:szCs w:val="28"/>
+        </w:rPr>
+        <w:t>dự</w:t>
+      </w:r>
+      <w:proofErr w:type="spellEnd"/>
+      <w:r>
+        <w:rPr>
+          <w:rFonts w:ascii="Times New Roman" w:eastAsia="Times New Roman" w:hAnsi="Times New Roman" w:cs="Times New Roman"/>
+          <w:sz w:val="28"/>
+          <w:szCs w:val="28"/>
+        </w:rPr>
+        <w:t xml:space="preserve"> </w:t>
+      </w:r>
+      <w:proofErr w:type="spellStart"/>
+      <w:r>
+        <w:rPr>
+          <w:rFonts w:ascii="Times New Roman" w:eastAsia="Times New Roman" w:hAnsi="Times New Roman" w:cs="Times New Roman"/>
+          <w:sz w:val="28"/>
+          <w:szCs w:val="28"/>
+        </w:rPr>
+        <w:t>bị</w:t>
+      </w:r>
+      <w:proofErr w:type="spellEnd"/>
+      <w:r>
+        <w:rPr>
+          <w:rFonts w:ascii="Times New Roman" w:eastAsia="Times New Roman" w:hAnsi="Times New Roman" w:cs="Times New Roman"/>
+          <w:sz w:val="28"/>
+          <w:szCs w:val="28"/>
+        </w:rPr>
+        <w:t xml:space="preserve"> </w:t>
+      </w:r>
+      <w:proofErr w:type="spellStart"/>
+      <w:r>
+        <w:rPr>
+          <w:rFonts w:ascii="Times New Roman" w:eastAsia="Times New Roman" w:hAnsi="Times New Roman" w:cs="Times New Roman"/>
+          <w:sz w:val="28"/>
+          <w:szCs w:val="28"/>
+        </w:rPr>
+        <w:t>sinh</w:t>
+      </w:r>
+      <w:proofErr w:type="spellEnd"/>
+      <w:r>
+        <w:rPr>
+          <w:rFonts w:ascii="Times New Roman" w:eastAsia="Times New Roman" w:hAnsi="Times New Roman" w:cs="Times New Roman"/>
+          <w:sz w:val="28"/>
+          <w:szCs w:val="28"/>
+        </w:rPr>
+        <w:t xml:space="preserve"> </w:t>
+      </w:r>
+      <w:proofErr w:type="spellStart"/>
+      <w:r>
+        <w:rPr>
+          <w:rFonts w:ascii="Times New Roman" w:eastAsia="Times New Roman" w:hAnsi="Times New Roman" w:cs="Times New Roman"/>
+          <w:sz w:val="28"/>
+          <w:szCs w:val="28"/>
+        </w:rPr>
+        <w:t>hoạt</w:t>
+      </w:r>
+      <w:proofErr w:type="spellEnd"/>
+      <w:r>
+        <w:rPr>
+          <w:rFonts w:ascii="Times New Roman" w:eastAsia="Times New Roman" w:hAnsi="Times New Roman" w:cs="Times New Roman"/>
+          <w:sz w:val="28"/>
+          <w:szCs w:val="28"/>
+        </w:rPr>
+        <w:t xml:space="preserve">: Chi </w:t>
+      </w:r>
+      <w:proofErr w:type="spellStart"/>
+      <w:r>
+        <w:rPr>
+          <w:rFonts w:ascii="Times New Roman" w:eastAsia="Times New Roman" w:hAnsi="Times New Roman" w:cs="Times New Roman"/>
+          <w:sz w:val="28"/>
+          <w:szCs w:val="28"/>
+        </w:rPr>
+        <w:t>đoàn</w:t>
+      </w:r>
+      <w:proofErr w:type="spellEnd"/>
+      <w:r>
+        <w:rPr>
+          <w:rFonts w:ascii="Times New Roman" w:eastAsia="Times New Roman" w:hAnsi="Times New Roman" w:cs="Times New Roman"/>
+          <w:sz w:val="28"/>
+          <w:szCs w:val="28"/>
+        </w:rPr>
+        <w:t xml:space="preserve"> {CD_TEN} </w:t>
+      </w:r>
+      <w:proofErr w:type="spellStart"/>
+      <w:r>
+        <w:rPr>
+          <w:rFonts w:ascii="Times New Roman" w:eastAsia="Times New Roman" w:hAnsi="Times New Roman" w:cs="Times New Roman"/>
+          <w:sz w:val="28"/>
+          <w:szCs w:val="28"/>
+        </w:rPr>
+        <w:t>có</w:t>
+      </w:r>
+      <w:proofErr w:type="spellEnd"/>
+      <w:r>
+        <w:rPr>
+          <w:rFonts w:ascii="Times New Roman" w:eastAsia="Times New Roman" w:hAnsi="Times New Roman" w:cs="Times New Roman"/>
+          <w:sz w:val="28"/>
+          <w:szCs w:val="28"/>
+        </w:rPr>
+        <w:t xml:space="preserve"> {CD_SL} </w:t>
+      </w:r>
+      <w:proofErr w:type="spellStart"/>
+      <w:r>
+        <w:rPr>
+          <w:rFonts w:ascii="Times New Roman" w:eastAsia="Times New Roman" w:hAnsi="Times New Roman" w:cs="Times New Roman"/>
+          <w:sz w:val="28"/>
+          <w:szCs w:val="28"/>
+        </w:rPr>
+        <w:t>đồng</w:t>
+      </w:r>
+      <w:proofErr w:type="spellEnd"/>
+      <w:r>
+        <w:rPr>
+          <w:rFonts w:ascii="Times New Roman" w:eastAsia="Times New Roman" w:hAnsi="Times New Roman" w:cs="Times New Roman"/>
+          <w:sz w:val="28"/>
+          <w:szCs w:val="28"/>
+        </w:rPr>
+        <w:t xml:space="preserve"> </w:t>
+      </w:r>
+      <w:proofErr w:type="spellStart"/>
+      <w:r>
+        <w:rPr>
+          <w:rFonts w:ascii="Times New Roman" w:eastAsia="Times New Roman" w:hAnsi="Times New Roman" w:cs="Times New Roman"/>
+          <w:sz w:val="28"/>
+          <w:szCs w:val="28"/>
+        </w:rPr>
+        <w:t>chí</w:t>
+      </w:r>
+      <w:proofErr w:type="spellEnd"/>
+      <w:r>
+        <w:rPr>
+          <w:rFonts w:ascii="Times New Roman" w:eastAsia="Times New Roman" w:hAnsi="Times New Roman" w:cs="Times New Roman"/>
+          <w:sz w:val="28"/>
+          <w:szCs w:val="28"/>
+        </w:rPr>
+        <w:t xml:space="preserve">, Ban </w:t>
+      </w:r>
+      <w:proofErr w:type="spellStart"/>
+      <w:r>
+        <w:rPr>
+          <w:rFonts w:ascii="Times New Roman" w:eastAsia="Times New Roman" w:hAnsi="Times New Roman" w:cs="Times New Roman"/>
+          <w:sz w:val="28"/>
+          <w:szCs w:val="28"/>
+        </w:rPr>
+        <w:t>Chấp</w:t>
+      </w:r>
+      <w:proofErr w:type="spellEnd"/>
+      <w:r>
+        <w:rPr>
+          <w:rFonts w:ascii="Times New Roman" w:eastAsia="Times New Roman" w:hAnsi="Times New Roman" w:cs="Times New Roman"/>
+          <w:sz w:val="28"/>
+          <w:szCs w:val="28"/>
+        </w:rPr>
+        <w:t xml:space="preserve"> </w:t>
+      </w:r>
+      <w:proofErr w:type="spellStart"/>
+      <w:r>
+        <w:rPr>
+          <w:rFonts w:ascii="Times New Roman" w:eastAsia="Times New Roman" w:hAnsi="Times New Roman" w:cs="Times New Roman"/>
+          <w:sz w:val="28"/>
+          <w:szCs w:val="28"/>
+        </w:rPr>
+        <w:t>hành</w:t>
+      </w:r>
+      <w:proofErr w:type="spellEnd"/>
+      <w:r>
+        <w:rPr>
+          <w:rFonts w:ascii="Times New Roman" w:eastAsia="Times New Roman" w:hAnsi="Times New Roman" w:cs="Times New Roman"/>
+          <w:sz w:val="28"/>
+          <w:szCs w:val="28"/>
+        </w:rPr>
+        <w:t xml:space="preserve"> Đoàn Khoa {DK_TEN} </w:t>
+      </w:r>
+      <w:proofErr w:type="spellStart"/>
+      <w:r>
+        <w:rPr>
+          <w:rFonts w:ascii="Times New Roman" w:eastAsia="Times New Roman" w:hAnsi="Times New Roman" w:cs="Times New Roman"/>
+          <w:sz w:val="28"/>
+          <w:szCs w:val="28"/>
+        </w:rPr>
+        <w:t>trình</w:t>
+      </w:r>
+      <w:proofErr w:type="spellEnd"/>
+      <w:r>
+        <w:rPr>
+          <w:rFonts w:ascii="Times New Roman" w:eastAsia="Times New Roman" w:hAnsi="Times New Roman" w:cs="Times New Roman"/>
+          <w:sz w:val="28"/>
+          <w:szCs w:val="28"/>
+        </w:rPr>
+        <w:t xml:space="preserve"> </w:t>
+      </w:r>
+      <w:proofErr w:type="spellStart"/>
+      <w:r>
+        <w:rPr>
+          <w:rFonts w:ascii="Times New Roman" w:eastAsia="Times New Roman" w:hAnsi="Times New Roman" w:cs="Times New Roman"/>
+          <w:sz w:val="28"/>
+          <w:szCs w:val="28"/>
+        </w:rPr>
+        <w:t>có</w:t>
+      </w:r>
+      <w:proofErr w:type="spellEnd"/>
+      <w:r>
+        <w:rPr>
+          <w:rFonts w:ascii="Times New Roman" w:eastAsia="Times New Roman" w:hAnsi="Times New Roman" w:cs="Times New Roman"/>
+          <w:sz w:val="28"/>
+          <w:szCs w:val="28"/>
+        </w:rPr>
+        <w:t xml:space="preserve"> {DK_SL} </w:t>
+      </w:r>
+      <w:proofErr w:type="spellStart"/>
+      <w:r>
+        <w:rPr>
+          <w:rFonts w:ascii="Times New Roman" w:eastAsia="Times New Roman" w:hAnsi="Times New Roman" w:cs="Times New Roman"/>
+          <w:sz w:val="28"/>
+          <w:szCs w:val="28"/>
+        </w:rPr>
+        <w:t>đồng</w:t>
+      </w:r>
+      <w:proofErr w:type="spellEnd"/>
+      <w:r>
+        <w:rPr>
+          <w:rFonts w:ascii="Times New Roman" w:eastAsia="Times New Roman" w:hAnsi="Times New Roman" w:cs="Times New Roman"/>
+          <w:sz w:val="28"/>
+          <w:szCs w:val="28"/>
+        </w:rPr>
+        <w:t xml:space="preserve"> </w:t>
+      </w:r>
+      <w:proofErr w:type="spellStart"/>
+      <w:r>
+        <w:rPr>
+          <w:rFonts w:ascii="Times New Roman" w:eastAsia="Times New Roman" w:hAnsi="Times New Roman" w:cs="Times New Roman"/>
+          <w:sz w:val="28"/>
+          <w:szCs w:val="28"/>
+        </w:rPr>
+        <w:t>chí</w:t>
+      </w:r>
+      <w:proofErr w:type="spellEnd"/>
+      <w:r>
+        <w:rPr>
+          <w:rFonts w:ascii="Times New Roman" w:eastAsia="Times New Roman" w:hAnsi="Times New Roman" w:cs="Times New Roman"/>
+          <w:sz w:val="28"/>
+          <w:szCs w:val="28"/>
+        </w:rPr>
+        <w:t xml:space="preserve">, </w:t>
+      </w:r>
+      <w:proofErr w:type="spellStart"/>
+      <w:r>
+        <w:rPr>
+          <w:rFonts w:ascii="Times New Roman" w:eastAsia="Times New Roman" w:hAnsi="Times New Roman" w:cs="Times New Roman"/>
+          <w:sz w:val="28"/>
+          <w:szCs w:val="28"/>
+        </w:rPr>
+        <w:t>tổng</w:t>
+      </w:r>
+      <w:proofErr w:type="spellEnd"/>
+      <w:r>
+        <w:rPr>
+          <w:rFonts w:ascii="Times New Roman" w:eastAsia="Times New Roman" w:hAnsi="Times New Roman" w:cs="Times New Roman"/>
+          <w:sz w:val="28"/>
+          <w:szCs w:val="28"/>
+        </w:rPr>
+        <w:t xml:space="preserve"> </w:t>
+      </w:r>
+      <w:proofErr w:type="spellStart"/>
+      <w:r>
+        <w:rPr>
+          <w:rFonts w:ascii="Times New Roman" w:eastAsia="Times New Roman" w:hAnsi="Times New Roman" w:cs="Times New Roman"/>
+          <w:sz w:val="28"/>
+          <w:szCs w:val="28"/>
+        </w:rPr>
+        <w:t>cộng</w:t>
+      </w:r>
+      <w:proofErr w:type="spellEnd"/>
+      <w:r>
+        <w:rPr>
+          <w:rFonts w:ascii="Times New Roman" w:eastAsia="Times New Roman" w:hAnsi="Times New Roman" w:cs="Times New Roman"/>
+          <w:sz w:val="28"/>
+          <w:szCs w:val="28"/>
+        </w:rPr>
+        <w:t xml:space="preserve"> {SH_SL} </w:t>
+      </w:r>
+      <w:proofErr w:type="spellStart"/>
+      <w:r>
+        <w:rPr>
+          <w:rFonts w:ascii="Times New Roman" w:eastAsia="Times New Roman" w:hAnsi="Times New Roman" w:cs="Times New Roman"/>
+          <w:sz w:val="28"/>
+          <w:szCs w:val="28"/>
+        </w:rPr>
+        <w:t>đồng</w:t>
+      </w:r>
+      <w:proofErr w:type="spellEnd"/>
+      <w:r>
+        <w:rPr>
+          <w:rFonts w:ascii="Times New Roman" w:eastAsia="Times New Roman" w:hAnsi="Times New Roman" w:cs="Times New Roman"/>
+          <w:sz w:val="28"/>
+          <w:szCs w:val="28"/>
+        </w:rPr>
+        <w:t xml:space="preserve"> </w:t>
+      </w:r>
+      <w:proofErr w:type="spellStart"/>
+      <w:r>
+        <w:rPr>
+          <w:rFonts w:ascii="Times New Roman" w:eastAsia="Times New Roman" w:hAnsi="Times New Roman" w:cs="Times New Roman"/>
+          <w:sz w:val="28"/>
+          <w:szCs w:val="28"/>
+        </w:rPr>
+        <w:t>chí</w:t>
+      </w:r>
+      <w:proofErr w:type="spellEnd"/>
+      <w:r>
+        <w:rPr>
+          <w:rFonts w:ascii="Times New Roman" w:eastAsia="Times New Roman" w:hAnsi="Times New Roman" w:cs="Times New Roman"/>
+          <w:sz w:val="28"/>
+          <w:szCs w:val="28"/>
+        </w:rPr>
+        <w:t>.</w:t>
       </w:r>
     </w:p>
     <w:p>
@@ -337,13 +2143,257 @@
           <w:szCs w:val="28"/>
         </w:rPr>
       </w:pPr>
-      <w:r>
-        <w:rPr>
-          <w:rFonts w:ascii="Times New Roman" w:eastAsia="Times New Roman" w:hAnsi="Times New Roman" w:cs="Times New Roman"/>
-          <w:sz w:val="28"/>
-          <w:szCs w:val="28"/>
-        </w:rPr>
-        <w:t>Đại diện quản lý nơi cư trú: Giám đốc Ký túc xá Trường Đại học Tôn Đức Thắng</w:t>
+      <w:proofErr w:type="spellStart"/>
+      <w:r>
+        <w:rPr>
+          <w:rFonts w:ascii="Times New Roman" w:eastAsia="Times New Roman" w:hAnsi="Times New Roman" w:cs="Times New Roman"/>
+          <w:sz w:val="28"/>
+          <w:szCs w:val="28"/>
+        </w:rPr>
+        <w:t>Đại</w:t>
+      </w:r>
+      <w:proofErr w:type="spellEnd"/>
+      <w:r>
+        <w:rPr>
+          <w:rFonts w:ascii="Times New Roman" w:eastAsia="Times New Roman" w:hAnsi="Times New Roman" w:cs="Times New Roman"/>
+          <w:sz w:val="28"/>
+          <w:szCs w:val="28"/>
+        </w:rPr>
+        <w:t xml:space="preserve"> </w:t>
+      </w:r>
+      <w:proofErr w:type="spellStart"/>
+      <w:r>
+        <w:rPr>
+          <w:rFonts w:ascii="Times New Roman" w:eastAsia="Times New Roman" w:hAnsi="Times New Roman" w:cs="Times New Roman"/>
+          <w:sz w:val="28"/>
+          <w:szCs w:val="28"/>
+        </w:rPr>
+        <w:t>diện</w:t>
+      </w:r>
+      <w:proofErr w:type="spellEnd"/>
+      <w:r>
+        <w:rPr>
+          <w:rFonts w:ascii="Times New Roman" w:eastAsia="Times New Roman" w:hAnsi="Times New Roman" w:cs="Times New Roman"/>
+          <w:sz w:val="28"/>
+          <w:szCs w:val="28"/>
+        </w:rPr>
+        <w:t xml:space="preserve"> </w:t>
+      </w:r>
+      <w:proofErr w:type="spellStart"/>
+      <w:r>
+        <w:rPr>
+          <w:rFonts w:ascii="Times New Roman" w:eastAsia="Times New Roman" w:hAnsi="Times New Roman" w:cs="Times New Roman"/>
+          <w:sz w:val="28"/>
+          <w:szCs w:val="28"/>
+        </w:rPr>
+        <w:t>quản</w:t>
+      </w:r>
+      <w:proofErr w:type="spellEnd"/>
+      <w:r>
+        <w:rPr>
+          <w:rFonts w:ascii="Times New Roman" w:eastAsia="Times New Roman" w:hAnsi="Times New Roman" w:cs="Times New Roman"/>
+          <w:sz w:val="28"/>
+          <w:szCs w:val="28"/>
+        </w:rPr>
+        <w:t xml:space="preserve"> </w:t>
+      </w:r>
+      <w:proofErr w:type="spellStart"/>
+      <w:r>
+        <w:rPr>
+          <w:rFonts w:ascii="Times New Roman" w:eastAsia="Times New Roman" w:hAnsi="Times New Roman" w:cs="Times New Roman"/>
+          <w:sz w:val="28"/>
+          <w:szCs w:val="28"/>
+        </w:rPr>
+        <w:t>lý</w:t>
+      </w:r>
+      <w:proofErr w:type="spellEnd"/>
+      <w:r>
+        <w:rPr>
+          <w:rFonts w:ascii="Times New Roman" w:eastAsia="Times New Roman" w:hAnsi="Times New Roman" w:cs="Times New Roman"/>
+          <w:sz w:val="28"/>
+          <w:szCs w:val="28"/>
+        </w:rPr>
+        <w:t xml:space="preserve"> </w:t>
+      </w:r>
+      <w:proofErr w:type="spellStart"/>
+      <w:r>
+        <w:rPr>
+          <w:rFonts w:ascii="Times New Roman" w:eastAsia="Times New Roman" w:hAnsi="Times New Roman" w:cs="Times New Roman"/>
+          <w:sz w:val="28"/>
+          <w:szCs w:val="28"/>
+        </w:rPr>
+        <w:t>nơi</w:t>
+      </w:r>
+      <w:proofErr w:type="spellEnd"/>
+      <w:r>
+        <w:rPr>
+          <w:rFonts w:ascii="Times New Roman" w:eastAsia="Times New Roman" w:hAnsi="Times New Roman" w:cs="Times New Roman"/>
+          <w:sz w:val="28"/>
+          <w:szCs w:val="28"/>
+        </w:rPr>
+        <w:t xml:space="preserve"> </w:t>
+      </w:r>
+      <w:proofErr w:type="spellStart"/>
+      <w:r>
+        <w:rPr>
+          <w:rFonts w:ascii="Times New Roman" w:eastAsia="Times New Roman" w:hAnsi="Times New Roman" w:cs="Times New Roman"/>
+          <w:sz w:val="28"/>
+          <w:szCs w:val="28"/>
+        </w:rPr>
+        <w:t>cư</w:t>
+      </w:r>
+      <w:proofErr w:type="spellEnd"/>
+      <w:r>
+        <w:rPr>
+          <w:rFonts w:ascii="Times New Roman" w:eastAsia="Times New Roman" w:hAnsi="Times New Roman" w:cs="Times New Roman"/>
+          <w:sz w:val="28"/>
+          <w:szCs w:val="28"/>
+        </w:rPr>
+        <w:t xml:space="preserve"> </w:t>
+      </w:r>
+      <w:proofErr w:type="spellStart"/>
+      <w:r>
+        <w:rPr>
+          <w:rFonts w:ascii="Times New Roman" w:eastAsia="Times New Roman" w:hAnsi="Times New Roman" w:cs="Times New Roman"/>
+          <w:sz w:val="28"/>
+          <w:szCs w:val="28"/>
+        </w:rPr>
+        <w:t>trú</w:t>
+      </w:r>
+      <w:proofErr w:type="spellEnd"/>
+      <w:r>
+        <w:rPr>
+          <w:rFonts w:ascii="Times New Roman" w:eastAsia="Times New Roman" w:hAnsi="Times New Roman" w:cs="Times New Roman"/>
+          <w:sz w:val="28"/>
+          <w:szCs w:val="28"/>
+        </w:rPr>
+        <w:t xml:space="preserve">: </w:t>
+      </w:r>
+      <w:proofErr w:type="spellStart"/>
+      <w:r>
+        <w:rPr>
+          <w:rFonts w:ascii="Times New Roman" w:eastAsia="Times New Roman" w:hAnsi="Times New Roman" w:cs="Times New Roman"/>
+          <w:sz w:val="28"/>
+          <w:szCs w:val="28"/>
+        </w:rPr>
+        <w:t>Giám</w:t>
+      </w:r>
+      <w:proofErr w:type="spellEnd"/>
+      <w:r>
+        <w:rPr>
+          <w:rFonts w:ascii="Times New Roman" w:eastAsia="Times New Roman" w:hAnsi="Times New Roman" w:cs="Times New Roman"/>
+          <w:sz w:val="28"/>
+          <w:szCs w:val="28"/>
+        </w:rPr>
+        <w:t xml:space="preserve"> </w:t>
+      </w:r>
+      <w:proofErr w:type="spellStart"/>
+      <w:r>
+        <w:rPr>
+          <w:rFonts w:ascii="Times New Roman" w:eastAsia="Times New Roman" w:hAnsi="Times New Roman" w:cs="Times New Roman"/>
+          <w:sz w:val="28"/>
+          <w:szCs w:val="28"/>
+        </w:rPr>
+        <w:t>đốc</w:t>
+      </w:r>
+      <w:proofErr w:type="spellEnd"/>
+      <w:r>
+        <w:rPr>
+          <w:rFonts w:ascii="Times New Roman" w:eastAsia="Times New Roman" w:hAnsi="Times New Roman" w:cs="Times New Roman"/>
+          <w:sz w:val="28"/>
+          <w:szCs w:val="28"/>
+        </w:rPr>
+        <w:t xml:space="preserve"> </w:t>
+      </w:r>
+      <w:proofErr w:type="spellStart"/>
+      <w:r>
+        <w:rPr>
+          <w:rFonts w:ascii="Times New Roman" w:eastAsia="Times New Roman" w:hAnsi="Times New Roman" w:cs="Times New Roman"/>
+          <w:sz w:val="28"/>
+          <w:szCs w:val="28"/>
+        </w:rPr>
+        <w:t>Ký</w:t>
+      </w:r>
+      <w:proofErr w:type="spellEnd"/>
+      <w:r>
+        <w:rPr>
+          <w:rFonts w:ascii="Times New Roman" w:eastAsia="Times New Roman" w:hAnsi="Times New Roman" w:cs="Times New Roman"/>
+          <w:sz w:val="28"/>
+          <w:szCs w:val="28"/>
+        </w:rPr>
+        <w:t xml:space="preserve"> </w:t>
+      </w:r>
+      <w:proofErr w:type="spellStart"/>
+      <w:r>
+        <w:rPr>
+          <w:rFonts w:ascii="Times New Roman" w:eastAsia="Times New Roman" w:hAnsi="Times New Roman" w:cs="Times New Roman"/>
+          <w:sz w:val="28"/>
+          <w:szCs w:val="28"/>
+        </w:rPr>
+        <w:t>túc</w:t>
+      </w:r>
+      <w:proofErr w:type="spellEnd"/>
+      <w:r>
+        <w:rPr>
+          <w:rFonts w:ascii="Times New Roman" w:eastAsia="Times New Roman" w:hAnsi="Times New Roman" w:cs="Times New Roman"/>
+          <w:sz w:val="28"/>
+          <w:szCs w:val="28"/>
+        </w:rPr>
+        <w:t xml:space="preserve"> </w:t>
+      </w:r>
+      <w:proofErr w:type="spellStart"/>
+      <w:r>
+        <w:rPr>
+          <w:rFonts w:ascii="Times New Roman" w:eastAsia="Times New Roman" w:hAnsi="Times New Roman" w:cs="Times New Roman"/>
+          <w:sz w:val="28"/>
+          <w:szCs w:val="28"/>
+        </w:rPr>
+        <w:t>xá</w:t>
+      </w:r>
+      <w:proofErr w:type="spellEnd"/>
+      <w:r>
+        <w:rPr>
+          <w:rFonts w:ascii="Times New Roman" w:eastAsia="Times New Roman" w:hAnsi="Times New Roman" w:cs="Times New Roman"/>
+          <w:sz w:val="28"/>
+          <w:szCs w:val="28"/>
+        </w:rPr>
+        <w:t xml:space="preserve"> Trường </w:t>
+      </w:r>
+      <w:proofErr w:type="spellStart"/>
+      <w:r>
+        <w:rPr>
+          <w:rFonts w:ascii="Times New Roman" w:eastAsia="Times New Roman" w:hAnsi="Times New Roman" w:cs="Times New Roman"/>
+          <w:sz w:val="28"/>
+          <w:szCs w:val="28"/>
+        </w:rPr>
+        <w:t>Đại</w:t>
+      </w:r>
+      <w:proofErr w:type="spellEnd"/>
+      <w:r>
+        <w:rPr>
+          <w:rFonts w:ascii="Times New Roman" w:eastAsia="Times New Roman" w:hAnsi="Times New Roman" w:cs="Times New Roman"/>
+          <w:sz w:val="28"/>
+          <w:szCs w:val="28"/>
+        </w:rPr>
+        <w:t xml:space="preserve"> </w:t>
+      </w:r>
+      <w:proofErr w:type="spellStart"/>
+      <w:r>
+        <w:rPr>
+          <w:rFonts w:ascii="Times New Roman" w:eastAsia="Times New Roman" w:hAnsi="Times New Roman" w:cs="Times New Roman"/>
+          <w:sz w:val="28"/>
+          <w:szCs w:val="28"/>
+        </w:rPr>
+        <w:t>học</w:t>
+      </w:r>
+      <w:proofErr w:type="spellEnd"/>
+      <w:r>
+        <w:rPr>
+          <w:rFonts w:ascii="Times New Roman" w:eastAsia="Times New Roman" w:hAnsi="Times New Roman" w:cs="Times New Roman"/>
+          <w:sz w:val="28"/>
+          <w:szCs w:val="28"/>
+        </w:rPr>
+        <w:t xml:space="preserve"> Tôn Đức Thắng</w:t>
       </w:r>
       <w:r>
         <w:rPr>
@@ -371,23 +2421,187 @@
           <w:sz w:val="28"/>
           <w:szCs w:val="28"/>
         </w:rPr>
-        <w:t>Chi ủy</w:t>
-      </w:r>
-      <w:r>
-        <w:rPr>
-          <w:rFonts w:ascii="Times New Roman" w:eastAsia="Times New Roman" w:hAnsi="Times New Roman" w:cs="Times New Roman"/>
-          <w:sz w:val="28"/>
-          <w:szCs w:val="28"/>
-        </w:rPr>
-        <w:t xml:space="preserve"> </w:t>
-      </w:r>
-      <w:r>
-        <w:rPr>
-          <w:rFonts w:ascii="Times New Roman" w:eastAsia="Times New Roman" w:hAnsi="Times New Roman" w:cs="Times New Roman"/>
-          <w:sz w:val="28"/>
-          <w:szCs w:val="28"/>
-        </w:rPr>
-        <w:t>tổng hợp các ý kiến nhận xét đó như sau:</w:t>
+        <w:t xml:space="preserve">Chi </w:t>
+      </w:r>
+      <w:proofErr w:type="spellStart"/>
+      <w:r>
+        <w:rPr>
+          <w:rFonts w:ascii="Times New Roman" w:eastAsia="Times New Roman" w:hAnsi="Times New Roman" w:cs="Times New Roman"/>
+          <w:sz w:val="28"/>
+          <w:szCs w:val="28"/>
+        </w:rPr>
+        <w:t>ủy</w:t>
+      </w:r>
+      <w:proofErr w:type="spellEnd"/>
+      <w:r>
+        <w:rPr>
+          <w:rFonts w:ascii="Times New Roman" w:eastAsia="Times New Roman" w:hAnsi="Times New Roman" w:cs="Times New Roman"/>
+          <w:sz w:val="28"/>
+          <w:szCs w:val="28"/>
+        </w:rPr>
+        <w:t xml:space="preserve"> </w:t>
+      </w:r>
+      <w:proofErr w:type="spellStart"/>
+      <w:r>
+        <w:rPr>
+          <w:rFonts w:ascii="Times New Roman" w:eastAsia="Times New Roman" w:hAnsi="Times New Roman" w:cs="Times New Roman"/>
+          <w:sz w:val="28"/>
+          <w:szCs w:val="28"/>
+        </w:rPr>
+        <w:t>tổng</w:t>
+      </w:r>
+      <w:proofErr w:type="spellEnd"/>
+      <w:r>
+        <w:rPr>
+          <w:rFonts w:ascii="Times New Roman" w:eastAsia="Times New Roman" w:hAnsi="Times New Roman" w:cs="Times New Roman"/>
+          <w:sz w:val="28"/>
+          <w:szCs w:val="28"/>
+        </w:rPr>
+        <w:t xml:space="preserve"> </w:t>
+      </w:r>
+      <w:proofErr w:type="spellStart"/>
+      <w:r>
+        <w:rPr>
+          <w:rFonts w:ascii="Times New Roman" w:eastAsia="Times New Roman" w:hAnsi="Times New Roman" w:cs="Times New Roman"/>
+          <w:sz w:val="28"/>
+          <w:szCs w:val="28"/>
+        </w:rPr>
+        <w:t>hợp</w:t>
+      </w:r>
+      <w:proofErr w:type="spellEnd"/>
+      <w:r>
+        <w:rPr>
+          <w:rFonts w:ascii="Times New Roman" w:eastAsia="Times New Roman" w:hAnsi="Times New Roman" w:cs="Times New Roman"/>
+          <w:sz w:val="28"/>
+          <w:szCs w:val="28"/>
+        </w:rPr>
+        <w:t xml:space="preserve"> </w:t>
+      </w:r>
+      <w:proofErr w:type="spellStart"/>
+      <w:r>
+        <w:rPr>
+          <w:rFonts w:ascii="Times New Roman" w:eastAsia="Times New Roman" w:hAnsi="Times New Roman" w:cs="Times New Roman"/>
+          <w:sz w:val="28"/>
+          <w:szCs w:val="28"/>
+        </w:rPr>
+        <w:t>các</w:t>
+      </w:r>
+      <w:proofErr w:type="spellEnd"/>
+      <w:r>
+        <w:rPr>
+          <w:rFonts w:ascii="Times New Roman" w:eastAsia="Times New Roman" w:hAnsi="Times New Roman" w:cs="Times New Roman"/>
+          <w:sz w:val="28"/>
+          <w:szCs w:val="28"/>
+        </w:rPr>
+        <w:t xml:space="preserve"> ý </w:t>
+      </w:r>
+      <w:proofErr w:type="spellStart"/>
+      <w:r>
+        <w:rPr>
+          <w:rFonts w:ascii="Times New Roman" w:eastAsia="Times New Roman" w:hAnsi="Times New Roman" w:cs="Times New Roman"/>
+          <w:sz w:val="28"/>
+          <w:szCs w:val="28"/>
+        </w:rPr>
+        <w:t>kiến</w:t>
+      </w:r>
+      <w:proofErr w:type="spellEnd"/>
+      <w:r>
+        <w:rPr>
+          <w:rFonts w:ascii="Times New Roman" w:eastAsia="Times New Roman" w:hAnsi="Times New Roman" w:cs="Times New Roman"/>
+          <w:sz w:val="28"/>
+          <w:szCs w:val="28"/>
+        </w:rPr>
+        <w:t xml:space="preserve"> </w:t>
+      </w:r>
+      <w:proofErr w:type="spellStart"/>
+      <w:r>
+        <w:rPr>
+          <w:rFonts w:ascii="Times New Roman" w:eastAsia="Times New Roman" w:hAnsi="Times New Roman" w:cs="Times New Roman"/>
+          <w:sz w:val="28"/>
+          <w:szCs w:val="28"/>
+        </w:rPr>
+        <w:t>nhận</w:t>
+      </w:r>
+      <w:proofErr w:type="spellEnd"/>
+      <w:r>
+        <w:rPr>
+          <w:rFonts w:ascii="Times New Roman" w:eastAsia="Times New Roman" w:hAnsi="Times New Roman" w:cs="Times New Roman"/>
+          <w:sz w:val="28"/>
+          <w:szCs w:val="28"/>
+        </w:rPr>
+        <w:t xml:space="preserve"> </w:t>
+      </w:r>
+      <w:proofErr w:type="spellStart"/>
+      <w:r>
+        <w:rPr>
+          <w:rFonts w:ascii="Times New Roman" w:eastAsia="Times New Roman" w:hAnsi="Times New Roman" w:cs="Times New Roman"/>
+          <w:sz w:val="28"/>
+          <w:szCs w:val="28"/>
+        </w:rPr>
+        <w:t>xét</w:t>
+      </w:r>
+      <w:proofErr w:type="spellEnd"/>
+      <w:r>
+        <w:rPr>
+          <w:rFonts w:ascii="Times New Roman" w:eastAsia="Times New Roman" w:hAnsi="Times New Roman" w:cs="Times New Roman"/>
+          <w:sz w:val="28"/>
+          <w:szCs w:val="28"/>
+        </w:rPr>
+        <w:t xml:space="preserve"> </w:t>
+      </w:r>
+      <w:proofErr w:type="spellStart"/>
+      <w:r>
+        <w:rPr>
+          <w:rFonts w:ascii="Times New Roman" w:eastAsia="Times New Roman" w:hAnsi="Times New Roman" w:cs="Times New Roman"/>
+          <w:sz w:val="28"/>
+          <w:szCs w:val="28"/>
+        </w:rPr>
+        <w:t>đó</w:t>
+      </w:r>
+      <w:proofErr w:type="spellEnd"/>
+      <w:r>
+        <w:rPr>
+          <w:rFonts w:ascii="Times New Roman" w:eastAsia="Times New Roman" w:hAnsi="Times New Roman" w:cs="Times New Roman"/>
+          <w:sz w:val="28"/>
+          <w:szCs w:val="28"/>
+        </w:rPr>
+        <w:t xml:space="preserve"> </w:t>
+      </w:r>
+      <w:proofErr w:type="spellStart"/>
+      <w:r>
+        <w:rPr>
+          <w:rFonts w:ascii="Times New Roman" w:eastAsia="Times New Roman" w:hAnsi="Times New Roman" w:cs="Times New Roman"/>
+          <w:sz w:val="28"/>
+          <w:szCs w:val="28"/>
+        </w:rPr>
+        <w:t>như</w:t>
+      </w:r>
+      <w:proofErr w:type="spellEnd"/>
+      <w:r>
+        <w:rPr>
+          <w:rFonts w:ascii="Times New Roman" w:eastAsia="Times New Roman" w:hAnsi="Times New Roman" w:cs="Times New Roman"/>
+          <w:sz w:val="28"/>
+          <w:szCs w:val="28"/>
+        </w:rPr>
+        <w:t xml:space="preserve"> </w:t>
+      </w:r>
+      <w:proofErr w:type="spellStart"/>
+      <w:r>
+        <w:rPr>
+          <w:rFonts w:ascii="Times New Roman" w:eastAsia="Times New Roman" w:hAnsi="Times New Roman" w:cs="Times New Roman"/>
+          <w:sz w:val="28"/>
+          <w:szCs w:val="28"/>
+        </w:rPr>
+        <w:t>sau</w:t>
+      </w:r>
+      <w:proofErr w:type="spellEnd"/>
+      <w:r>
+        <w:rPr>
+          <w:rFonts w:ascii="Times New Roman" w:eastAsia="Times New Roman" w:hAnsi="Times New Roman" w:cs="Times New Roman"/>
+          <w:sz w:val="28"/>
+          <w:szCs w:val="28"/>
+        </w:rPr>
+        <w:t>:</w:t>
       </w:r>
     </w:p>
     <w:p>
@@ -421,6 +2635,7 @@
         </w:rPr>
         <w:t xml:space="preserve"> </w:t>
       </w:r>
+      <w:proofErr w:type="spellStart"/>
       <w:r>
         <w:rPr>
           <w:rFonts w:ascii="Times New Roman" w:hAnsi="Times New Roman" w:cs="Times New Roman"/>
@@ -431,14 +2646,75 @@
         </w:rPr>
         <w:t>ưu</w:t>
       </w:r>
-      <w:r>
-        <w:rPr>
-          <w:rFonts w:ascii="Times New Roman" w:eastAsia="Times New Roman" w:hAnsi="Times New Roman" w:cs="Times New Roman"/>
-          <w:b/>
-          <w:sz w:val="28"/>
-          <w:szCs w:val="28"/>
-        </w:rPr>
-        <w:t>, khuyết điểm chính:</w:t>
+      <w:proofErr w:type="spellEnd"/>
+      <w:r>
+        <w:rPr>
+          <w:rFonts w:ascii="Times New Roman" w:eastAsia="Times New Roman" w:hAnsi="Times New Roman" w:cs="Times New Roman"/>
+          <w:b/>
+          <w:sz w:val="28"/>
+          <w:szCs w:val="28"/>
+        </w:rPr>
+        <w:t xml:space="preserve">, </w:t>
+      </w:r>
+      <w:proofErr w:type="spellStart"/>
+      <w:r>
+        <w:rPr>
+          <w:rFonts w:ascii="Times New Roman" w:eastAsia="Times New Roman" w:hAnsi="Times New Roman" w:cs="Times New Roman"/>
+          <w:b/>
+          <w:sz w:val="28"/>
+          <w:szCs w:val="28"/>
+        </w:rPr>
+        <w:t>khuyết</w:t>
+      </w:r>
+      <w:proofErr w:type="spellEnd"/>
+      <w:r>
+        <w:rPr>
+          <w:rFonts w:ascii="Times New Roman" w:eastAsia="Times New Roman" w:hAnsi="Times New Roman" w:cs="Times New Roman"/>
+          <w:b/>
+          <w:sz w:val="28"/>
+          <w:szCs w:val="28"/>
+        </w:rPr>
+        <w:t xml:space="preserve"> </w:t>
+      </w:r>
+      <w:proofErr w:type="spellStart"/>
+      <w:r>
+        <w:rPr>
+          <w:rFonts w:ascii="Times New Roman" w:eastAsia="Times New Roman" w:hAnsi="Times New Roman" w:cs="Times New Roman"/>
+          <w:b/>
+          <w:sz w:val="28"/>
+          <w:szCs w:val="28"/>
+        </w:rPr>
+        <w:t>điểm</w:t>
+      </w:r>
+      <w:proofErr w:type="spellEnd"/>
+      <w:r>
+        <w:rPr>
+          <w:rFonts w:ascii="Times New Roman" w:eastAsia="Times New Roman" w:hAnsi="Times New Roman" w:cs="Times New Roman"/>
+          <w:b/>
+          <w:sz w:val="28"/>
+          <w:szCs w:val="28"/>
+        </w:rPr>
+        <w:t xml:space="preserve"> </w:t>
+      </w:r>
+      <w:proofErr w:type="spellStart"/>
+      <w:r>
+        <w:rPr>
+          <w:rFonts w:ascii="Times New Roman" w:eastAsia="Times New Roman" w:hAnsi="Times New Roman" w:cs="Times New Roman"/>
+          <w:b/>
+          <w:sz w:val="28"/>
+          <w:szCs w:val="28"/>
+        </w:rPr>
+        <w:t>chính</w:t>
+      </w:r>
+      <w:proofErr w:type="spellEnd"/>
+      <w:r>
+        <w:rPr>
+          <w:rFonts w:ascii="Times New Roman" w:eastAsia="Times New Roman" w:hAnsi="Times New Roman" w:cs="Times New Roman"/>
+          <w:b/>
+          <w:sz w:val="28"/>
+          <w:szCs w:val="28"/>
+        </w:rPr>
+        <w:t>:</w:t>
       </w:r>
     </w:p>
     <w:p>
@@ -461,7 +2737,907 @@
           <w:sz w:val="28"/>
           <w:szCs w:val="28"/>
         </w:rPr>
-        <w:t>+ Về phẩm chất chính trị: Có lập trường chính trị vững vàng, có ý chí phấn đấu trở thành đảng viên chính thức, chấp hành tốt các chủ trương đường lối của Đảng, chính sách pháp luật của Nhà nước, qui định, quy chế của Nhà trường và địa phương nơi cư trú.</w:t>
+        <w:t xml:space="preserve">+ </w:t>
+      </w:r>
+      <w:proofErr w:type="spellStart"/>
+      <w:r>
+        <w:rPr>
+          <w:rFonts w:ascii="Times New Roman" w:hAnsi="Times New Roman" w:cs="Times New Roman"/>
+          <w:sz w:val="28"/>
+          <w:szCs w:val="28"/>
+        </w:rPr>
+        <w:t>Về</w:t>
+      </w:r>
+      <w:proofErr w:type="spellEnd"/>
+      <w:r>
+        <w:rPr>
+          <w:rFonts w:ascii="Times New Roman" w:hAnsi="Times New Roman" w:cs="Times New Roman"/>
+          <w:sz w:val="28"/>
+          <w:szCs w:val="28"/>
+        </w:rPr>
+        <w:t xml:space="preserve"> </w:t>
+      </w:r>
+      <w:proofErr w:type="spellStart"/>
+      <w:r>
+        <w:rPr>
+          <w:rFonts w:ascii="Times New Roman" w:hAnsi="Times New Roman" w:cs="Times New Roman"/>
+          <w:sz w:val="28"/>
+          <w:szCs w:val="28"/>
+        </w:rPr>
+        <w:t>phẩm</w:t>
+      </w:r>
+      <w:proofErr w:type="spellEnd"/>
+      <w:r>
+        <w:rPr>
+          <w:rFonts w:ascii="Times New Roman" w:hAnsi="Times New Roman" w:cs="Times New Roman"/>
+          <w:sz w:val="28"/>
+          <w:szCs w:val="28"/>
+        </w:rPr>
+        <w:t xml:space="preserve"> </w:t>
+      </w:r>
+      <w:proofErr w:type="spellStart"/>
+      <w:r>
+        <w:rPr>
+          <w:rFonts w:ascii="Times New Roman" w:hAnsi="Times New Roman" w:cs="Times New Roman"/>
+          <w:sz w:val="28"/>
+          <w:szCs w:val="28"/>
+        </w:rPr>
+        <w:t>chất</w:t>
+      </w:r>
+      <w:proofErr w:type="spellEnd"/>
+      <w:r>
+        <w:rPr>
+          <w:rFonts w:ascii="Times New Roman" w:hAnsi="Times New Roman" w:cs="Times New Roman"/>
+          <w:sz w:val="28"/>
+          <w:szCs w:val="28"/>
+        </w:rPr>
+        <w:t xml:space="preserve"> </w:t>
+      </w:r>
+      <w:proofErr w:type="spellStart"/>
+      <w:r>
+        <w:rPr>
+          <w:rFonts w:ascii="Times New Roman" w:hAnsi="Times New Roman" w:cs="Times New Roman"/>
+          <w:sz w:val="28"/>
+          <w:szCs w:val="28"/>
+        </w:rPr>
+        <w:t>chính</w:t>
+      </w:r>
+      <w:proofErr w:type="spellEnd"/>
+      <w:r>
+        <w:rPr>
+          <w:rFonts w:ascii="Times New Roman" w:hAnsi="Times New Roman" w:cs="Times New Roman"/>
+          <w:sz w:val="28"/>
+          <w:szCs w:val="28"/>
+        </w:rPr>
+        <w:t xml:space="preserve"> </w:t>
+      </w:r>
+      <w:proofErr w:type="spellStart"/>
+      <w:r>
+        <w:rPr>
+          <w:rFonts w:ascii="Times New Roman" w:hAnsi="Times New Roman" w:cs="Times New Roman"/>
+          <w:sz w:val="28"/>
+          <w:szCs w:val="28"/>
+        </w:rPr>
+        <w:t>trị</w:t>
+      </w:r>
+      <w:proofErr w:type="spellEnd"/>
+      <w:r>
+        <w:rPr>
+          <w:rFonts w:ascii="Times New Roman" w:hAnsi="Times New Roman" w:cs="Times New Roman"/>
+          <w:sz w:val="28"/>
+          <w:szCs w:val="28"/>
+        </w:rPr>
+        <w:t xml:space="preserve">: </w:t>
+      </w:r>
+      <w:proofErr w:type="spellStart"/>
+      <w:r>
+        <w:rPr>
+          <w:rFonts w:ascii="Times New Roman" w:hAnsi="Times New Roman" w:cs="Times New Roman"/>
+          <w:sz w:val="28"/>
+          <w:szCs w:val="28"/>
+        </w:rPr>
+        <w:t>Có</w:t>
+      </w:r>
+      <w:proofErr w:type="spellEnd"/>
+      <w:r>
+        <w:rPr>
+          <w:rFonts w:ascii="Times New Roman" w:hAnsi="Times New Roman" w:cs="Times New Roman"/>
+          <w:sz w:val="28"/>
+          <w:szCs w:val="28"/>
+        </w:rPr>
+        <w:t xml:space="preserve"> </w:t>
+      </w:r>
+      <w:proofErr w:type="spellStart"/>
+      <w:r>
+        <w:rPr>
+          <w:rFonts w:ascii="Times New Roman" w:hAnsi="Times New Roman" w:cs="Times New Roman"/>
+          <w:sz w:val="28"/>
+          <w:szCs w:val="28"/>
+        </w:rPr>
+        <w:t>lập</w:t>
+      </w:r>
+      <w:proofErr w:type="spellEnd"/>
+      <w:r>
+        <w:rPr>
+          <w:rFonts w:ascii="Times New Roman" w:hAnsi="Times New Roman" w:cs="Times New Roman"/>
+          <w:sz w:val="28"/>
+          <w:szCs w:val="28"/>
+        </w:rPr>
+        <w:t xml:space="preserve"> </w:t>
+      </w:r>
+      <w:proofErr w:type="spellStart"/>
+      <w:r>
+        <w:rPr>
+          <w:rFonts w:ascii="Times New Roman" w:hAnsi="Times New Roman" w:cs="Times New Roman"/>
+          <w:sz w:val="28"/>
+          <w:szCs w:val="28"/>
+        </w:rPr>
+        <w:t>trường</w:t>
+      </w:r>
+      <w:proofErr w:type="spellEnd"/>
+      <w:r>
+        <w:rPr>
+          <w:rFonts w:ascii="Times New Roman" w:hAnsi="Times New Roman" w:cs="Times New Roman"/>
+          <w:sz w:val="28"/>
+          <w:szCs w:val="28"/>
+        </w:rPr>
+        <w:t xml:space="preserve"> </w:t>
+      </w:r>
+      <w:proofErr w:type="spellStart"/>
+      <w:r>
+        <w:rPr>
+          <w:rFonts w:ascii="Times New Roman" w:hAnsi="Times New Roman" w:cs="Times New Roman"/>
+          <w:sz w:val="28"/>
+          <w:szCs w:val="28"/>
+        </w:rPr>
+        <w:t>chính</w:t>
+      </w:r>
+      <w:proofErr w:type="spellEnd"/>
+      <w:r>
+        <w:rPr>
+          <w:rFonts w:ascii="Times New Roman" w:hAnsi="Times New Roman" w:cs="Times New Roman"/>
+          <w:sz w:val="28"/>
+          <w:szCs w:val="28"/>
+        </w:rPr>
+        <w:t xml:space="preserve"> </w:t>
+      </w:r>
+      <w:proofErr w:type="spellStart"/>
+      <w:r>
+        <w:rPr>
+          <w:rFonts w:ascii="Times New Roman" w:hAnsi="Times New Roman" w:cs="Times New Roman"/>
+          <w:sz w:val="28"/>
+          <w:szCs w:val="28"/>
+        </w:rPr>
+        <w:t>trị</w:t>
+      </w:r>
+      <w:proofErr w:type="spellEnd"/>
+      <w:r>
+        <w:rPr>
+          <w:rFonts w:ascii="Times New Roman" w:hAnsi="Times New Roman" w:cs="Times New Roman"/>
+          <w:sz w:val="28"/>
+          <w:szCs w:val="28"/>
+        </w:rPr>
+        <w:t xml:space="preserve"> </w:t>
+      </w:r>
+      <w:proofErr w:type="spellStart"/>
+      <w:r>
+        <w:rPr>
+          <w:rFonts w:ascii="Times New Roman" w:hAnsi="Times New Roman" w:cs="Times New Roman"/>
+          <w:sz w:val="28"/>
+          <w:szCs w:val="28"/>
+        </w:rPr>
+        <w:t>vững</w:t>
+      </w:r>
+      <w:proofErr w:type="spellEnd"/>
+      <w:r>
+        <w:rPr>
+          <w:rFonts w:ascii="Times New Roman" w:hAnsi="Times New Roman" w:cs="Times New Roman"/>
+          <w:sz w:val="28"/>
+          <w:szCs w:val="28"/>
+        </w:rPr>
+        <w:t xml:space="preserve"> </w:t>
+      </w:r>
+      <w:proofErr w:type="spellStart"/>
+      <w:r>
+        <w:rPr>
+          <w:rFonts w:ascii="Times New Roman" w:hAnsi="Times New Roman" w:cs="Times New Roman"/>
+          <w:sz w:val="28"/>
+          <w:szCs w:val="28"/>
+        </w:rPr>
+        <w:t>vàng</w:t>
+      </w:r>
+      <w:proofErr w:type="spellEnd"/>
+      <w:r>
+        <w:rPr>
+          <w:rFonts w:ascii="Times New Roman" w:hAnsi="Times New Roman" w:cs="Times New Roman"/>
+          <w:sz w:val="28"/>
+          <w:szCs w:val="28"/>
+        </w:rPr>
+        <w:t xml:space="preserve">, </w:t>
+      </w:r>
+      <w:proofErr w:type="spellStart"/>
+      <w:r>
+        <w:rPr>
+          <w:rFonts w:ascii="Times New Roman" w:hAnsi="Times New Roman" w:cs="Times New Roman"/>
+          <w:sz w:val="28"/>
+          <w:szCs w:val="28"/>
+        </w:rPr>
+        <w:t>có</w:t>
+      </w:r>
+      <w:proofErr w:type="spellEnd"/>
+      <w:r>
+        <w:rPr>
+          <w:rFonts w:ascii="Times New Roman" w:hAnsi="Times New Roman" w:cs="Times New Roman"/>
+          <w:sz w:val="28"/>
+          <w:szCs w:val="28"/>
+        </w:rPr>
+        <w:t xml:space="preserve"> ý </w:t>
+      </w:r>
+      <w:proofErr w:type="spellStart"/>
+      <w:r>
+        <w:rPr>
+          <w:rFonts w:ascii="Times New Roman" w:hAnsi="Times New Roman" w:cs="Times New Roman"/>
+          <w:sz w:val="28"/>
+          <w:szCs w:val="28"/>
+        </w:rPr>
+        <w:t>chí</w:t>
+      </w:r>
+      <w:proofErr w:type="spellEnd"/>
+      <w:r>
+        <w:rPr>
+          <w:rFonts w:ascii="Times New Roman" w:hAnsi="Times New Roman" w:cs="Times New Roman"/>
+          <w:sz w:val="28"/>
+          <w:szCs w:val="28"/>
+        </w:rPr>
+        <w:t xml:space="preserve"> </w:t>
+      </w:r>
+      <w:proofErr w:type="spellStart"/>
+      <w:r>
+        <w:rPr>
+          <w:rFonts w:ascii="Times New Roman" w:hAnsi="Times New Roman" w:cs="Times New Roman"/>
+          <w:sz w:val="28"/>
+          <w:szCs w:val="28"/>
+        </w:rPr>
+        <w:t>phấn</w:t>
+      </w:r>
+      <w:proofErr w:type="spellEnd"/>
+      <w:r>
+        <w:rPr>
+          <w:rFonts w:ascii="Times New Roman" w:hAnsi="Times New Roman" w:cs="Times New Roman"/>
+          <w:sz w:val="28"/>
+          <w:szCs w:val="28"/>
+        </w:rPr>
+        <w:t xml:space="preserve"> </w:t>
+      </w:r>
+      <w:proofErr w:type="spellStart"/>
+      <w:r>
+        <w:rPr>
+          <w:rFonts w:ascii="Times New Roman" w:hAnsi="Times New Roman" w:cs="Times New Roman"/>
+          <w:sz w:val="28"/>
+          <w:szCs w:val="28"/>
+        </w:rPr>
+        <w:t>đấu</w:t>
+      </w:r>
+      <w:proofErr w:type="spellEnd"/>
+      <w:r>
+        <w:rPr>
+          <w:rFonts w:ascii="Times New Roman" w:hAnsi="Times New Roman" w:cs="Times New Roman"/>
+          <w:sz w:val="28"/>
+          <w:szCs w:val="28"/>
+        </w:rPr>
+        <w:t xml:space="preserve"> </w:t>
+      </w:r>
+      <w:proofErr w:type="spellStart"/>
+      <w:r>
+        <w:rPr>
+          <w:rFonts w:ascii="Times New Roman" w:hAnsi="Times New Roman" w:cs="Times New Roman"/>
+          <w:sz w:val="28"/>
+          <w:szCs w:val="28"/>
+        </w:rPr>
+        <w:t>trở</w:t>
+      </w:r>
+      <w:proofErr w:type="spellEnd"/>
+      <w:r>
+        <w:rPr>
+          <w:rFonts w:ascii="Times New Roman" w:hAnsi="Times New Roman" w:cs="Times New Roman"/>
+          <w:sz w:val="28"/>
+          <w:szCs w:val="28"/>
+        </w:rPr>
+        <w:t xml:space="preserve"> </w:t>
+      </w:r>
+      <w:proofErr w:type="spellStart"/>
+      <w:r>
+        <w:rPr>
+          <w:rFonts w:ascii="Times New Roman" w:hAnsi="Times New Roman" w:cs="Times New Roman"/>
+          <w:sz w:val="28"/>
+          <w:szCs w:val="28"/>
+        </w:rPr>
+        <w:t>thành</w:t>
+      </w:r>
+      <w:proofErr w:type="spellEnd"/>
+      <w:r>
+        <w:rPr>
+          <w:rFonts w:ascii="Times New Roman" w:hAnsi="Times New Roman" w:cs="Times New Roman"/>
+          <w:sz w:val="28"/>
+          <w:szCs w:val="28"/>
+        </w:rPr>
+        <w:t xml:space="preserve"> </w:t>
+      </w:r>
+      <w:proofErr w:type="spellStart"/>
+      <w:r>
+        <w:rPr>
+          <w:rFonts w:ascii="Times New Roman" w:hAnsi="Times New Roman" w:cs="Times New Roman"/>
+          <w:sz w:val="28"/>
+          <w:szCs w:val="28"/>
+        </w:rPr>
+        <w:t>đảng</w:t>
+      </w:r>
+      <w:proofErr w:type="spellEnd"/>
+      <w:r>
+        <w:rPr>
+          <w:rFonts w:ascii="Times New Roman" w:hAnsi="Times New Roman" w:cs="Times New Roman"/>
+          <w:sz w:val="28"/>
+          <w:szCs w:val="28"/>
+        </w:rPr>
+        <w:t xml:space="preserve"> </w:t>
+      </w:r>
+      <w:proofErr w:type="spellStart"/>
+      <w:r>
+        <w:rPr>
+          <w:rFonts w:ascii="Times New Roman" w:hAnsi="Times New Roman" w:cs="Times New Roman"/>
+          <w:sz w:val="28"/>
+          <w:szCs w:val="28"/>
+        </w:rPr>
+        <w:t>viên</w:t>
+      </w:r>
+      <w:proofErr w:type="spellEnd"/>
+      <w:r>
+        <w:rPr>
+          <w:rFonts w:ascii="Times New Roman" w:hAnsi="Times New Roman" w:cs="Times New Roman"/>
+          <w:sz w:val="28"/>
+          <w:szCs w:val="28"/>
+        </w:rPr>
+        <w:t xml:space="preserve"> </w:t>
+      </w:r>
+      <w:proofErr w:type="spellStart"/>
+      <w:r>
+        <w:rPr>
+          <w:rFonts w:ascii="Times New Roman" w:hAnsi="Times New Roman" w:cs="Times New Roman"/>
+          <w:sz w:val="28"/>
+          <w:szCs w:val="28"/>
+        </w:rPr>
+        <w:t>chính</w:t>
+      </w:r>
+      <w:proofErr w:type="spellEnd"/>
+      <w:r>
+        <w:rPr>
+          <w:rFonts w:ascii="Times New Roman" w:hAnsi="Times New Roman" w:cs="Times New Roman"/>
+          <w:sz w:val="28"/>
+          <w:szCs w:val="28"/>
+        </w:rPr>
+        <w:t xml:space="preserve"> </w:t>
+      </w:r>
+      <w:proofErr w:type="spellStart"/>
+      <w:r>
+        <w:rPr>
+          <w:rFonts w:ascii="Times New Roman" w:hAnsi="Times New Roman" w:cs="Times New Roman"/>
+          <w:sz w:val="28"/>
+          <w:szCs w:val="28"/>
+        </w:rPr>
+        <w:t>thức</w:t>
+      </w:r>
+      <w:proofErr w:type="spellEnd"/>
+      <w:r>
+        <w:rPr>
+          <w:rFonts w:ascii="Times New Roman" w:hAnsi="Times New Roman" w:cs="Times New Roman"/>
+          <w:sz w:val="28"/>
+          <w:szCs w:val="28"/>
+        </w:rPr>
+        <w:t xml:space="preserve">, </w:t>
+      </w:r>
+      <w:proofErr w:type="spellStart"/>
+      <w:r>
+        <w:rPr>
+          <w:rFonts w:ascii="Times New Roman" w:hAnsi="Times New Roman" w:cs="Times New Roman"/>
+          <w:sz w:val="28"/>
+          <w:szCs w:val="28"/>
+        </w:rPr>
+        <w:t>chấp</w:t>
+      </w:r>
+      <w:proofErr w:type="spellEnd"/>
+      <w:r>
+        <w:rPr>
+          <w:rFonts w:ascii="Times New Roman" w:hAnsi="Times New Roman" w:cs="Times New Roman"/>
+          <w:sz w:val="28"/>
+          <w:szCs w:val="28"/>
+        </w:rPr>
+        <w:t xml:space="preserve"> </w:t>
+      </w:r>
+      <w:proofErr w:type="spellStart"/>
+      <w:r>
+        <w:rPr>
+          <w:rFonts w:ascii="Times New Roman" w:hAnsi="Times New Roman" w:cs="Times New Roman"/>
+          <w:sz w:val="28"/>
+          <w:szCs w:val="28"/>
+        </w:rPr>
+        <w:t>hành</w:t>
+      </w:r>
+      <w:proofErr w:type="spellEnd"/>
+      <w:r>
+        <w:rPr>
+          <w:rFonts w:ascii="Times New Roman" w:hAnsi="Times New Roman" w:cs="Times New Roman"/>
+          <w:sz w:val="28"/>
+          <w:szCs w:val="28"/>
+        </w:rPr>
+        <w:t xml:space="preserve"> </w:t>
+      </w:r>
+      <w:proofErr w:type="spellStart"/>
+      <w:r>
+        <w:rPr>
+          <w:rFonts w:ascii="Times New Roman" w:hAnsi="Times New Roman" w:cs="Times New Roman"/>
+          <w:sz w:val="28"/>
+          <w:szCs w:val="28"/>
+        </w:rPr>
+        <w:t>tốt</w:t>
+      </w:r>
+      <w:proofErr w:type="spellEnd"/>
+      <w:r>
+        <w:rPr>
+          <w:rFonts w:ascii="Times New Roman" w:hAnsi="Times New Roman" w:cs="Times New Roman"/>
+          <w:sz w:val="28"/>
+          <w:szCs w:val="28"/>
+        </w:rPr>
+        <w:t xml:space="preserve"> </w:t>
+      </w:r>
+      <w:proofErr w:type="spellStart"/>
+      <w:r>
+        <w:rPr>
+          <w:rFonts w:ascii="Times New Roman" w:hAnsi="Times New Roman" w:cs="Times New Roman"/>
+          <w:sz w:val="28"/>
+          <w:szCs w:val="28"/>
+        </w:rPr>
+        <w:t>các</w:t>
+      </w:r>
+      <w:proofErr w:type="spellEnd"/>
+      <w:r>
+        <w:rPr>
+          <w:rFonts w:ascii="Times New Roman" w:hAnsi="Times New Roman" w:cs="Times New Roman"/>
+          <w:sz w:val="28"/>
+          <w:szCs w:val="28"/>
+        </w:rPr>
+        <w:t xml:space="preserve"> </w:t>
+      </w:r>
+      <w:proofErr w:type="spellStart"/>
+      <w:r>
+        <w:rPr>
+          <w:rFonts w:ascii="Times New Roman" w:hAnsi="Times New Roman" w:cs="Times New Roman"/>
+          <w:sz w:val="28"/>
+          <w:szCs w:val="28"/>
+        </w:rPr>
+        <w:t>chủ</w:t>
+      </w:r>
+      <w:proofErr w:type="spellEnd"/>
+      <w:r>
+        <w:rPr>
+          <w:rFonts w:ascii="Times New Roman" w:hAnsi="Times New Roman" w:cs="Times New Roman"/>
+          <w:sz w:val="28"/>
+          <w:szCs w:val="28"/>
+        </w:rPr>
+        <w:t xml:space="preserve"> </w:t>
+      </w:r>
+      <w:proofErr w:type="spellStart"/>
+      <w:r>
+        <w:rPr>
+          <w:rFonts w:ascii="Times New Roman" w:hAnsi="Times New Roman" w:cs="Times New Roman"/>
+          <w:sz w:val="28"/>
+          <w:szCs w:val="28"/>
+        </w:rPr>
+        <w:t>trương</w:t>
+      </w:r>
+      <w:proofErr w:type="spellEnd"/>
+      <w:r>
+        <w:rPr>
+          <w:rFonts w:ascii="Times New Roman" w:hAnsi="Times New Roman" w:cs="Times New Roman"/>
+          <w:sz w:val="28"/>
+          <w:szCs w:val="28"/>
+        </w:rPr>
+        <w:t xml:space="preserve"> </w:t>
+      </w:r>
+      <w:proofErr w:type="spellStart"/>
+      <w:r>
+        <w:rPr>
+          <w:rFonts w:ascii="Times New Roman" w:hAnsi="Times New Roman" w:cs="Times New Roman"/>
+          <w:sz w:val="28"/>
+          <w:szCs w:val="28"/>
+        </w:rPr>
+        <w:t>đường</w:t>
+      </w:r>
+      <w:proofErr w:type="spellEnd"/>
+      <w:r>
+        <w:rPr>
+          <w:rFonts w:ascii="Times New Roman" w:hAnsi="Times New Roman" w:cs="Times New Roman"/>
+          <w:sz w:val="28"/>
+          <w:szCs w:val="28"/>
+        </w:rPr>
+        <w:t xml:space="preserve"> </w:t>
+      </w:r>
+      <w:proofErr w:type="spellStart"/>
+      <w:r>
+        <w:rPr>
+          <w:rFonts w:ascii="Times New Roman" w:hAnsi="Times New Roman" w:cs="Times New Roman"/>
+          <w:sz w:val="28"/>
+          <w:szCs w:val="28"/>
+        </w:rPr>
+        <w:t>lối</w:t>
+      </w:r>
+      <w:proofErr w:type="spellEnd"/>
+      <w:r>
+        <w:rPr>
+          <w:rFonts w:ascii="Times New Roman" w:hAnsi="Times New Roman" w:cs="Times New Roman"/>
+          <w:sz w:val="28"/>
+          <w:szCs w:val="28"/>
+        </w:rPr>
+        <w:t xml:space="preserve"> </w:t>
+      </w:r>
+      <w:proofErr w:type="spellStart"/>
+      <w:r>
+        <w:rPr>
+          <w:rFonts w:ascii="Times New Roman" w:hAnsi="Times New Roman" w:cs="Times New Roman"/>
+          <w:sz w:val="28"/>
+          <w:szCs w:val="28"/>
+        </w:rPr>
+        <w:t>của</w:t>
+      </w:r>
+      <w:proofErr w:type="spellEnd"/>
+      <w:r>
+        <w:rPr>
+          <w:rFonts w:ascii="Times New Roman" w:hAnsi="Times New Roman" w:cs="Times New Roman"/>
+          <w:sz w:val="28"/>
+          <w:szCs w:val="28"/>
+        </w:rPr>
+        <w:t xml:space="preserve"> Đảng, </w:t>
+      </w:r>
+      <w:proofErr w:type="spellStart"/>
+      <w:r>
+        <w:rPr>
+          <w:rFonts w:ascii="Times New Roman" w:hAnsi="Times New Roman" w:cs="Times New Roman"/>
+          <w:sz w:val="28"/>
+          <w:szCs w:val="28"/>
+        </w:rPr>
+        <w:t>chính</w:t>
+      </w:r>
+      <w:proofErr w:type="spellEnd"/>
+      <w:r>
+        <w:rPr>
+          <w:rFonts w:ascii="Times New Roman" w:hAnsi="Times New Roman" w:cs="Times New Roman"/>
+          <w:sz w:val="28"/>
+          <w:szCs w:val="28"/>
+        </w:rPr>
+        <w:t xml:space="preserve"> </w:t>
+      </w:r>
+      <w:proofErr w:type="spellStart"/>
+      <w:r>
+        <w:rPr>
+          <w:rFonts w:ascii="Times New Roman" w:hAnsi="Times New Roman" w:cs="Times New Roman"/>
+          <w:sz w:val="28"/>
+          <w:szCs w:val="28"/>
+        </w:rPr>
+        <w:t>sách</w:t>
+      </w:r>
+      <w:proofErr w:type="spellEnd"/>
+      <w:r>
+        <w:rPr>
+          <w:rFonts w:ascii="Times New Roman" w:hAnsi="Times New Roman" w:cs="Times New Roman"/>
+          <w:sz w:val="28"/>
+          <w:szCs w:val="28"/>
+        </w:rPr>
+        <w:t xml:space="preserve"> </w:t>
+      </w:r>
+      <w:proofErr w:type="spellStart"/>
+      <w:r>
+        <w:rPr>
+          <w:rFonts w:ascii="Times New Roman" w:hAnsi="Times New Roman" w:cs="Times New Roman"/>
+          <w:sz w:val="28"/>
+          <w:szCs w:val="28"/>
+        </w:rPr>
+        <w:t>pháp</w:t>
+      </w:r>
+      <w:proofErr w:type="spellEnd"/>
+      <w:r>
+        <w:rPr>
+          <w:rFonts w:ascii="Times New Roman" w:hAnsi="Times New Roman" w:cs="Times New Roman"/>
+          <w:sz w:val="28"/>
+          <w:szCs w:val="28"/>
+        </w:rPr>
+        <w:t xml:space="preserve"> </w:t>
+      </w:r>
+      <w:proofErr w:type="spellStart"/>
+      <w:r>
+        <w:rPr>
+          <w:rFonts w:ascii="Times New Roman" w:hAnsi="Times New Roman" w:cs="Times New Roman"/>
+          <w:sz w:val="28"/>
+          <w:szCs w:val="28"/>
+        </w:rPr>
+        <w:t>luật</w:t>
+      </w:r>
+      <w:proofErr w:type="spellEnd"/>
+      <w:r>
+        <w:rPr>
+          <w:rFonts w:ascii="Times New Roman" w:hAnsi="Times New Roman" w:cs="Times New Roman"/>
+          <w:sz w:val="28"/>
+          <w:szCs w:val="28"/>
+        </w:rPr>
+        <w:t xml:space="preserve"> </w:t>
+      </w:r>
+      <w:proofErr w:type="spellStart"/>
+      <w:r>
+        <w:rPr>
+          <w:rFonts w:ascii="Times New Roman" w:hAnsi="Times New Roman" w:cs="Times New Roman"/>
+          <w:sz w:val="28"/>
+          <w:szCs w:val="28"/>
+        </w:rPr>
+        <w:t>của</w:t>
+      </w:r>
+      <w:proofErr w:type="spellEnd"/>
+      <w:r>
+        <w:rPr>
+          <w:rFonts w:ascii="Times New Roman" w:hAnsi="Times New Roman" w:cs="Times New Roman"/>
+          <w:sz w:val="28"/>
+          <w:szCs w:val="28"/>
+        </w:rPr>
+        <w:t xml:space="preserve"> </w:t>
+      </w:r>
+      <w:proofErr w:type="spellStart"/>
+      <w:r>
+        <w:rPr>
+          <w:rFonts w:ascii="Times New Roman" w:hAnsi="Times New Roman" w:cs="Times New Roman"/>
+          <w:sz w:val="28"/>
+          <w:szCs w:val="28"/>
+        </w:rPr>
+        <w:t>Nhà</w:t>
+      </w:r>
+      <w:proofErr w:type="spellEnd"/>
+      <w:r>
+        <w:rPr>
+          <w:rFonts w:ascii="Times New Roman" w:hAnsi="Times New Roman" w:cs="Times New Roman"/>
+          <w:sz w:val="28"/>
+          <w:szCs w:val="28"/>
+        </w:rPr>
+        <w:t xml:space="preserve"> </w:t>
+      </w:r>
+      <w:proofErr w:type="spellStart"/>
+      <w:r>
+        <w:rPr>
+          <w:rFonts w:ascii="Times New Roman" w:hAnsi="Times New Roman" w:cs="Times New Roman"/>
+          <w:sz w:val="28"/>
+          <w:szCs w:val="28"/>
+        </w:rPr>
+        <w:t>nước</w:t>
+      </w:r>
+      <w:proofErr w:type="spellEnd"/>
+      <w:r>
+        <w:rPr>
+          <w:rFonts w:ascii="Times New Roman" w:hAnsi="Times New Roman" w:cs="Times New Roman"/>
+          <w:sz w:val="28"/>
+          <w:szCs w:val="28"/>
+        </w:rPr>
+        <w:t xml:space="preserve">, qui </w:t>
+      </w:r>
+      <w:proofErr w:type="spellStart"/>
+      <w:r>
+        <w:rPr>
+          <w:rFonts w:ascii="Times New Roman" w:hAnsi="Times New Roman" w:cs="Times New Roman"/>
+          <w:sz w:val="28"/>
+          <w:szCs w:val="28"/>
+        </w:rPr>
+        <w:t>định</w:t>
+      </w:r>
+      <w:proofErr w:type="spellEnd"/>
+      <w:r>
+        <w:rPr>
+          <w:rFonts w:ascii="Times New Roman" w:hAnsi="Times New Roman" w:cs="Times New Roman"/>
+          <w:sz w:val="28"/>
+          <w:szCs w:val="28"/>
+        </w:rPr>
+        <w:t xml:space="preserve">, </w:t>
+      </w:r>
+      <w:proofErr w:type="spellStart"/>
+      <w:r>
+        <w:rPr>
+          <w:rFonts w:ascii="Times New Roman" w:hAnsi="Times New Roman" w:cs="Times New Roman"/>
+          <w:sz w:val="28"/>
+          <w:szCs w:val="28"/>
+        </w:rPr>
+        <w:t>quy</w:t>
+      </w:r>
+      <w:proofErr w:type="spellEnd"/>
+      <w:r>
+        <w:rPr>
+          <w:rFonts w:ascii="Times New Roman" w:hAnsi="Times New Roman" w:cs="Times New Roman"/>
+          <w:sz w:val="28"/>
+          <w:szCs w:val="28"/>
+        </w:rPr>
+        <w:t xml:space="preserve"> </w:t>
+      </w:r>
+      <w:proofErr w:type="spellStart"/>
+      <w:r>
+        <w:rPr>
+          <w:rFonts w:ascii="Times New Roman" w:hAnsi="Times New Roman" w:cs="Times New Roman"/>
+          <w:sz w:val="28"/>
+          <w:szCs w:val="28"/>
+        </w:rPr>
+        <w:t>chế</w:t>
+      </w:r>
+      <w:proofErr w:type="spellEnd"/>
+      <w:r>
+        <w:rPr>
+          <w:rFonts w:ascii="Times New Roman" w:hAnsi="Times New Roman" w:cs="Times New Roman"/>
+          <w:sz w:val="28"/>
+          <w:szCs w:val="28"/>
+        </w:rPr>
+        <w:t xml:space="preserve"> </w:t>
+      </w:r>
+      <w:proofErr w:type="spellStart"/>
+      <w:r>
+        <w:rPr>
+          <w:rFonts w:ascii="Times New Roman" w:hAnsi="Times New Roman" w:cs="Times New Roman"/>
+          <w:sz w:val="28"/>
+          <w:szCs w:val="28"/>
+        </w:rPr>
+        <w:t>của</w:t>
+      </w:r>
+      <w:proofErr w:type="spellEnd"/>
+      <w:r>
+        <w:rPr>
+          <w:rFonts w:ascii="Times New Roman" w:hAnsi="Times New Roman" w:cs="Times New Roman"/>
+          <w:sz w:val="28"/>
+          <w:szCs w:val="28"/>
+        </w:rPr>
+        <w:t xml:space="preserve"> </w:t>
+      </w:r>
+      <w:proofErr w:type="spellStart"/>
+      <w:r>
+        <w:rPr>
+          <w:rFonts w:ascii="Times New Roman" w:hAnsi="Times New Roman" w:cs="Times New Roman"/>
+          <w:sz w:val="28"/>
+          <w:szCs w:val="28"/>
+        </w:rPr>
+        <w:t>Nhà</w:t>
+      </w:r>
+      <w:proofErr w:type="spellEnd"/>
+      <w:r>
+        <w:rPr>
+          <w:rFonts w:ascii="Times New Roman" w:hAnsi="Times New Roman" w:cs="Times New Roman"/>
+          <w:sz w:val="28"/>
+          <w:szCs w:val="28"/>
+        </w:rPr>
+        <w:t xml:space="preserve"> </w:t>
+      </w:r>
+      <w:proofErr w:type="spellStart"/>
+      <w:r>
+        <w:rPr>
+          <w:rFonts w:ascii="Times New Roman" w:hAnsi="Times New Roman" w:cs="Times New Roman"/>
+          <w:sz w:val="28"/>
+          <w:szCs w:val="28"/>
+        </w:rPr>
+        <w:t>trường</w:t>
+      </w:r>
+      <w:proofErr w:type="spellEnd"/>
+      <w:r>
+        <w:rPr>
+          <w:rFonts w:ascii="Times New Roman" w:hAnsi="Times New Roman" w:cs="Times New Roman"/>
+          <w:sz w:val="28"/>
+          <w:szCs w:val="28"/>
+        </w:rPr>
+        <w:t xml:space="preserve"> </w:t>
+      </w:r>
+      <w:proofErr w:type="spellStart"/>
+      <w:r>
+        <w:rPr>
+          <w:rFonts w:ascii="Times New Roman" w:hAnsi="Times New Roman" w:cs="Times New Roman"/>
+          <w:sz w:val="28"/>
+          <w:szCs w:val="28"/>
+        </w:rPr>
+        <w:t>và</w:t>
+      </w:r>
+      <w:proofErr w:type="spellEnd"/>
+      <w:r>
+        <w:rPr>
+          <w:rFonts w:ascii="Times New Roman" w:hAnsi="Times New Roman" w:cs="Times New Roman"/>
+          <w:sz w:val="28"/>
+          <w:szCs w:val="28"/>
+        </w:rPr>
+        <w:t xml:space="preserve"> </w:t>
+      </w:r>
+      <w:proofErr w:type="spellStart"/>
+      <w:r>
+        <w:rPr>
+          <w:rFonts w:ascii="Times New Roman" w:hAnsi="Times New Roman" w:cs="Times New Roman"/>
+          <w:sz w:val="28"/>
+          <w:szCs w:val="28"/>
+        </w:rPr>
+        <w:t>địa</w:t>
+      </w:r>
+      <w:proofErr w:type="spellEnd"/>
+      <w:r>
+        <w:rPr>
+          <w:rFonts w:ascii="Times New Roman" w:hAnsi="Times New Roman" w:cs="Times New Roman"/>
+          <w:sz w:val="28"/>
+          <w:szCs w:val="28"/>
+        </w:rPr>
+        <w:t xml:space="preserve"> </w:t>
+      </w:r>
+      <w:proofErr w:type="spellStart"/>
+      <w:r>
+        <w:rPr>
+          <w:rFonts w:ascii="Times New Roman" w:hAnsi="Times New Roman" w:cs="Times New Roman"/>
+          <w:sz w:val="28"/>
+          <w:szCs w:val="28"/>
+        </w:rPr>
+        <w:t>phương</w:t>
+      </w:r>
+      <w:proofErr w:type="spellEnd"/>
+      <w:r>
+        <w:rPr>
+          <w:rFonts w:ascii="Times New Roman" w:hAnsi="Times New Roman" w:cs="Times New Roman"/>
+          <w:sz w:val="28"/>
+          <w:szCs w:val="28"/>
+        </w:rPr>
+        <w:t xml:space="preserve"> </w:t>
+      </w:r>
+      <w:proofErr w:type="spellStart"/>
+      <w:r>
+        <w:rPr>
+          <w:rFonts w:ascii="Times New Roman" w:hAnsi="Times New Roman" w:cs="Times New Roman"/>
+          <w:sz w:val="28"/>
+          <w:szCs w:val="28"/>
+        </w:rPr>
+        <w:t>nơi</w:t>
+      </w:r>
+      <w:proofErr w:type="spellEnd"/>
+      <w:r>
+        <w:rPr>
+          <w:rFonts w:ascii="Times New Roman" w:hAnsi="Times New Roman" w:cs="Times New Roman"/>
+          <w:sz w:val="28"/>
+          <w:szCs w:val="28"/>
+        </w:rPr>
+        <w:t xml:space="preserve"> </w:t>
+      </w:r>
+      <w:proofErr w:type="spellStart"/>
+      <w:r>
+        <w:rPr>
+          <w:rFonts w:ascii="Times New Roman" w:hAnsi="Times New Roman" w:cs="Times New Roman"/>
+          <w:sz w:val="28"/>
+          <w:szCs w:val="28"/>
+        </w:rPr>
+        <w:t>cư</w:t>
+      </w:r>
+      <w:proofErr w:type="spellEnd"/>
+      <w:r>
+        <w:rPr>
+          <w:rFonts w:ascii="Times New Roman" w:hAnsi="Times New Roman" w:cs="Times New Roman"/>
+          <w:sz w:val="28"/>
+          <w:szCs w:val="28"/>
+        </w:rPr>
+        <w:t xml:space="preserve"> </w:t>
+      </w:r>
+      <w:proofErr w:type="spellStart"/>
+      <w:r>
+        <w:rPr>
+          <w:rFonts w:ascii="Times New Roman" w:hAnsi="Times New Roman" w:cs="Times New Roman"/>
+          <w:sz w:val="28"/>
+          <w:szCs w:val="28"/>
+        </w:rPr>
+        <w:t>trú</w:t>
+      </w:r>
+      <w:proofErr w:type="spellEnd"/>
+      <w:r>
+        <w:rPr>
+          <w:rFonts w:ascii="Times New Roman" w:hAnsi="Times New Roman" w:cs="Times New Roman"/>
+          <w:sz w:val="28"/>
+          <w:szCs w:val="28"/>
+        </w:rPr>
+        <w:t>.</w:t>
       </w:r>
     </w:p>
     <w:p>
@@ -483,21 +3659,337 @@
         </w:rPr>
         <w:t xml:space="preserve">+ </w:t>
       </w:r>
-      <w:r>
-        <w:rPr>
-          <w:rFonts w:ascii="Times New Roman" w:hAnsi="Times New Roman" w:cs="Times New Roman"/>
-          <w:sz w:val="28"/>
-          <w:szCs w:val="28"/>
-        </w:rPr>
-        <w:t>Về đ</w:t>
-      </w:r>
-      <w:r>
-        <w:rPr>
-          <w:rFonts w:ascii="Times New Roman" w:hAnsi="Times New Roman" w:cs="Times New Roman"/>
-          <w:sz w:val="28"/>
-          <w:szCs w:val="28"/>
-        </w:rPr>
-        <w:t>ạo đức, lối sống: Có đạo đức trong sáng, lành mạnh, giản dị, tiên phong, gương mẫu.</w:t>
+      <w:proofErr w:type="spellStart"/>
+      <w:r>
+        <w:rPr>
+          <w:rFonts w:ascii="Times New Roman" w:hAnsi="Times New Roman" w:cs="Times New Roman"/>
+          <w:sz w:val="28"/>
+          <w:szCs w:val="28"/>
+        </w:rPr>
+        <w:t>Về</w:t>
+      </w:r>
+      <w:proofErr w:type="spellEnd"/>
+      <w:r>
+        <w:rPr>
+          <w:rFonts w:ascii="Times New Roman" w:hAnsi="Times New Roman" w:cs="Times New Roman"/>
+          <w:sz w:val="28"/>
+          <w:szCs w:val="28"/>
+        </w:rPr>
+        <w:t xml:space="preserve"> </w:t>
+      </w:r>
+      <w:proofErr w:type="spellStart"/>
+      <w:r>
+        <w:rPr>
+          <w:rFonts w:ascii="Times New Roman" w:hAnsi="Times New Roman" w:cs="Times New Roman"/>
+          <w:sz w:val="28"/>
+          <w:szCs w:val="28"/>
+        </w:rPr>
+        <w:t>đ</w:t>
+      </w:r>
+      <w:r>
+        <w:rPr>
+          <w:rFonts w:ascii="Times New Roman" w:hAnsi="Times New Roman" w:cs="Times New Roman"/>
+          <w:sz w:val="28"/>
+          <w:szCs w:val="28"/>
+        </w:rPr>
+        <w:t>ạo</w:t>
+      </w:r>
+      <w:proofErr w:type="spellEnd"/>
+      <w:r>
+        <w:rPr>
+          <w:rFonts w:ascii="Times New Roman" w:hAnsi="Times New Roman" w:cs="Times New Roman"/>
+          <w:sz w:val="28"/>
+          <w:szCs w:val="28"/>
+        </w:rPr>
+        <w:t xml:space="preserve"> </w:t>
+      </w:r>
+      <w:proofErr w:type="spellStart"/>
+      <w:r>
+        <w:rPr>
+          <w:rFonts w:ascii="Times New Roman" w:hAnsi="Times New Roman" w:cs="Times New Roman"/>
+          <w:sz w:val="28"/>
+          <w:szCs w:val="28"/>
+        </w:rPr>
+        <w:t>đức</w:t>
+      </w:r>
+      <w:proofErr w:type="spellEnd"/>
+      <w:r>
+        <w:rPr>
+          <w:rFonts w:ascii="Times New Roman" w:hAnsi="Times New Roman" w:cs="Times New Roman"/>
+          <w:sz w:val="28"/>
+          <w:szCs w:val="28"/>
+        </w:rPr>
+        <w:t xml:space="preserve">, </w:t>
+      </w:r>
+      <w:proofErr w:type="spellStart"/>
+      <w:r>
+        <w:rPr>
+          <w:rFonts w:ascii="Times New Roman" w:hAnsi="Times New Roman" w:cs="Times New Roman"/>
+          <w:sz w:val="28"/>
+          <w:szCs w:val="28"/>
+        </w:rPr>
+        <w:t>lối</w:t>
+      </w:r>
+      <w:proofErr w:type="spellEnd"/>
+      <w:r>
+        <w:rPr>
+          <w:rFonts w:ascii="Times New Roman" w:hAnsi="Times New Roman" w:cs="Times New Roman"/>
+          <w:sz w:val="28"/>
+          <w:szCs w:val="28"/>
+        </w:rPr>
+        <w:t xml:space="preserve"> </w:t>
+      </w:r>
+      <w:proofErr w:type="spellStart"/>
+      <w:r>
+        <w:rPr>
+          <w:rFonts w:ascii="Times New Roman" w:hAnsi="Times New Roman" w:cs="Times New Roman"/>
+          <w:sz w:val="28"/>
+          <w:szCs w:val="28"/>
+        </w:rPr>
+        <w:t>sống</w:t>
+      </w:r>
+      <w:proofErr w:type="spellEnd"/>
+      <w:r>
+        <w:rPr>
+          <w:rFonts w:ascii="Times New Roman" w:hAnsi="Times New Roman" w:cs="Times New Roman"/>
+          <w:sz w:val="28"/>
+          <w:szCs w:val="28"/>
+        </w:rPr>
+        <w:t xml:space="preserve">: </w:t>
+      </w:r>
+      <w:proofErr w:type="spellStart"/>
+      <w:r>
+        <w:rPr>
+          <w:rFonts w:ascii="Times New Roman" w:hAnsi="Times New Roman" w:cs="Times New Roman"/>
+          <w:sz w:val="28"/>
+          <w:szCs w:val="28"/>
+        </w:rPr>
+        <w:t>Có</w:t>
+      </w:r>
+      <w:proofErr w:type="spellEnd"/>
+      <w:r>
+        <w:rPr>
+          <w:rFonts w:ascii="Times New Roman" w:hAnsi="Times New Roman" w:cs="Times New Roman"/>
+          <w:sz w:val="28"/>
+          <w:szCs w:val="28"/>
+        </w:rPr>
+        <w:t xml:space="preserve"> </w:t>
+      </w:r>
+      <w:proofErr w:type="spellStart"/>
+      <w:r>
+        <w:rPr>
+          <w:rFonts w:ascii="Times New Roman" w:hAnsi="Times New Roman" w:cs="Times New Roman"/>
+          <w:sz w:val="28"/>
+          <w:szCs w:val="28"/>
+        </w:rPr>
+        <w:t>đạo</w:t>
+      </w:r>
+      <w:proofErr w:type="spellEnd"/>
+      <w:r>
+        <w:rPr>
+          <w:rFonts w:ascii="Times New Roman" w:hAnsi="Times New Roman" w:cs="Times New Roman"/>
+          <w:sz w:val="28"/>
+          <w:szCs w:val="28"/>
+        </w:rPr>
+        <w:t xml:space="preserve"> </w:t>
+      </w:r>
+      <w:proofErr w:type="spellStart"/>
+      <w:r>
+        <w:rPr>
+          <w:rFonts w:ascii="Times New Roman" w:hAnsi="Times New Roman" w:cs="Times New Roman"/>
+          <w:sz w:val="28"/>
+          <w:szCs w:val="28"/>
+        </w:rPr>
+        <w:t>đức</w:t>
+      </w:r>
+      <w:proofErr w:type="spellEnd"/>
+      <w:r>
+        <w:rPr>
+          <w:rFonts w:ascii="Times New Roman" w:hAnsi="Times New Roman" w:cs="Times New Roman"/>
+          <w:sz w:val="28"/>
+          <w:szCs w:val="28"/>
+        </w:rPr>
+        <w:t xml:space="preserve"> </w:t>
+      </w:r>
+      <w:proofErr w:type="spellStart"/>
+      <w:r>
+        <w:rPr>
+          <w:rFonts w:ascii="Times New Roman" w:hAnsi="Times New Roman" w:cs="Times New Roman"/>
+          <w:sz w:val="28"/>
+          <w:szCs w:val="28"/>
+        </w:rPr>
+        <w:t>trong</w:t>
+      </w:r>
+      <w:proofErr w:type="spellEnd"/>
+      <w:r>
+        <w:rPr>
+          <w:rFonts w:ascii="Times New Roman" w:hAnsi="Times New Roman" w:cs="Times New Roman"/>
+          <w:sz w:val="28"/>
+          <w:szCs w:val="28"/>
+        </w:rPr>
+        <w:t xml:space="preserve"> </w:t>
+      </w:r>
+      <w:proofErr w:type="spellStart"/>
+      <w:r>
+        <w:rPr>
+          <w:rFonts w:ascii="Times New Roman" w:hAnsi="Times New Roman" w:cs="Times New Roman"/>
+          <w:sz w:val="28"/>
+          <w:szCs w:val="28"/>
+        </w:rPr>
+        <w:t>sáng</w:t>
+      </w:r>
+      <w:proofErr w:type="spellEnd"/>
+      <w:r>
+        <w:rPr>
+          <w:rFonts w:ascii="Times New Roman" w:hAnsi="Times New Roman" w:cs="Times New Roman"/>
+          <w:sz w:val="28"/>
+          <w:szCs w:val="28"/>
+        </w:rPr>
+        <w:t xml:space="preserve">, </w:t>
+      </w:r>
+      <w:proofErr w:type="spellStart"/>
+      <w:r>
+        <w:rPr>
+          <w:rFonts w:ascii="Times New Roman" w:hAnsi="Times New Roman" w:cs="Times New Roman"/>
+          <w:sz w:val="28"/>
+          <w:szCs w:val="28"/>
+        </w:rPr>
+        <w:t>lành</w:t>
+      </w:r>
+      <w:proofErr w:type="spellEnd"/>
+      <w:r>
+        <w:rPr>
+          <w:rFonts w:ascii="Times New Roman" w:hAnsi="Times New Roman" w:cs="Times New Roman"/>
+          <w:sz w:val="28"/>
+          <w:szCs w:val="28"/>
+        </w:rPr>
+        <w:t xml:space="preserve"> </w:t>
+      </w:r>
+      <w:proofErr w:type="spellStart"/>
+      <w:r>
+        <w:rPr>
+          <w:rFonts w:ascii="Times New Roman" w:hAnsi="Times New Roman" w:cs="Times New Roman"/>
+          <w:sz w:val="28"/>
+          <w:szCs w:val="28"/>
+        </w:rPr>
+        <w:t>mạnh</w:t>
+      </w:r>
+      <w:proofErr w:type="spellEnd"/>
+      <w:r>
+        <w:rPr>
+          <w:rFonts w:ascii="Times New Roman" w:hAnsi="Times New Roman" w:cs="Times New Roman"/>
+          <w:sz w:val="28"/>
+          <w:szCs w:val="28"/>
+        </w:rPr>
+        <w:t xml:space="preserve">, </w:t>
+      </w:r>
+      <w:proofErr w:type="spellStart"/>
+      <w:r>
+        <w:rPr>
+          <w:rFonts w:ascii="Times New Roman" w:hAnsi="Times New Roman" w:cs="Times New Roman"/>
+          <w:sz w:val="28"/>
+          <w:szCs w:val="28"/>
+        </w:rPr>
+        <w:t>giản</w:t>
+      </w:r>
+      <w:proofErr w:type="spellEnd"/>
+      <w:r>
+        <w:rPr>
+          <w:rFonts w:ascii="Times New Roman" w:hAnsi="Times New Roman" w:cs="Times New Roman"/>
+          <w:sz w:val="28"/>
+          <w:szCs w:val="28"/>
+        </w:rPr>
+        <w:t xml:space="preserve"> </w:t>
+      </w:r>
+      <w:proofErr w:type="spellStart"/>
+      <w:r>
+        <w:rPr>
+          <w:rFonts w:ascii="Times New Roman" w:hAnsi="Times New Roman" w:cs="Times New Roman"/>
+          <w:sz w:val="28"/>
+          <w:szCs w:val="28"/>
+        </w:rPr>
+        <w:t>dị</w:t>
+      </w:r>
+      <w:proofErr w:type="spellEnd"/>
+      <w:r>
+        <w:rPr>
+          <w:rFonts w:ascii="Times New Roman" w:hAnsi="Times New Roman" w:cs="Times New Roman"/>
+          <w:sz w:val="28"/>
+          <w:szCs w:val="28"/>
+        </w:rPr>
+        <w:t xml:space="preserve">, </w:t>
+      </w:r>
+      <w:proofErr w:type="spellStart"/>
+      <w:r>
+        <w:rPr>
+          <w:rFonts w:ascii="Times New Roman" w:hAnsi="Times New Roman" w:cs="Times New Roman"/>
+          <w:sz w:val="28"/>
+          <w:szCs w:val="28"/>
+        </w:rPr>
+        <w:t>tiên</w:t>
+      </w:r>
+      <w:proofErr w:type="spellEnd"/>
+      <w:r>
+        <w:rPr>
+          <w:rFonts w:ascii="Times New Roman" w:hAnsi="Times New Roman" w:cs="Times New Roman"/>
+          <w:sz w:val="28"/>
+          <w:szCs w:val="28"/>
+        </w:rPr>
+        <w:t xml:space="preserve"> </w:t>
+      </w:r>
+      <w:proofErr w:type="spellStart"/>
+      <w:r>
+        <w:rPr>
+          <w:rFonts w:ascii="Times New Roman" w:hAnsi="Times New Roman" w:cs="Times New Roman"/>
+          <w:sz w:val="28"/>
+          <w:szCs w:val="28"/>
+        </w:rPr>
+        <w:t>phong</w:t>
+      </w:r>
+      <w:proofErr w:type="spellEnd"/>
+      <w:r>
+        <w:rPr>
+          <w:rFonts w:ascii="Times New Roman" w:hAnsi="Times New Roman" w:cs="Times New Roman"/>
+          <w:sz w:val="28"/>
+          <w:szCs w:val="28"/>
+        </w:rPr>
+        <w:t xml:space="preserve">, </w:t>
+      </w:r>
+      <w:proofErr w:type="spellStart"/>
+      <w:r>
+        <w:rPr>
+          <w:rFonts w:ascii="Times New Roman" w:hAnsi="Times New Roman" w:cs="Times New Roman"/>
+          <w:sz w:val="28"/>
+          <w:szCs w:val="28"/>
+        </w:rPr>
+        <w:t>gương</w:t>
+      </w:r>
+      <w:proofErr w:type="spellEnd"/>
+      <w:r>
+        <w:rPr>
+          <w:rFonts w:ascii="Times New Roman" w:hAnsi="Times New Roman" w:cs="Times New Roman"/>
+          <w:sz w:val="28"/>
+          <w:szCs w:val="28"/>
+        </w:rPr>
+        <w:t xml:space="preserve"> </w:t>
+      </w:r>
+      <w:proofErr w:type="spellStart"/>
+      <w:r>
+        <w:rPr>
+          <w:rFonts w:ascii="Times New Roman" w:hAnsi="Times New Roman" w:cs="Times New Roman"/>
+          <w:sz w:val="28"/>
+          <w:szCs w:val="28"/>
+        </w:rPr>
+        <w:t>mẫu</w:t>
+      </w:r>
+      <w:proofErr w:type="spellEnd"/>
+      <w:r>
+        <w:rPr>
+          <w:rFonts w:ascii="Times New Roman" w:hAnsi="Times New Roman" w:cs="Times New Roman"/>
+          <w:sz w:val="28"/>
+          <w:szCs w:val="28"/>
+        </w:rPr>
+        <w:t>.</w:t>
       </w:r>
     </w:p>
     <w:p>
@@ -519,7 +4011,565 @@
           <w:sz w:val="28"/>
           <w:szCs w:val="28"/>
         </w:rPr>
-        <w:t xml:space="preserve">+ Về năng lực công tác: hoàn thành các nhiệm vụ được giao về học tập, rèn luyện, tích cực tham gia hoạt động phong trào. Kết quả {HOC_KY}/{NAM_HOC} có điểm học tập: </w:t>
+        <w:t xml:space="preserve">+ </w:t>
+      </w:r>
+      <w:proofErr w:type="spellStart"/>
+      <w:r>
+        <w:rPr>
+          <w:rFonts w:ascii="Times New Roman" w:eastAsia="Times New Roman" w:hAnsi="Times New Roman" w:cs="Times New Roman"/>
+          <w:sz w:val="28"/>
+          <w:szCs w:val="28"/>
+        </w:rPr>
+        <w:t>Về</w:t>
+      </w:r>
+      <w:proofErr w:type="spellEnd"/>
+      <w:r>
+        <w:rPr>
+          <w:rFonts w:ascii="Times New Roman" w:eastAsia="Times New Roman" w:hAnsi="Times New Roman" w:cs="Times New Roman"/>
+          <w:sz w:val="28"/>
+          <w:szCs w:val="28"/>
+        </w:rPr>
+        <w:t xml:space="preserve"> </w:t>
+      </w:r>
+      <w:proofErr w:type="spellStart"/>
+      <w:r>
+        <w:rPr>
+          <w:rFonts w:ascii="Times New Roman" w:eastAsia="Times New Roman" w:hAnsi="Times New Roman" w:cs="Times New Roman"/>
+          <w:sz w:val="28"/>
+          <w:szCs w:val="28"/>
+        </w:rPr>
+        <w:t>năng</w:t>
+      </w:r>
+      <w:proofErr w:type="spellEnd"/>
+      <w:r>
+        <w:rPr>
+          <w:rFonts w:ascii="Times New Roman" w:eastAsia="Times New Roman" w:hAnsi="Times New Roman" w:cs="Times New Roman"/>
+          <w:sz w:val="28"/>
+          <w:szCs w:val="28"/>
+        </w:rPr>
+        <w:t xml:space="preserve"> </w:t>
+      </w:r>
+      <w:proofErr w:type="spellStart"/>
+      <w:r>
+        <w:rPr>
+          <w:rFonts w:ascii="Times New Roman" w:eastAsia="Times New Roman" w:hAnsi="Times New Roman" w:cs="Times New Roman"/>
+          <w:sz w:val="28"/>
+          <w:szCs w:val="28"/>
+        </w:rPr>
+        <w:t>lực</w:t>
+      </w:r>
+      <w:proofErr w:type="spellEnd"/>
+      <w:r>
+        <w:rPr>
+          <w:rFonts w:ascii="Times New Roman" w:eastAsia="Times New Roman" w:hAnsi="Times New Roman" w:cs="Times New Roman"/>
+          <w:sz w:val="28"/>
+          <w:szCs w:val="28"/>
+        </w:rPr>
+        <w:t xml:space="preserve"> </w:t>
+      </w:r>
+      <w:proofErr w:type="spellStart"/>
+      <w:r>
+        <w:rPr>
+          <w:rFonts w:ascii="Times New Roman" w:eastAsia="Times New Roman" w:hAnsi="Times New Roman" w:cs="Times New Roman"/>
+          <w:sz w:val="28"/>
+          <w:szCs w:val="28"/>
+        </w:rPr>
+        <w:t>công</w:t>
+      </w:r>
+      <w:proofErr w:type="spellEnd"/>
+      <w:r>
+        <w:rPr>
+          <w:rFonts w:ascii="Times New Roman" w:eastAsia="Times New Roman" w:hAnsi="Times New Roman" w:cs="Times New Roman"/>
+          <w:sz w:val="28"/>
+          <w:szCs w:val="28"/>
+        </w:rPr>
+        <w:t xml:space="preserve"> </w:t>
+      </w:r>
+      <w:proofErr w:type="spellStart"/>
+      <w:r>
+        <w:rPr>
+          <w:rFonts w:ascii="Times New Roman" w:eastAsia="Times New Roman" w:hAnsi="Times New Roman" w:cs="Times New Roman"/>
+          <w:sz w:val="28"/>
+          <w:szCs w:val="28"/>
+        </w:rPr>
+        <w:t>tác</w:t>
+      </w:r>
+      <w:proofErr w:type="spellEnd"/>
+      <w:r>
+        <w:rPr>
+          <w:rFonts w:ascii="Times New Roman" w:eastAsia="Times New Roman" w:hAnsi="Times New Roman" w:cs="Times New Roman"/>
+          <w:sz w:val="28"/>
+          <w:szCs w:val="28"/>
+        </w:rPr>
+        <w:t xml:space="preserve">: </w:t>
+      </w:r>
+      <w:proofErr w:type="spellStart"/>
+      <w:r>
+        <w:rPr>
+          <w:rFonts w:ascii="Times New Roman" w:eastAsia="Times New Roman" w:hAnsi="Times New Roman" w:cs="Times New Roman"/>
+          <w:sz w:val="28"/>
+          <w:szCs w:val="28"/>
+        </w:rPr>
+        <w:t>hoàn</w:t>
+      </w:r>
+      <w:proofErr w:type="spellEnd"/>
+      <w:r>
+        <w:rPr>
+          <w:rFonts w:ascii="Times New Roman" w:eastAsia="Times New Roman" w:hAnsi="Times New Roman" w:cs="Times New Roman"/>
+          <w:sz w:val="28"/>
+          <w:szCs w:val="28"/>
+        </w:rPr>
+        <w:t xml:space="preserve"> </w:t>
+      </w:r>
+      <w:proofErr w:type="spellStart"/>
+      <w:r>
+        <w:rPr>
+          <w:rFonts w:ascii="Times New Roman" w:eastAsia="Times New Roman" w:hAnsi="Times New Roman" w:cs="Times New Roman"/>
+          <w:sz w:val="28"/>
+          <w:szCs w:val="28"/>
+        </w:rPr>
+        <w:t>thành</w:t>
+      </w:r>
+      <w:proofErr w:type="spellEnd"/>
+      <w:r>
+        <w:rPr>
+          <w:rFonts w:ascii="Times New Roman" w:eastAsia="Times New Roman" w:hAnsi="Times New Roman" w:cs="Times New Roman"/>
+          <w:sz w:val="28"/>
+          <w:szCs w:val="28"/>
+        </w:rPr>
+        <w:t xml:space="preserve"> </w:t>
+      </w:r>
+      <w:proofErr w:type="spellStart"/>
+      <w:r>
+        <w:rPr>
+          <w:rFonts w:ascii="Times New Roman" w:eastAsia="Times New Roman" w:hAnsi="Times New Roman" w:cs="Times New Roman"/>
+          <w:sz w:val="28"/>
+          <w:szCs w:val="28"/>
+        </w:rPr>
+        <w:t>các</w:t>
+      </w:r>
+      <w:proofErr w:type="spellEnd"/>
+      <w:r>
+        <w:rPr>
+          <w:rFonts w:ascii="Times New Roman" w:eastAsia="Times New Roman" w:hAnsi="Times New Roman" w:cs="Times New Roman"/>
+          <w:sz w:val="28"/>
+          <w:szCs w:val="28"/>
+        </w:rPr>
+        <w:t xml:space="preserve"> </w:t>
+      </w:r>
+      <w:proofErr w:type="spellStart"/>
+      <w:r>
+        <w:rPr>
+          <w:rFonts w:ascii="Times New Roman" w:eastAsia="Times New Roman" w:hAnsi="Times New Roman" w:cs="Times New Roman"/>
+          <w:sz w:val="28"/>
+          <w:szCs w:val="28"/>
+        </w:rPr>
+        <w:t>nhiệm</w:t>
+      </w:r>
+      <w:proofErr w:type="spellEnd"/>
+      <w:r>
+        <w:rPr>
+          <w:rFonts w:ascii="Times New Roman" w:eastAsia="Times New Roman" w:hAnsi="Times New Roman" w:cs="Times New Roman"/>
+          <w:sz w:val="28"/>
+          <w:szCs w:val="28"/>
+        </w:rPr>
+        <w:t xml:space="preserve"> </w:t>
+      </w:r>
+      <w:proofErr w:type="spellStart"/>
+      <w:r>
+        <w:rPr>
+          <w:rFonts w:ascii="Times New Roman" w:eastAsia="Times New Roman" w:hAnsi="Times New Roman" w:cs="Times New Roman"/>
+          <w:sz w:val="28"/>
+          <w:szCs w:val="28"/>
+        </w:rPr>
+        <w:t>vụ</w:t>
+      </w:r>
+      <w:proofErr w:type="spellEnd"/>
+      <w:r>
+        <w:rPr>
+          <w:rFonts w:ascii="Times New Roman" w:eastAsia="Times New Roman" w:hAnsi="Times New Roman" w:cs="Times New Roman"/>
+          <w:sz w:val="28"/>
+          <w:szCs w:val="28"/>
+        </w:rPr>
+        <w:t xml:space="preserve"> </w:t>
+      </w:r>
+      <w:proofErr w:type="spellStart"/>
+      <w:r>
+        <w:rPr>
+          <w:rFonts w:ascii="Times New Roman" w:eastAsia="Times New Roman" w:hAnsi="Times New Roman" w:cs="Times New Roman"/>
+          <w:sz w:val="28"/>
+          <w:szCs w:val="28"/>
+        </w:rPr>
+        <w:t>được</w:t>
+      </w:r>
+      <w:proofErr w:type="spellEnd"/>
+      <w:r>
+        <w:rPr>
+          <w:rFonts w:ascii="Times New Roman" w:eastAsia="Times New Roman" w:hAnsi="Times New Roman" w:cs="Times New Roman"/>
+          <w:sz w:val="28"/>
+          <w:szCs w:val="28"/>
+        </w:rPr>
+        <w:t xml:space="preserve"> </w:t>
+      </w:r>
+      <w:proofErr w:type="spellStart"/>
+      <w:r>
+        <w:rPr>
+          <w:rFonts w:ascii="Times New Roman" w:eastAsia="Times New Roman" w:hAnsi="Times New Roman" w:cs="Times New Roman"/>
+          <w:sz w:val="28"/>
+          <w:szCs w:val="28"/>
+        </w:rPr>
+        <w:t>giao</w:t>
+      </w:r>
+      <w:proofErr w:type="spellEnd"/>
+      <w:r>
+        <w:rPr>
+          <w:rFonts w:ascii="Times New Roman" w:eastAsia="Times New Roman" w:hAnsi="Times New Roman" w:cs="Times New Roman"/>
+          <w:sz w:val="28"/>
+          <w:szCs w:val="28"/>
+        </w:rPr>
+        <w:t xml:space="preserve"> </w:t>
+      </w:r>
+      <w:proofErr w:type="spellStart"/>
+      <w:r>
+        <w:rPr>
+          <w:rFonts w:ascii="Times New Roman" w:eastAsia="Times New Roman" w:hAnsi="Times New Roman" w:cs="Times New Roman"/>
+          <w:sz w:val="28"/>
+          <w:szCs w:val="28"/>
+        </w:rPr>
+        <w:t>về</w:t>
+      </w:r>
+      <w:proofErr w:type="spellEnd"/>
+      <w:r>
+        <w:rPr>
+          <w:rFonts w:ascii="Times New Roman" w:eastAsia="Times New Roman" w:hAnsi="Times New Roman" w:cs="Times New Roman"/>
+          <w:sz w:val="28"/>
+          <w:szCs w:val="28"/>
+        </w:rPr>
+        <w:t xml:space="preserve"> </w:t>
+      </w:r>
+      <w:proofErr w:type="spellStart"/>
+      <w:r>
+        <w:rPr>
+          <w:rFonts w:ascii="Times New Roman" w:eastAsia="Times New Roman" w:hAnsi="Times New Roman" w:cs="Times New Roman"/>
+          <w:sz w:val="28"/>
+          <w:szCs w:val="28"/>
+        </w:rPr>
+        <w:t>học</w:t>
+      </w:r>
+      <w:proofErr w:type="spellEnd"/>
+      <w:r>
+        <w:rPr>
+          <w:rFonts w:ascii="Times New Roman" w:eastAsia="Times New Roman" w:hAnsi="Times New Roman" w:cs="Times New Roman"/>
+          <w:sz w:val="28"/>
+          <w:szCs w:val="28"/>
+        </w:rPr>
+        <w:t xml:space="preserve"> </w:t>
+      </w:r>
+      <w:proofErr w:type="spellStart"/>
+      <w:r>
+        <w:rPr>
+          <w:rFonts w:ascii="Times New Roman" w:eastAsia="Times New Roman" w:hAnsi="Times New Roman" w:cs="Times New Roman"/>
+          <w:sz w:val="28"/>
+          <w:szCs w:val="28"/>
+        </w:rPr>
+        <w:t>tập</w:t>
+      </w:r>
+      <w:proofErr w:type="spellEnd"/>
+      <w:r>
+        <w:rPr>
+          <w:rFonts w:ascii="Times New Roman" w:eastAsia="Times New Roman" w:hAnsi="Times New Roman" w:cs="Times New Roman"/>
+          <w:sz w:val="28"/>
+          <w:szCs w:val="28"/>
+        </w:rPr>
+        <w:t xml:space="preserve">, </w:t>
+      </w:r>
+      <w:proofErr w:type="spellStart"/>
+      <w:r>
+        <w:rPr>
+          <w:rFonts w:ascii="Times New Roman" w:eastAsia="Times New Roman" w:hAnsi="Times New Roman" w:cs="Times New Roman"/>
+          <w:sz w:val="28"/>
+          <w:szCs w:val="28"/>
+        </w:rPr>
+        <w:t>rèn</w:t>
+      </w:r>
+      <w:proofErr w:type="spellEnd"/>
+      <w:r>
+        <w:rPr>
+          <w:rFonts w:ascii="Times New Roman" w:eastAsia="Times New Roman" w:hAnsi="Times New Roman" w:cs="Times New Roman"/>
+          <w:sz w:val="28"/>
+          <w:szCs w:val="28"/>
+        </w:rPr>
+        <w:t xml:space="preserve"> </w:t>
+      </w:r>
+      <w:proofErr w:type="spellStart"/>
+      <w:r>
+        <w:rPr>
+          <w:rFonts w:ascii="Times New Roman" w:eastAsia="Times New Roman" w:hAnsi="Times New Roman" w:cs="Times New Roman"/>
+          <w:sz w:val="28"/>
+          <w:szCs w:val="28"/>
+        </w:rPr>
+        <w:t>luyện</w:t>
+      </w:r>
+      <w:proofErr w:type="spellEnd"/>
+      <w:r>
+        <w:rPr>
+          <w:rFonts w:ascii="Times New Roman" w:eastAsia="Times New Roman" w:hAnsi="Times New Roman" w:cs="Times New Roman"/>
+          <w:sz w:val="28"/>
+          <w:szCs w:val="28"/>
+        </w:rPr>
+        <w:t xml:space="preserve">, </w:t>
+      </w:r>
+      <w:proofErr w:type="spellStart"/>
+      <w:r>
+        <w:rPr>
+          <w:rFonts w:ascii="Times New Roman" w:eastAsia="Times New Roman" w:hAnsi="Times New Roman" w:cs="Times New Roman"/>
+          <w:sz w:val="28"/>
+          <w:szCs w:val="28"/>
+        </w:rPr>
+        <w:t>tích</w:t>
+      </w:r>
+      <w:proofErr w:type="spellEnd"/>
+      <w:r>
+        <w:rPr>
+          <w:rFonts w:ascii="Times New Roman" w:eastAsia="Times New Roman" w:hAnsi="Times New Roman" w:cs="Times New Roman"/>
+          <w:sz w:val="28"/>
+          <w:szCs w:val="28"/>
+        </w:rPr>
+        <w:t xml:space="preserve"> </w:t>
+      </w:r>
+      <w:proofErr w:type="spellStart"/>
+      <w:r>
+        <w:rPr>
+          <w:rFonts w:ascii="Times New Roman" w:eastAsia="Times New Roman" w:hAnsi="Times New Roman" w:cs="Times New Roman"/>
+          <w:sz w:val="28"/>
+          <w:szCs w:val="28"/>
+        </w:rPr>
+        <w:t>cực</w:t>
+      </w:r>
+      <w:proofErr w:type="spellEnd"/>
+      <w:r>
+        <w:rPr>
+          <w:rFonts w:ascii="Times New Roman" w:eastAsia="Times New Roman" w:hAnsi="Times New Roman" w:cs="Times New Roman"/>
+          <w:sz w:val="28"/>
+          <w:szCs w:val="28"/>
+        </w:rPr>
+        <w:t xml:space="preserve"> </w:t>
+      </w:r>
+      <w:proofErr w:type="spellStart"/>
+      <w:r>
+        <w:rPr>
+          <w:rFonts w:ascii="Times New Roman" w:eastAsia="Times New Roman" w:hAnsi="Times New Roman" w:cs="Times New Roman"/>
+          <w:sz w:val="28"/>
+          <w:szCs w:val="28"/>
+        </w:rPr>
+        <w:t>tham</w:t>
+      </w:r>
+      <w:proofErr w:type="spellEnd"/>
+      <w:r>
+        <w:rPr>
+          <w:rFonts w:ascii="Times New Roman" w:eastAsia="Times New Roman" w:hAnsi="Times New Roman" w:cs="Times New Roman"/>
+          <w:sz w:val="28"/>
+          <w:szCs w:val="28"/>
+        </w:rPr>
+        <w:t xml:space="preserve"> </w:t>
+      </w:r>
+      <w:proofErr w:type="spellStart"/>
+      <w:r>
+        <w:rPr>
+          <w:rFonts w:ascii="Times New Roman" w:eastAsia="Times New Roman" w:hAnsi="Times New Roman" w:cs="Times New Roman"/>
+          <w:sz w:val="28"/>
+          <w:szCs w:val="28"/>
+        </w:rPr>
+        <w:t>gia</w:t>
+      </w:r>
+      <w:proofErr w:type="spellEnd"/>
+      <w:r>
+        <w:rPr>
+          <w:rFonts w:ascii="Times New Roman" w:eastAsia="Times New Roman" w:hAnsi="Times New Roman" w:cs="Times New Roman"/>
+          <w:sz w:val="28"/>
+          <w:szCs w:val="28"/>
+        </w:rPr>
+        <w:t xml:space="preserve"> </w:t>
+      </w:r>
+      <w:proofErr w:type="spellStart"/>
+      <w:r>
+        <w:rPr>
+          <w:rFonts w:ascii="Times New Roman" w:eastAsia="Times New Roman" w:hAnsi="Times New Roman" w:cs="Times New Roman"/>
+          <w:sz w:val="28"/>
+          <w:szCs w:val="28"/>
+        </w:rPr>
+        <w:t>hoạt</w:t>
+      </w:r>
+      <w:proofErr w:type="spellEnd"/>
+      <w:r>
+        <w:rPr>
+          <w:rFonts w:ascii="Times New Roman" w:eastAsia="Times New Roman" w:hAnsi="Times New Roman" w:cs="Times New Roman"/>
+          <w:sz w:val="28"/>
+          <w:szCs w:val="28"/>
+        </w:rPr>
+        <w:t xml:space="preserve"> </w:t>
+      </w:r>
+      <w:proofErr w:type="spellStart"/>
+      <w:r>
+        <w:rPr>
+          <w:rFonts w:ascii="Times New Roman" w:eastAsia="Times New Roman" w:hAnsi="Times New Roman" w:cs="Times New Roman"/>
+          <w:sz w:val="28"/>
+          <w:szCs w:val="28"/>
+        </w:rPr>
+        <w:t>động</w:t>
+      </w:r>
+      <w:proofErr w:type="spellEnd"/>
+      <w:r>
+        <w:rPr>
+          <w:rFonts w:ascii="Times New Roman" w:eastAsia="Times New Roman" w:hAnsi="Times New Roman" w:cs="Times New Roman"/>
+          <w:sz w:val="28"/>
+          <w:szCs w:val="28"/>
+        </w:rPr>
+        <w:t xml:space="preserve"> </w:t>
+      </w:r>
+      <w:proofErr w:type="spellStart"/>
+      <w:r>
+        <w:rPr>
+          <w:rFonts w:ascii="Times New Roman" w:eastAsia="Times New Roman" w:hAnsi="Times New Roman" w:cs="Times New Roman"/>
+          <w:sz w:val="28"/>
+          <w:szCs w:val="28"/>
+        </w:rPr>
+        <w:t>phong</w:t>
+      </w:r>
+      <w:proofErr w:type="spellEnd"/>
+      <w:r>
+        <w:rPr>
+          <w:rFonts w:ascii="Times New Roman" w:eastAsia="Times New Roman" w:hAnsi="Times New Roman" w:cs="Times New Roman"/>
+          <w:sz w:val="28"/>
+          <w:szCs w:val="28"/>
+        </w:rPr>
+        <w:t xml:space="preserve"> </w:t>
+      </w:r>
+      <w:proofErr w:type="spellStart"/>
+      <w:r>
+        <w:rPr>
+          <w:rFonts w:ascii="Times New Roman" w:eastAsia="Times New Roman" w:hAnsi="Times New Roman" w:cs="Times New Roman"/>
+          <w:sz w:val="28"/>
+          <w:szCs w:val="28"/>
+        </w:rPr>
+        <w:t>trào</w:t>
+      </w:r>
+      <w:proofErr w:type="spellEnd"/>
+      <w:r>
+        <w:rPr>
+          <w:rFonts w:ascii="Times New Roman" w:eastAsia="Times New Roman" w:hAnsi="Times New Roman" w:cs="Times New Roman"/>
+          <w:sz w:val="28"/>
+          <w:szCs w:val="28"/>
+        </w:rPr>
+        <w:t xml:space="preserve">. </w:t>
+      </w:r>
+      <w:proofErr w:type="spellStart"/>
+      <w:r>
+        <w:rPr>
+          <w:rFonts w:ascii="Times New Roman" w:eastAsia="Times New Roman" w:hAnsi="Times New Roman" w:cs="Times New Roman"/>
+          <w:sz w:val="28"/>
+          <w:szCs w:val="28"/>
+        </w:rPr>
+        <w:t>Kết</w:t>
+      </w:r>
+      <w:proofErr w:type="spellEnd"/>
+      <w:r>
+        <w:rPr>
+          <w:rFonts w:ascii="Times New Roman" w:eastAsia="Times New Roman" w:hAnsi="Times New Roman" w:cs="Times New Roman"/>
+          <w:sz w:val="28"/>
+          <w:szCs w:val="28"/>
+        </w:rPr>
+        <w:t xml:space="preserve"> </w:t>
+      </w:r>
+      <w:proofErr w:type="spellStart"/>
+      <w:r>
+        <w:rPr>
+          <w:rFonts w:ascii="Times New Roman" w:eastAsia="Times New Roman" w:hAnsi="Times New Roman" w:cs="Times New Roman"/>
+          <w:sz w:val="28"/>
+          <w:szCs w:val="28"/>
+        </w:rPr>
+        <w:t>quả</w:t>
+      </w:r>
+      <w:proofErr w:type="spellEnd"/>
+      <w:r>
+        <w:rPr>
+          <w:rFonts w:ascii="Times New Roman" w:eastAsia="Times New Roman" w:hAnsi="Times New Roman" w:cs="Times New Roman"/>
+          <w:sz w:val="28"/>
+          <w:szCs w:val="28"/>
+        </w:rPr>
+        <w:t xml:space="preserve"> {HOC_KY}/{NAM_HOC} </w:t>
+      </w:r>
+      <w:proofErr w:type="spellStart"/>
+      <w:r>
+        <w:rPr>
+          <w:rFonts w:ascii="Times New Roman" w:eastAsia="Times New Roman" w:hAnsi="Times New Roman" w:cs="Times New Roman"/>
+          <w:sz w:val="28"/>
+          <w:szCs w:val="28"/>
+        </w:rPr>
+        <w:t>có</w:t>
+      </w:r>
+      <w:proofErr w:type="spellEnd"/>
+      <w:r>
+        <w:rPr>
+          <w:rFonts w:ascii="Times New Roman" w:eastAsia="Times New Roman" w:hAnsi="Times New Roman" w:cs="Times New Roman"/>
+          <w:sz w:val="28"/>
+          <w:szCs w:val="28"/>
+        </w:rPr>
+        <w:t xml:space="preserve"> </w:t>
+      </w:r>
+      <w:proofErr w:type="spellStart"/>
+      <w:r>
+        <w:rPr>
+          <w:rFonts w:ascii="Times New Roman" w:eastAsia="Times New Roman" w:hAnsi="Times New Roman" w:cs="Times New Roman"/>
+          <w:sz w:val="28"/>
+          <w:szCs w:val="28"/>
+        </w:rPr>
+        <w:t>điểm</w:t>
+      </w:r>
+      <w:proofErr w:type="spellEnd"/>
+      <w:r>
+        <w:rPr>
+          <w:rFonts w:ascii="Times New Roman" w:eastAsia="Times New Roman" w:hAnsi="Times New Roman" w:cs="Times New Roman"/>
+          <w:sz w:val="28"/>
+          <w:szCs w:val="28"/>
+        </w:rPr>
+        <w:t xml:space="preserve"> </w:t>
+      </w:r>
+      <w:proofErr w:type="spellStart"/>
+      <w:r>
+        <w:rPr>
+          <w:rFonts w:ascii="Times New Roman" w:eastAsia="Times New Roman" w:hAnsi="Times New Roman" w:cs="Times New Roman"/>
+          <w:sz w:val="28"/>
+          <w:szCs w:val="28"/>
+        </w:rPr>
+        <w:t>học</w:t>
+      </w:r>
+      <w:proofErr w:type="spellEnd"/>
+      <w:r>
+        <w:rPr>
+          <w:rFonts w:ascii="Times New Roman" w:eastAsia="Times New Roman" w:hAnsi="Times New Roman" w:cs="Times New Roman"/>
+          <w:sz w:val="28"/>
+          <w:szCs w:val="28"/>
+        </w:rPr>
+        <w:t xml:space="preserve"> </w:t>
+      </w:r>
+      <w:proofErr w:type="spellStart"/>
+      <w:r>
+        <w:rPr>
+          <w:rFonts w:ascii="Times New Roman" w:eastAsia="Times New Roman" w:hAnsi="Times New Roman" w:cs="Times New Roman"/>
+          <w:sz w:val="28"/>
+          <w:szCs w:val="28"/>
+        </w:rPr>
+        <w:t>tập</w:t>
+      </w:r>
+      <w:proofErr w:type="spellEnd"/>
+      <w:r>
+        <w:rPr>
+          <w:rFonts w:ascii="Times New Roman" w:eastAsia="Times New Roman" w:hAnsi="Times New Roman" w:cs="Times New Roman"/>
+          <w:sz w:val="28"/>
+          <w:szCs w:val="28"/>
+        </w:rPr>
+        <w:t xml:space="preserve">: </w:t>
       </w:r>
       <w:r>
         <w:rPr>
@@ -537,7 +4587,61 @@
           <w:sz w:val="28"/>
           <w:szCs w:val="28"/>
         </w:rPr>
-        <w:t>, điểm rèn luyện:</w:t>
+        <w:t xml:space="preserve">, </w:t>
+      </w:r>
+      <w:proofErr w:type="spellStart"/>
+      <w:r>
+        <w:rPr>
+          <w:rFonts w:ascii="Times New Roman" w:eastAsia="Times New Roman" w:hAnsi="Times New Roman" w:cs="Times New Roman"/>
+          <w:sz w:val="28"/>
+          <w:szCs w:val="28"/>
+        </w:rPr>
+        <w:t>điểm</w:t>
+      </w:r>
+      <w:proofErr w:type="spellEnd"/>
+      <w:r>
+        <w:rPr>
+          <w:rFonts w:ascii="Times New Roman" w:eastAsia="Times New Roman" w:hAnsi="Times New Roman" w:cs="Times New Roman"/>
+          <w:sz w:val="28"/>
+          <w:szCs w:val="28"/>
+        </w:rPr>
+        <w:t xml:space="preserve"> </w:t>
+      </w:r>
+      <w:proofErr w:type="spellStart"/>
+      <w:r>
+        <w:rPr>
+          <w:rFonts w:ascii="Times New Roman" w:eastAsia="Times New Roman" w:hAnsi="Times New Roman" w:cs="Times New Roman"/>
+          <w:sz w:val="28"/>
+          <w:szCs w:val="28"/>
+        </w:rPr>
+        <w:t>rèn</w:t>
+      </w:r>
+      <w:proofErr w:type="spellEnd"/>
+      <w:r>
+        <w:rPr>
+          <w:rFonts w:ascii="Times New Roman" w:eastAsia="Times New Roman" w:hAnsi="Times New Roman" w:cs="Times New Roman"/>
+          <w:sz w:val="28"/>
+          <w:szCs w:val="28"/>
+        </w:rPr>
+        <w:t xml:space="preserve"> </w:t>
+      </w:r>
+      <w:proofErr w:type="spellStart"/>
+      <w:r>
+        <w:rPr>
+          <w:rFonts w:ascii="Times New Roman" w:eastAsia="Times New Roman" w:hAnsi="Times New Roman" w:cs="Times New Roman"/>
+          <w:sz w:val="28"/>
+          <w:szCs w:val="28"/>
+        </w:rPr>
+        <w:t>luyện</w:t>
+      </w:r>
+      <w:proofErr w:type="spellEnd"/>
+      <w:r>
+        <w:rPr>
+          <w:rFonts w:ascii="Times New Roman" w:eastAsia="Times New Roman" w:hAnsi="Times New Roman" w:cs="Times New Roman"/>
+          <w:sz w:val="28"/>
+          <w:szCs w:val="28"/>
+        </w:rPr>
+        <w:t>:</w:t>
       </w:r>
       <w:r>
         <w:rPr>
@@ -615,16 +4719,27 @@
           <w:sz w:val="28"/>
           <w:szCs w:val="28"/>
         </w:rPr>
-        <w:t xml:space="preserve"> Về</w:t>
-      </w:r>
-      <w:r>
-        <w:rPr>
-          <w:rFonts w:ascii="Times New Roman" w:hAnsi="Times New Roman" w:cs="Times New Roman"/>
-          <w:sz w:val="28"/>
-          <w:szCs w:val="28"/>
-        </w:rPr>
-        <w:t xml:space="preserve"> </w:t>
-      </w:r>
+        <w:t xml:space="preserve"> </w:t>
+      </w:r>
+      <w:proofErr w:type="spellStart"/>
+      <w:r>
+        <w:rPr>
+          <w:rFonts w:ascii="Times New Roman" w:hAnsi="Times New Roman" w:cs="Times New Roman"/>
+          <w:sz w:val="28"/>
+          <w:szCs w:val="28"/>
+        </w:rPr>
+        <w:t>Về</w:t>
+      </w:r>
+      <w:proofErr w:type="spellEnd"/>
+      <w:r>
+        <w:rPr>
+          <w:rFonts w:ascii="Times New Roman" w:hAnsi="Times New Roman" w:cs="Times New Roman"/>
+          <w:sz w:val="28"/>
+          <w:szCs w:val="28"/>
+        </w:rPr>
+        <w:t xml:space="preserve"> </w:t>
+      </w:r>
+      <w:proofErr w:type="spellStart"/>
       <w:r>
         <w:rPr>
           <w:rFonts w:ascii="Times New Roman" w:hAnsi="Times New Roman" w:cs="Times New Roman"/>
@@ -639,7 +4754,556 @@
           <w:sz w:val="28"/>
           <w:szCs w:val="28"/>
         </w:rPr>
-        <w:t>uan hệ quần chúng: Lễ phép với người lớn tuổi, kính trọng thầy cô, hòa đồng, thân thiện với bạn bè, có mối quan hệ tốt với địa phương cư trú.</w:t>
+        <w:t>uan</w:t>
+      </w:r>
+      <w:proofErr w:type="spellEnd"/>
+      <w:r>
+        <w:rPr>
+          <w:rFonts w:ascii="Times New Roman" w:hAnsi="Times New Roman" w:cs="Times New Roman"/>
+          <w:sz w:val="28"/>
+          <w:szCs w:val="28"/>
+        </w:rPr>
+        <w:t xml:space="preserve"> </w:t>
+      </w:r>
+      <w:proofErr w:type="spellStart"/>
+      <w:r>
+        <w:rPr>
+          <w:rFonts w:ascii="Times New Roman" w:hAnsi="Times New Roman" w:cs="Times New Roman"/>
+          <w:sz w:val="28"/>
+          <w:szCs w:val="28"/>
+        </w:rPr>
+        <w:t>hệ</w:t>
+      </w:r>
+      <w:proofErr w:type="spellEnd"/>
+      <w:r>
+        <w:rPr>
+          <w:rFonts w:ascii="Times New Roman" w:hAnsi="Times New Roman" w:cs="Times New Roman"/>
+          <w:sz w:val="28"/>
+          <w:szCs w:val="28"/>
+        </w:rPr>
+        <w:t xml:space="preserve"> </w:t>
+      </w:r>
+      <w:proofErr w:type="spellStart"/>
+      <w:r>
+        <w:rPr>
+          <w:rFonts w:ascii="Times New Roman" w:hAnsi="Times New Roman" w:cs="Times New Roman"/>
+          <w:sz w:val="28"/>
+          <w:szCs w:val="28"/>
+        </w:rPr>
+        <w:t>quần</w:t>
+      </w:r>
+      <w:proofErr w:type="spellEnd"/>
+      <w:r>
+        <w:rPr>
+          <w:rFonts w:ascii="Times New Roman" w:hAnsi="Times New Roman" w:cs="Times New Roman"/>
+          <w:sz w:val="28"/>
+          <w:szCs w:val="28"/>
+        </w:rPr>
+        <w:t xml:space="preserve"> </w:t>
+      </w:r>
+      <w:proofErr w:type="spellStart"/>
+      <w:r>
+        <w:rPr>
+          <w:rFonts w:ascii="Times New Roman" w:hAnsi="Times New Roman" w:cs="Times New Roman"/>
+          <w:sz w:val="28"/>
+          <w:szCs w:val="28"/>
+        </w:rPr>
+        <w:t>chúng</w:t>
+      </w:r>
+      <w:proofErr w:type="spellEnd"/>
+      <w:r>
+        <w:rPr>
+          <w:rFonts w:ascii="Times New Roman" w:hAnsi="Times New Roman" w:cs="Times New Roman"/>
+          <w:sz w:val="28"/>
+          <w:szCs w:val="28"/>
+        </w:rPr>
+        <w:t xml:space="preserve">: </w:t>
+      </w:r>
+      <w:proofErr w:type="spellStart"/>
+      <w:r>
+        <w:rPr>
+          <w:rFonts w:ascii="Times New Roman" w:hAnsi="Times New Roman" w:cs="Times New Roman"/>
+          <w:sz w:val="28"/>
+          <w:szCs w:val="28"/>
+        </w:rPr>
+        <w:t>Lễ</w:t>
+      </w:r>
+      <w:proofErr w:type="spellEnd"/>
+      <w:r>
+        <w:rPr>
+          <w:rFonts w:ascii="Times New Roman" w:hAnsi="Times New Roman" w:cs="Times New Roman"/>
+          <w:sz w:val="28"/>
+          <w:szCs w:val="28"/>
+        </w:rPr>
+        <w:t xml:space="preserve"> </w:t>
+      </w:r>
+      <w:proofErr w:type="spellStart"/>
+      <w:r>
+        <w:rPr>
+          <w:rFonts w:ascii="Times New Roman" w:hAnsi="Times New Roman" w:cs="Times New Roman"/>
+          <w:sz w:val="28"/>
+          <w:szCs w:val="28"/>
+        </w:rPr>
+        <w:t>phép</w:t>
+      </w:r>
+      <w:proofErr w:type="spellEnd"/>
+      <w:r>
+        <w:rPr>
+          <w:rFonts w:ascii="Times New Roman" w:hAnsi="Times New Roman" w:cs="Times New Roman"/>
+          <w:sz w:val="28"/>
+          <w:szCs w:val="28"/>
+        </w:rPr>
+        <w:t xml:space="preserve"> </w:t>
+      </w:r>
+      <w:proofErr w:type="spellStart"/>
+      <w:r>
+        <w:rPr>
+          <w:rFonts w:ascii="Times New Roman" w:hAnsi="Times New Roman" w:cs="Times New Roman"/>
+          <w:sz w:val="28"/>
+          <w:szCs w:val="28"/>
+        </w:rPr>
+        <w:t>với</w:t>
+      </w:r>
+      <w:proofErr w:type="spellEnd"/>
+      <w:r>
+        <w:rPr>
+          <w:rFonts w:ascii="Times New Roman" w:hAnsi="Times New Roman" w:cs="Times New Roman"/>
+          <w:sz w:val="28"/>
+          <w:szCs w:val="28"/>
+        </w:rPr>
+        <w:t xml:space="preserve"> </w:t>
+      </w:r>
+      <w:proofErr w:type="spellStart"/>
+      <w:r>
+        <w:rPr>
+          <w:rFonts w:ascii="Times New Roman" w:hAnsi="Times New Roman" w:cs="Times New Roman"/>
+          <w:sz w:val="28"/>
+          <w:szCs w:val="28"/>
+        </w:rPr>
+        <w:t>người</w:t>
+      </w:r>
+      <w:proofErr w:type="spellEnd"/>
+      <w:r>
+        <w:rPr>
+          <w:rFonts w:ascii="Times New Roman" w:hAnsi="Times New Roman" w:cs="Times New Roman"/>
+          <w:sz w:val="28"/>
+          <w:szCs w:val="28"/>
+        </w:rPr>
+        <w:t xml:space="preserve"> </w:t>
+      </w:r>
+      <w:proofErr w:type="spellStart"/>
+      <w:r>
+        <w:rPr>
+          <w:rFonts w:ascii="Times New Roman" w:hAnsi="Times New Roman" w:cs="Times New Roman"/>
+          <w:sz w:val="28"/>
+          <w:szCs w:val="28"/>
+        </w:rPr>
+        <w:t>lớn</w:t>
+      </w:r>
+      <w:proofErr w:type="spellEnd"/>
+      <w:r>
+        <w:rPr>
+          <w:rFonts w:ascii="Times New Roman" w:hAnsi="Times New Roman" w:cs="Times New Roman"/>
+          <w:sz w:val="28"/>
+          <w:szCs w:val="28"/>
+        </w:rPr>
+        <w:t xml:space="preserve"> </w:t>
+      </w:r>
+      <w:proofErr w:type="spellStart"/>
+      <w:r>
+        <w:rPr>
+          <w:rFonts w:ascii="Times New Roman" w:hAnsi="Times New Roman" w:cs="Times New Roman"/>
+          <w:sz w:val="28"/>
+          <w:szCs w:val="28"/>
+        </w:rPr>
+        <w:t>tuổi</w:t>
+      </w:r>
+      <w:proofErr w:type="spellEnd"/>
+      <w:r>
+        <w:rPr>
+          <w:rFonts w:ascii="Times New Roman" w:hAnsi="Times New Roman" w:cs="Times New Roman"/>
+          <w:sz w:val="28"/>
+          <w:szCs w:val="28"/>
+        </w:rPr>
+        <w:t xml:space="preserve">, </w:t>
+      </w:r>
+      <w:proofErr w:type="spellStart"/>
+      <w:r>
+        <w:rPr>
+          <w:rFonts w:ascii="Times New Roman" w:hAnsi="Times New Roman" w:cs="Times New Roman"/>
+          <w:sz w:val="28"/>
+          <w:szCs w:val="28"/>
+        </w:rPr>
+        <w:t>kính</w:t>
+      </w:r>
+      <w:proofErr w:type="spellEnd"/>
+      <w:r>
+        <w:rPr>
+          <w:rFonts w:ascii="Times New Roman" w:hAnsi="Times New Roman" w:cs="Times New Roman"/>
+          <w:sz w:val="28"/>
+          <w:szCs w:val="28"/>
+        </w:rPr>
+        <w:t xml:space="preserve"> </w:t>
+      </w:r>
+      <w:proofErr w:type="spellStart"/>
+      <w:r>
+        <w:rPr>
+          <w:rFonts w:ascii="Times New Roman" w:hAnsi="Times New Roman" w:cs="Times New Roman"/>
+          <w:sz w:val="28"/>
+          <w:szCs w:val="28"/>
+        </w:rPr>
+        <w:t>trọng</w:t>
+      </w:r>
+      <w:proofErr w:type="spellEnd"/>
+      <w:r>
+        <w:rPr>
+          <w:rFonts w:ascii="Times New Roman" w:hAnsi="Times New Roman" w:cs="Times New Roman"/>
+          <w:sz w:val="28"/>
+          <w:szCs w:val="28"/>
+        </w:rPr>
+        <w:t xml:space="preserve"> </w:t>
+      </w:r>
+      <w:proofErr w:type="spellStart"/>
+      <w:r>
+        <w:rPr>
+          <w:rFonts w:ascii="Times New Roman" w:hAnsi="Times New Roman" w:cs="Times New Roman"/>
+          <w:sz w:val="28"/>
+          <w:szCs w:val="28"/>
+        </w:rPr>
+        <w:t>thầy</w:t>
+      </w:r>
+      <w:proofErr w:type="spellEnd"/>
+      <w:r>
+        <w:rPr>
+          <w:rFonts w:ascii="Times New Roman" w:hAnsi="Times New Roman" w:cs="Times New Roman"/>
+          <w:sz w:val="28"/>
+          <w:szCs w:val="28"/>
+        </w:rPr>
+        <w:t xml:space="preserve"> </w:t>
+      </w:r>
+      <w:proofErr w:type="spellStart"/>
+      <w:r>
+        <w:rPr>
+          <w:rFonts w:ascii="Times New Roman" w:hAnsi="Times New Roman" w:cs="Times New Roman"/>
+          <w:sz w:val="28"/>
+          <w:szCs w:val="28"/>
+        </w:rPr>
+        <w:t>cô</w:t>
+      </w:r>
+      <w:proofErr w:type="spellEnd"/>
+      <w:r>
+        <w:rPr>
+          <w:rFonts w:ascii="Times New Roman" w:hAnsi="Times New Roman" w:cs="Times New Roman"/>
+          <w:sz w:val="28"/>
+          <w:szCs w:val="28"/>
+        </w:rPr>
+        <w:t xml:space="preserve">, </w:t>
+      </w:r>
+      <w:proofErr w:type="spellStart"/>
+      <w:r>
+        <w:rPr>
+          <w:rFonts w:ascii="Times New Roman" w:hAnsi="Times New Roman" w:cs="Times New Roman"/>
+          <w:sz w:val="28"/>
+          <w:szCs w:val="28"/>
+        </w:rPr>
+        <w:t>hòa</w:t>
+      </w:r>
+      <w:proofErr w:type="spellEnd"/>
+      <w:r>
+        <w:rPr>
+          <w:rFonts w:ascii="Times New Roman" w:hAnsi="Times New Roman" w:cs="Times New Roman"/>
+          <w:sz w:val="28"/>
+          <w:szCs w:val="28"/>
+        </w:rPr>
+        <w:t xml:space="preserve"> </w:t>
+      </w:r>
+      <w:proofErr w:type="spellStart"/>
+      <w:r>
+        <w:rPr>
+          <w:rFonts w:ascii="Times New Roman" w:hAnsi="Times New Roman" w:cs="Times New Roman"/>
+          <w:sz w:val="28"/>
+          <w:szCs w:val="28"/>
+        </w:rPr>
+        <w:t>đồng</w:t>
+      </w:r>
+      <w:proofErr w:type="spellEnd"/>
+      <w:r>
+        <w:rPr>
+          <w:rFonts w:ascii="Times New Roman" w:hAnsi="Times New Roman" w:cs="Times New Roman"/>
+          <w:sz w:val="28"/>
+          <w:szCs w:val="28"/>
+        </w:rPr>
+        <w:t xml:space="preserve">, </w:t>
+      </w:r>
+      <w:proofErr w:type="spellStart"/>
+      <w:r>
+        <w:rPr>
+          <w:rFonts w:ascii="Times New Roman" w:hAnsi="Times New Roman" w:cs="Times New Roman"/>
+          <w:sz w:val="28"/>
+          <w:szCs w:val="28"/>
+        </w:rPr>
+        <w:t>thân</w:t>
+      </w:r>
+      <w:proofErr w:type="spellEnd"/>
+      <w:r>
+        <w:rPr>
+          <w:rFonts w:ascii="Times New Roman" w:hAnsi="Times New Roman" w:cs="Times New Roman"/>
+          <w:sz w:val="28"/>
+          <w:szCs w:val="28"/>
+        </w:rPr>
+        <w:t xml:space="preserve"> </w:t>
+      </w:r>
+      <w:proofErr w:type="spellStart"/>
+      <w:r>
+        <w:rPr>
+          <w:rFonts w:ascii="Times New Roman" w:hAnsi="Times New Roman" w:cs="Times New Roman"/>
+          <w:sz w:val="28"/>
+          <w:szCs w:val="28"/>
+        </w:rPr>
+        <w:t>thiện</w:t>
+      </w:r>
+      <w:proofErr w:type="spellEnd"/>
+      <w:r>
+        <w:rPr>
+          <w:rFonts w:ascii="Times New Roman" w:hAnsi="Times New Roman" w:cs="Times New Roman"/>
+          <w:sz w:val="28"/>
+          <w:szCs w:val="28"/>
+        </w:rPr>
+        <w:t xml:space="preserve"> </w:t>
+      </w:r>
+      <w:proofErr w:type="spellStart"/>
+      <w:r>
+        <w:rPr>
+          <w:rFonts w:ascii="Times New Roman" w:hAnsi="Times New Roman" w:cs="Times New Roman"/>
+          <w:sz w:val="28"/>
+          <w:szCs w:val="28"/>
+        </w:rPr>
+        <w:t>với</w:t>
+      </w:r>
+      <w:proofErr w:type="spellEnd"/>
+      <w:r>
+        <w:rPr>
+          <w:rFonts w:ascii="Times New Roman" w:hAnsi="Times New Roman" w:cs="Times New Roman"/>
+          <w:sz w:val="28"/>
+          <w:szCs w:val="28"/>
+        </w:rPr>
+        <w:t xml:space="preserve"> </w:t>
+      </w:r>
+      <w:proofErr w:type="spellStart"/>
+      <w:r>
+        <w:rPr>
+          <w:rFonts w:ascii="Times New Roman" w:hAnsi="Times New Roman" w:cs="Times New Roman"/>
+          <w:sz w:val="28"/>
+          <w:szCs w:val="28"/>
+        </w:rPr>
+        <w:t>bạn</w:t>
+      </w:r>
+      <w:proofErr w:type="spellEnd"/>
+      <w:r>
+        <w:rPr>
+          <w:rFonts w:ascii="Times New Roman" w:hAnsi="Times New Roman" w:cs="Times New Roman"/>
+          <w:sz w:val="28"/>
+          <w:szCs w:val="28"/>
+        </w:rPr>
+        <w:t xml:space="preserve"> </w:t>
+      </w:r>
+      <w:proofErr w:type="spellStart"/>
+      <w:r>
+        <w:rPr>
+          <w:rFonts w:ascii="Times New Roman" w:hAnsi="Times New Roman" w:cs="Times New Roman"/>
+          <w:sz w:val="28"/>
+          <w:szCs w:val="28"/>
+        </w:rPr>
+        <w:t>bè</w:t>
+      </w:r>
+      <w:proofErr w:type="spellEnd"/>
+      <w:r>
+        <w:rPr>
+          <w:rFonts w:ascii="Times New Roman" w:hAnsi="Times New Roman" w:cs="Times New Roman"/>
+          <w:sz w:val="28"/>
+          <w:szCs w:val="28"/>
+        </w:rPr>
+        <w:t xml:space="preserve">, </w:t>
+      </w:r>
+      <w:proofErr w:type="spellStart"/>
+      <w:r>
+        <w:rPr>
+          <w:rFonts w:ascii="Times New Roman" w:hAnsi="Times New Roman" w:cs="Times New Roman"/>
+          <w:sz w:val="28"/>
+          <w:szCs w:val="28"/>
+        </w:rPr>
+        <w:t>có</w:t>
+      </w:r>
+      <w:proofErr w:type="spellEnd"/>
+      <w:r>
+        <w:rPr>
+          <w:rFonts w:ascii="Times New Roman" w:hAnsi="Times New Roman" w:cs="Times New Roman"/>
+          <w:sz w:val="28"/>
+          <w:szCs w:val="28"/>
+        </w:rPr>
+        <w:t xml:space="preserve"> </w:t>
+      </w:r>
+      <w:proofErr w:type="spellStart"/>
+      <w:r>
+        <w:rPr>
+          <w:rFonts w:ascii="Times New Roman" w:hAnsi="Times New Roman" w:cs="Times New Roman"/>
+          <w:sz w:val="28"/>
+          <w:szCs w:val="28"/>
+        </w:rPr>
+        <w:t>mối</w:t>
+      </w:r>
+      <w:proofErr w:type="spellEnd"/>
+      <w:r>
+        <w:rPr>
+          <w:rFonts w:ascii="Times New Roman" w:hAnsi="Times New Roman" w:cs="Times New Roman"/>
+          <w:sz w:val="28"/>
+          <w:szCs w:val="28"/>
+        </w:rPr>
+        <w:t xml:space="preserve"> </w:t>
+      </w:r>
+      <w:proofErr w:type="spellStart"/>
+      <w:r>
+        <w:rPr>
+          <w:rFonts w:ascii="Times New Roman" w:hAnsi="Times New Roman" w:cs="Times New Roman"/>
+          <w:sz w:val="28"/>
+          <w:szCs w:val="28"/>
+        </w:rPr>
+        <w:t>quan</w:t>
+      </w:r>
+      <w:proofErr w:type="spellEnd"/>
+      <w:r>
+        <w:rPr>
+          <w:rFonts w:ascii="Times New Roman" w:hAnsi="Times New Roman" w:cs="Times New Roman"/>
+          <w:sz w:val="28"/>
+          <w:szCs w:val="28"/>
+        </w:rPr>
+        <w:t xml:space="preserve"> </w:t>
+      </w:r>
+      <w:proofErr w:type="spellStart"/>
+      <w:r>
+        <w:rPr>
+          <w:rFonts w:ascii="Times New Roman" w:hAnsi="Times New Roman" w:cs="Times New Roman"/>
+          <w:sz w:val="28"/>
+          <w:szCs w:val="28"/>
+        </w:rPr>
+        <w:t>hệ</w:t>
+      </w:r>
+      <w:proofErr w:type="spellEnd"/>
+      <w:r>
+        <w:rPr>
+          <w:rFonts w:ascii="Times New Roman" w:hAnsi="Times New Roman" w:cs="Times New Roman"/>
+          <w:sz w:val="28"/>
+          <w:szCs w:val="28"/>
+        </w:rPr>
+        <w:t xml:space="preserve"> </w:t>
+      </w:r>
+      <w:proofErr w:type="spellStart"/>
+      <w:r>
+        <w:rPr>
+          <w:rFonts w:ascii="Times New Roman" w:hAnsi="Times New Roman" w:cs="Times New Roman"/>
+          <w:sz w:val="28"/>
+          <w:szCs w:val="28"/>
+        </w:rPr>
+        <w:t>tốt</w:t>
+      </w:r>
+      <w:proofErr w:type="spellEnd"/>
+      <w:r>
+        <w:rPr>
+          <w:rFonts w:ascii="Times New Roman" w:hAnsi="Times New Roman" w:cs="Times New Roman"/>
+          <w:sz w:val="28"/>
+          <w:szCs w:val="28"/>
+        </w:rPr>
+        <w:t xml:space="preserve"> </w:t>
+      </w:r>
+      <w:proofErr w:type="spellStart"/>
+      <w:r>
+        <w:rPr>
+          <w:rFonts w:ascii="Times New Roman" w:hAnsi="Times New Roman" w:cs="Times New Roman"/>
+          <w:sz w:val="28"/>
+          <w:szCs w:val="28"/>
+        </w:rPr>
+        <w:t>với</w:t>
+      </w:r>
+      <w:proofErr w:type="spellEnd"/>
+      <w:r>
+        <w:rPr>
+          <w:rFonts w:ascii="Times New Roman" w:hAnsi="Times New Roman" w:cs="Times New Roman"/>
+          <w:sz w:val="28"/>
+          <w:szCs w:val="28"/>
+        </w:rPr>
+        <w:t xml:space="preserve"> </w:t>
+      </w:r>
+      <w:proofErr w:type="spellStart"/>
+      <w:r>
+        <w:rPr>
+          <w:rFonts w:ascii="Times New Roman" w:hAnsi="Times New Roman" w:cs="Times New Roman"/>
+          <w:sz w:val="28"/>
+          <w:szCs w:val="28"/>
+        </w:rPr>
+        <w:t>địa</w:t>
+      </w:r>
+      <w:proofErr w:type="spellEnd"/>
+      <w:r>
+        <w:rPr>
+          <w:rFonts w:ascii="Times New Roman" w:hAnsi="Times New Roman" w:cs="Times New Roman"/>
+          <w:sz w:val="28"/>
+          <w:szCs w:val="28"/>
+        </w:rPr>
+        <w:t xml:space="preserve"> </w:t>
+      </w:r>
+      <w:proofErr w:type="spellStart"/>
+      <w:r>
+        <w:rPr>
+          <w:rFonts w:ascii="Times New Roman" w:hAnsi="Times New Roman" w:cs="Times New Roman"/>
+          <w:sz w:val="28"/>
+          <w:szCs w:val="28"/>
+        </w:rPr>
+        <w:t>phương</w:t>
+      </w:r>
+      <w:proofErr w:type="spellEnd"/>
+      <w:r>
+        <w:rPr>
+          <w:rFonts w:ascii="Times New Roman" w:hAnsi="Times New Roman" w:cs="Times New Roman"/>
+          <w:sz w:val="28"/>
+          <w:szCs w:val="28"/>
+        </w:rPr>
+        <w:t xml:space="preserve"> </w:t>
+      </w:r>
+      <w:proofErr w:type="spellStart"/>
+      <w:r>
+        <w:rPr>
+          <w:rFonts w:ascii="Times New Roman" w:hAnsi="Times New Roman" w:cs="Times New Roman"/>
+          <w:sz w:val="28"/>
+          <w:szCs w:val="28"/>
+        </w:rPr>
+        <w:t>cư</w:t>
+      </w:r>
+      <w:proofErr w:type="spellEnd"/>
+      <w:r>
+        <w:rPr>
+          <w:rFonts w:ascii="Times New Roman" w:hAnsi="Times New Roman" w:cs="Times New Roman"/>
+          <w:sz w:val="28"/>
+          <w:szCs w:val="28"/>
+        </w:rPr>
+        <w:t xml:space="preserve"> </w:t>
+      </w:r>
+      <w:proofErr w:type="spellStart"/>
+      <w:r>
+        <w:rPr>
+          <w:rFonts w:ascii="Times New Roman" w:hAnsi="Times New Roman" w:cs="Times New Roman"/>
+          <w:sz w:val="28"/>
+          <w:szCs w:val="28"/>
+        </w:rPr>
+        <w:t>trú</w:t>
+      </w:r>
+      <w:proofErr w:type="spellEnd"/>
+      <w:r>
+        <w:rPr>
+          <w:rFonts w:ascii="Times New Roman" w:hAnsi="Times New Roman" w:cs="Times New Roman"/>
+          <w:sz w:val="28"/>
+          <w:szCs w:val="28"/>
+        </w:rPr>
+        <w:t>.</w:t>
       </w:r>
     </w:p>
     <w:p>
@@ -661,21 +5325,499 @@
         </w:rPr>
         <w:t xml:space="preserve">+ </w:t>
       </w:r>
-      <w:r>
-        <w:rPr>
-          <w:rFonts w:ascii="Times New Roman" w:hAnsi="Times New Roman" w:cs="Times New Roman"/>
-          <w:sz w:val="28"/>
-          <w:szCs w:val="28"/>
-        </w:rPr>
-        <w:t>Về t</w:t>
-      </w:r>
-      <w:r>
-        <w:rPr>
-          <w:rFonts w:ascii="Times New Roman" w:hAnsi="Times New Roman" w:cs="Times New Roman"/>
-          <w:sz w:val="28"/>
-          <w:szCs w:val="28"/>
-        </w:rPr>
-        <w:t>hực hiện nhiệm vụ đảng viên: Hoàn thành các nhiệm vụ được chi bộ phân công, thực hiện tốt những quy định và nghĩa vụ nơi cư trú.</w:t>
+      <w:proofErr w:type="spellStart"/>
+      <w:r>
+        <w:rPr>
+          <w:rFonts w:ascii="Times New Roman" w:hAnsi="Times New Roman" w:cs="Times New Roman"/>
+          <w:sz w:val="28"/>
+          <w:szCs w:val="28"/>
+        </w:rPr>
+        <w:t>Về</w:t>
+      </w:r>
+      <w:proofErr w:type="spellEnd"/>
+      <w:r>
+        <w:rPr>
+          <w:rFonts w:ascii="Times New Roman" w:hAnsi="Times New Roman" w:cs="Times New Roman"/>
+          <w:sz w:val="28"/>
+          <w:szCs w:val="28"/>
+        </w:rPr>
+        <w:t xml:space="preserve"> </w:t>
+      </w:r>
+      <w:proofErr w:type="spellStart"/>
+      <w:r>
+        <w:rPr>
+          <w:rFonts w:ascii="Times New Roman" w:hAnsi="Times New Roman" w:cs="Times New Roman"/>
+          <w:sz w:val="28"/>
+          <w:szCs w:val="28"/>
+        </w:rPr>
+        <w:t>t</w:t>
+      </w:r>
+      <w:r>
+        <w:rPr>
+          <w:rFonts w:ascii="Times New Roman" w:hAnsi="Times New Roman" w:cs="Times New Roman"/>
+          <w:sz w:val="28"/>
+          <w:szCs w:val="28"/>
+        </w:rPr>
+        <w:t>hực</w:t>
+      </w:r>
+      <w:proofErr w:type="spellEnd"/>
+      <w:r>
+        <w:rPr>
+          <w:rFonts w:ascii="Times New Roman" w:hAnsi="Times New Roman" w:cs="Times New Roman"/>
+          <w:sz w:val="28"/>
+          <w:szCs w:val="28"/>
+        </w:rPr>
+        <w:t xml:space="preserve"> </w:t>
+      </w:r>
+      <w:proofErr w:type="spellStart"/>
+      <w:r>
+        <w:rPr>
+          <w:rFonts w:ascii="Times New Roman" w:hAnsi="Times New Roman" w:cs="Times New Roman"/>
+          <w:sz w:val="28"/>
+          <w:szCs w:val="28"/>
+        </w:rPr>
+        <w:t>hiện</w:t>
+      </w:r>
+      <w:proofErr w:type="spellEnd"/>
+      <w:r>
+        <w:rPr>
+          <w:rFonts w:ascii="Times New Roman" w:hAnsi="Times New Roman" w:cs="Times New Roman"/>
+          <w:sz w:val="28"/>
+          <w:szCs w:val="28"/>
+        </w:rPr>
+        <w:t xml:space="preserve"> </w:t>
+      </w:r>
+      <w:proofErr w:type="spellStart"/>
+      <w:r>
+        <w:rPr>
+          <w:rFonts w:ascii="Times New Roman" w:hAnsi="Times New Roman" w:cs="Times New Roman"/>
+          <w:sz w:val="28"/>
+          <w:szCs w:val="28"/>
+        </w:rPr>
+        <w:t>nhiệm</w:t>
+      </w:r>
+      <w:proofErr w:type="spellEnd"/>
+      <w:r>
+        <w:rPr>
+          <w:rFonts w:ascii="Times New Roman" w:hAnsi="Times New Roman" w:cs="Times New Roman"/>
+          <w:sz w:val="28"/>
+          <w:szCs w:val="28"/>
+        </w:rPr>
+        <w:t xml:space="preserve"> </w:t>
+      </w:r>
+      <w:proofErr w:type="spellStart"/>
+      <w:r>
+        <w:rPr>
+          <w:rFonts w:ascii="Times New Roman" w:hAnsi="Times New Roman" w:cs="Times New Roman"/>
+          <w:sz w:val="28"/>
+          <w:szCs w:val="28"/>
+        </w:rPr>
+        <w:t>vụ</w:t>
+      </w:r>
+      <w:proofErr w:type="spellEnd"/>
+      <w:r>
+        <w:rPr>
+          <w:rFonts w:ascii="Times New Roman" w:hAnsi="Times New Roman" w:cs="Times New Roman"/>
+          <w:sz w:val="28"/>
+          <w:szCs w:val="28"/>
+        </w:rPr>
+        <w:t xml:space="preserve"> </w:t>
+      </w:r>
+      <w:proofErr w:type="spellStart"/>
+      <w:r>
+        <w:rPr>
+          <w:rFonts w:ascii="Times New Roman" w:hAnsi="Times New Roman" w:cs="Times New Roman"/>
+          <w:sz w:val="28"/>
+          <w:szCs w:val="28"/>
+        </w:rPr>
+        <w:t>đảng</w:t>
+      </w:r>
+      <w:proofErr w:type="spellEnd"/>
+      <w:r>
+        <w:rPr>
+          <w:rFonts w:ascii="Times New Roman" w:hAnsi="Times New Roman" w:cs="Times New Roman"/>
+          <w:sz w:val="28"/>
+          <w:szCs w:val="28"/>
+        </w:rPr>
+        <w:t xml:space="preserve"> </w:t>
+      </w:r>
+      <w:proofErr w:type="spellStart"/>
+      <w:r>
+        <w:rPr>
+          <w:rFonts w:ascii="Times New Roman" w:hAnsi="Times New Roman" w:cs="Times New Roman"/>
+          <w:sz w:val="28"/>
+          <w:szCs w:val="28"/>
+        </w:rPr>
+        <w:t>viên</w:t>
+      </w:r>
+      <w:proofErr w:type="spellEnd"/>
+      <w:r>
+        <w:rPr>
+          <w:rFonts w:ascii="Times New Roman" w:hAnsi="Times New Roman" w:cs="Times New Roman"/>
+          <w:sz w:val="28"/>
+          <w:szCs w:val="28"/>
+        </w:rPr>
+        <w:t xml:space="preserve">: Hoàn </w:t>
+      </w:r>
+      <w:proofErr w:type="spellStart"/>
+      <w:r>
+        <w:rPr>
+          <w:rFonts w:ascii="Times New Roman" w:hAnsi="Times New Roman" w:cs="Times New Roman"/>
+          <w:sz w:val="28"/>
+          <w:szCs w:val="28"/>
+        </w:rPr>
+        <w:t>thành</w:t>
+      </w:r>
+      <w:proofErr w:type="spellEnd"/>
+      <w:r>
+        <w:rPr>
+          <w:rFonts w:ascii="Times New Roman" w:hAnsi="Times New Roman" w:cs="Times New Roman"/>
+          <w:sz w:val="28"/>
+          <w:szCs w:val="28"/>
+        </w:rPr>
+        <w:t xml:space="preserve"> </w:t>
+      </w:r>
+      <w:proofErr w:type="spellStart"/>
+      <w:r>
+        <w:rPr>
+          <w:rFonts w:ascii="Times New Roman" w:hAnsi="Times New Roman" w:cs="Times New Roman"/>
+          <w:sz w:val="28"/>
+          <w:szCs w:val="28"/>
+        </w:rPr>
+        <w:t>các</w:t>
+      </w:r>
+      <w:proofErr w:type="spellEnd"/>
+      <w:r>
+        <w:rPr>
+          <w:rFonts w:ascii="Times New Roman" w:hAnsi="Times New Roman" w:cs="Times New Roman"/>
+          <w:sz w:val="28"/>
+          <w:szCs w:val="28"/>
+        </w:rPr>
+        <w:t xml:space="preserve"> </w:t>
+      </w:r>
+      <w:proofErr w:type="spellStart"/>
+      <w:r>
+        <w:rPr>
+          <w:rFonts w:ascii="Times New Roman" w:hAnsi="Times New Roman" w:cs="Times New Roman"/>
+          <w:sz w:val="28"/>
+          <w:szCs w:val="28"/>
+        </w:rPr>
+        <w:t>nhiệm</w:t>
+      </w:r>
+      <w:proofErr w:type="spellEnd"/>
+      <w:r>
+        <w:rPr>
+          <w:rFonts w:ascii="Times New Roman" w:hAnsi="Times New Roman" w:cs="Times New Roman"/>
+          <w:sz w:val="28"/>
+          <w:szCs w:val="28"/>
+        </w:rPr>
+        <w:t xml:space="preserve"> </w:t>
+      </w:r>
+      <w:proofErr w:type="spellStart"/>
+      <w:r>
+        <w:rPr>
+          <w:rFonts w:ascii="Times New Roman" w:hAnsi="Times New Roman" w:cs="Times New Roman"/>
+          <w:sz w:val="28"/>
+          <w:szCs w:val="28"/>
+        </w:rPr>
+        <w:t>vụ</w:t>
+      </w:r>
+      <w:proofErr w:type="spellEnd"/>
+      <w:r>
+        <w:rPr>
+          <w:rFonts w:ascii="Times New Roman" w:hAnsi="Times New Roman" w:cs="Times New Roman"/>
+          <w:sz w:val="28"/>
+          <w:szCs w:val="28"/>
+        </w:rPr>
+        <w:t xml:space="preserve"> </w:t>
+      </w:r>
+      <w:proofErr w:type="spellStart"/>
+      <w:r>
+        <w:rPr>
+          <w:rFonts w:ascii="Times New Roman" w:hAnsi="Times New Roman" w:cs="Times New Roman"/>
+          <w:sz w:val="28"/>
+          <w:szCs w:val="28"/>
+        </w:rPr>
+        <w:t>được</w:t>
+      </w:r>
+      <w:proofErr w:type="spellEnd"/>
+      <w:r>
+        <w:rPr>
+          <w:rFonts w:ascii="Times New Roman" w:hAnsi="Times New Roman" w:cs="Times New Roman"/>
+          <w:sz w:val="28"/>
+          <w:szCs w:val="28"/>
+        </w:rPr>
+        <w:t xml:space="preserve"> chi </w:t>
+      </w:r>
+      <w:proofErr w:type="spellStart"/>
+      <w:r>
+        <w:rPr>
+          <w:rFonts w:ascii="Times New Roman" w:hAnsi="Times New Roman" w:cs="Times New Roman"/>
+          <w:sz w:val="28"/>
+          <w:szCs w:val="28"/>
+        </w:rPr>
+        <w:t>bộ</w:t>
+      </w:r>
+      <w:proofErr w:type="spellEnd"/>
+      <w:r>
+        <w:rPr>
+          <w:rFonts w:ascii="Times New Roman" w:hAnsi="Times New Roman" w:cs="Times New Roman"/>
+          <w:sz w:val="28"/>
+          <w:szCs w:val="28"/>
+        </w:rPr>
+        <w:t xml:space="preserve"> </w:t>
+      </w:r>
+      <w:proofErr w:type="spellStart"/>
+      <w:r>
+        <w:rPr>
+          <w:rFonts w:ascii="Times New Roman" w:hAnsi="Times New Roman" w:cs="Times New Roman"/>
+          <w:sz w:val="28"/>
+          <w:szCs w:val="28"/>
+        </w:rPr>
+        <w:t>phân</w:t>
+      </w:r>
+      <w:proofErr w:type="spellEnd"/>
+      <w:r>
+        <w:rPr>
+          <w:rFonts w:ascii="Times New Roman" w:hAnsi="Times New Roman" w:cs="Times New Roman"/>
+          <w:sz w:val="28"/>
+          <w:szCs w:val="28"/>
+        </w:rPr>
+        <w:t xml:space="preserve"> </w:t>
+      </w:r>
+      <w:proofErr w:type="spellStart"/>
+      <w:r>
+        <w:rPr>
+          <w:rFonts w:ascii="Times New Roman" w:hAnsi="Times New Roman" w:cs="Times New Roman"/>
+          <w:sz w:val="28"/>
+          <w:szCs w:val="28"/>
+        </w:rPr>
+        <w:t>công</w:t>
+      </w:r>
+      <w:proofErr w:type="spellEnd"/>
+      <w:r>
+        <w:rPr>
+          <w:rFonts w:ascii="Times New Roman" w:hAnsi="Times New Roman" w:cs="Times New Roman"/>
+          <w:sz w:val="28"/>
+          <w:szCs w:val="28"/>
+        </w:rPr>
+        <w:t xml:space="preserve">, </w:t>
+      </w:r>
+      <w:proofErr w:type="spellStart"/>
+      <w:r>
+        <w:rPr>
+          <w:rFonts w:ascii="Times New Roman" w:hAnsi="Times New Roman" w:cs="Times New Roman"/>
+          <w:sz w:val="28"/>
+          <w:szCs w:val="28"/>
+        </w:rPr>
+        <w:t>thực</w:t>
+      </w:r>
+      <w:proofErr w:type="spellEnd"/>
+      <w:r>
+        <w:rPr>
+          <w:rFonts w:ascii="Times New Roman" w:hAnsi="Times New Roman" w:cs="Times New Roman"/>
+          <w:sz w:val="28"/>
+          <w:szCs w:val="28"/>
+        </w:rPr>
+        <w:t xml:space="preserve"> </w:t>
+      </w:r>
+      <w:proofErr w:type="spellStart"/>
+      <w:r>
+        <w:rPr>
+          <w:rFonts w:ascii="Times New Roman" w:hAnsi="Times New Roman" w:cs="Times New Roman"/>
+          <w:sz w:val="28"/>
+          <w:szCs w:val="28"/>
+        </w:rPr>
+        <w:t>hiện</w:t>
+      </w:r>
+      <w:proofErr w:type="spellEnd"/>
+      <w:r>
+        <w:rPr>
+          <w:rFonts w:ascii="Times New Roman" w:hAnsi="Times New Roman" w:cs="Times New Roman"/>
+          <w:sz w:val="28"/>
+          <w:szCs w:val="28"/>
+        </w:rPr>
+        <w:t xml:space="preserve"> </w:t>
+      </w:r>
+      <w:proofErr w:type="spellStart"/>
+      <w:r>
+        <w:rPr>
+          <w:rFonts w:ascii="Times New Roman" w:hAnsi="Times New Roman" w:cs="Times New Roman"/>
+          <w:sz w:val="28"/>
+          <w:szCs w:val="28"/>
+        </w:rPr>
+        <w:t>tốt</w:t>
+      </w:r>
+      <w:proofErr w:type="spellEnd"/>
+      <w:r>
+        <w:rPr>
+          <w:rFonts w:ascii="Times New Roman" w:hAnsi="Times New Roman" w:cs="Times New Roman"/>
+          <w:sz w:val="28"/>
+          <w:szCs w:val="28"/>
+        </w:rPr>
+        <w:t xml:space="preserve"> </w:t>
+      </w:r>
+      <w:proofErr w:type="spellStart"/>
+      <w:r>
+        <w:rPr>
+          <w:rFonts w:ascii="Times New Roman" w:hAnsi="Times New Roman" w:cs="Times New Roman"/>
+          <w:sz w:val="28"/>
+          <w:szCs w:val="28"/>
+        </w:rPr>
+        <w:t>những</w:t>
+      </w:r>
+      <w:proofErr w:type="spellEnd"/>
+      <w:r>
+        <w:rPr>
+          <w:rFonts w:ascii="Times New Roman" w:hAnsi="Times New Roman" w:cs="Times New Roman"/>
+          <w:sz w:val="28"/>
+          <w:szCs w:val="28"/>
+        </w:rPr>
+        <w:t xml:space="preserve"> </w:t>
+      </w:r>
+      <w:proofErr w:type="spellStart"/>
+      <w:r>
+        <w:rPr>
+          <w:rFonts w:ascii="Times New Roman" w:hAnsi="Times New Roman" w:cs="Times New Roman"/>
+          <w:sz w:val="28"/>
+          <w:szCs w:val="28"/>
+        </w:rPr>
+        <w:t>quy</w:t>
+      </w:r>
+      <w:proofErr w:type="spellEnd"/>
+      <w:r>
+        <w:rPr>
+          <w:rFonts w:ascii="Times New Roman" w:hAnsi="Times New Roman" w:cs="Times New Roman"/>
+          <w:sz w:val="28"/>
+          <w:szCs w:val="28"/>
+        </w:rPr>
+        <w:t xml:space="preserve"> </w:t>
+      </w:r>
+      <w:proofErr w:type="spellStart"/>
+      <w:r>
+        <w:rPr>
+          <w:rFonts w:ascii="Times New Roman" w:hAnsi="Times New Roman" w:cs="Times New Roman"/>
+          <w:sz w:val="28"/>
+          <w:szCs w:val="28"/>
+        </w:rPr>
+        <w:t>định</w:t>
+      </w:r>
+      <w:proofErr w:type="spellEnd"/>
+      <w:r>
+        <w:rPr>
+          <w:rFonts w:ascii="Times New Roman" w:hAnsi="Times New Roman" w:cs="Times New Roman"/>
+          <w:sz w:val="28"/>
+          <w:szCs w:val="28"/>
+        </w:rPr>
+        <w:t xml:space="preserve"> </w:t>
+      </w:r>
+      <w:proofErr w:type="spellStart"/>
+      <w:r>
+        <w:rPr>
+          <w:rFonts w:ascii="Times New Roman" w:hAnsi="Times New Roman" w:cs="Times New Roman"/>
+          <w:sz w:val="28"/>
+          <w:szCs w:val="28"/>
+        </w:rPr>
+        <w:t>và</w:t>
+      </w:r>
+      <w:proofErr w:type="spellEnd"/>
+      <w:r>
+        <w:rPr>
+          <w:rFonts w:ascii="Times New Roman" w:hAnsi="Times New Roman" w:cs="Times New Roman"/>
+          <w:sz w:val="28"/>
+          <w:szCs w:val="28"/>
+        </w:rPr>
+        <w:t xml:space="preserve"> </w:t>
+      </w:r>
+      <w:proofErr w:type="spellStart"/>
+      <w:r>
+        <w:rPr>
+          <w:rFonts w:ascii="Times New Roman" w:hAnsi="Times New Roman" w:cs="Times New Roman"/>
+          <w:sz w:val="28"/>
+          <w:szCs w:val="28"/>
+        </w:rPr>
+        <w:t>nghĩa</w:t>
+      </w:r>
+      <w:proofErr w:type="spellEnd"/>
+      <w:r>
+        <w:rPr>
+          <w:rFonts w:ascii="Times New Roman" w:hAnsi="Times New Roman" w:cs="Times New Roman"/>
+          <w:sz w:val="28"/>
+          <w:szCs w:val="28"/>
+        </w:rPr>
+        <w:t xml:space="preserve"> </w:t>
+      </w:r>
+      <w:proofErr w:type="spellStart"/>
+      <w:r>
+        <w:rPr>
+          <w:rFonts w:ascii="Times New Roman" w:hAnsi="Times New Roman" w:cs="Times New Roman"/>
+          <w:sz w:val="28"/>
+          <w:szCs w:val="28"/>
+        </w:rPr>
+        <w:t>vụ</w:t>
+      </w:r>
+      <w:proofErr w:type="spellEnd"/>
+      <w:r>
+        <w:rPr>
+          <w:rFonts w:ascii="Times New Roman" w:hAnsi="Times New Roman" w:cs="Times New Roman"/>
+          <w:sz w:val="28"/>
+          <w:szCs w:val="28"/>
+        </w:rPr>
+        <w:t xml:space="preserve"> </w:t>
+      </w:r>
+      <w:proofErr w:type="spellStart"/>
+      <w:r>
+        <w:rPr>
+          <w:rFonts w:ascii="Times New Roman" w:hAnsi="Times New Roman" w:cs="Times New Roman"/>
+          <w:sz w:val="28"/>
+          <w:szCs w:val="28"/>
+        </w:rPr>
+        <w:t>nơi</w:t>
+      </w:r>
+      <w:proofErr w:type="spellEnd"/>
+      <w:r>
+        <w:rPr>
+          <w:rFonts w:ascii="Times New Roman" w:hAnsi="Times New Roman" w:cs="Times New Roman"/>
+          <w:sz w:val="28"/>
+          <w:szCs w:val="28"/>
+        </w:rPr>
+        <w:t xml:space="preserve"> </w:t>
+      </w:r>
+      <w:proofErr w:type="spellStart"/>
+      <w:r>
+        <w:rPr>
+          <w:rFonts w:ascii="Times New Roman" w:hAnsi="Times New Roman" w:cs="Times New Roman"/>
+          <w:sz w:val="28"/>
+          <w:szCs w:val="28"/>
+        </w:rPr>
+        <w:t>cư</w:t>
+      </w:r>
+      <w:proofErr w:type="spellEnd"/>
+      <w:r>
+        <w:rPr>
+          <w:rFonts w:ascii="Times New Roman" w:hAnsi="Times New Roman" w:cs="Times New Roman"/>
+          <w:sz w:val="28"/>
+          <w:szCs w:val="28"/>
+        </w:rPr>
+        <w:t xml:space="preserve"> </w:t>
+      </w:r>
+      <w:proofErr w:type="spellStart"/>
+      <w:r>
+        <w:rPr>
+          <w:rFonts w:ascii="Times New Roman" w:hAnsi="Times New Roman" w:cs="Times New Roman"/>
+          <w:sz w:val="28"/>
+          <w:szCs w:val="28"/>
+        </w:rPr>
+        <w:t>trú</w:t>
+      </w:r>
+      <w:proofErr w:type="spellEnd"/>
+      <w:r>
+        <w:rPr>
+          <w:rFonts w:ascii="Times New Roman" w:hAnsi="Times New Roman" w:cs="Times New Roman"/>
+          <w:sz w:val="28"/>
+          <w:szCs w:val="28"/>
+        </w:rPr>
+        <w:t>.</w:t>
       </w:r>
     </w:p>
     <w:p>
@@ -689,6 +5831,7 @@
           <w:szCs w:val="28"/>
         </w:rPr>
       </w:pPr>
+      <w:proofErr w:type="spellStart"/>
       <w:r>
         <w:rPr>
           <w:rFonts w:ascii="Times New Roman" w:hAnsi="Times New Roman" w:cs="Times New Roman"/>
@@ -698,7 +5841,40 @@
           <w:szCs w:val="28"/>
         </w:rPr>
         <w:lastRenderedPageBreak/>
-        <w:t>Hạn chế:</w:t>
+        <w:t>Hạn</w:t>
+      </w:r>
+      <w:proofErr w:type="spellEnd"/>
+      <w:r>
+        <w:rPr>
+          <w:rFonts w:ascii="Times New Roman" w:hAnsi="Times New Roman" w:cs="Times New Roman"/>
+          <w:b/>
+          <w:bCs/>
+          <w:sz w:val="28"/>
+          <w:szCs w:val="28"/>
+        </w:rPr>
+        <w:t xml:space="preserve"> </w:t>
+      </w:r>
+      <w:proofErr w:type="spellStart"/>
+      <w:r>
+        <w:rPr>
+          <w:rFonts w:ascii="Times New Roman" w:hAnsi="Times New Roman" w:cs="Times New Roman"/>
+          <w:b/>
+          <w:bCs/>
+          <w:sz w:val="28"/>
+          <w:szCs w:val="28"/>
+        </w:rPr>
+        <w:t>chế</w:t>
+      </w:r>
+      <w:proofErr w:type="spellEnd"/>
+      <w:r>
+        <w:rPr>
+          <w:rFonts w:ascii="Times New Roman" w:hAnsi="Times New Roman" w:cs="Times New Roman"/>
+          <w:b/>
+          <w:bCs/>
+          <w:sz w:val="28"/>
+          <w:szCs w:val="28"/>
+        </w:rPr>
+        <w:t>:</w:t>
       </w:r>
       <w:r>
         <w:rPr>
@@ -731,13 +5907,491 @@
           <w:szCs w:val="28"/>
         </w:rPr>
       </w:pPr>
-      <w:r>
-        <w:rPr>
-          <w:rFonts w:ascii="Times New Roman" w:eastAsia="Times New Roman" w:hAnsi="Times New Roman" w:cs="Times New Roman"/>
-          <w:sz w:val="28"/>
-          <w:szCs w:val="28"/>
-        </w:rPr>
-        <w:t xml:space="preserve">Số đồng chí đại diện các đoàn thể chính trị - xã hội nơi sinh hoạt tán thành đề nghị chi bộ xét công nhận đảng viên dự bị </w:t>
+      <w:proofErr w:type="spellStart"/>
+      <w:r>
+        <w:rPr>
+          <w:rFonts w:ascii="Times New Roman" w:eastAsia="Times New Roman" w:hAnsi="Times New Roman" w:cs="Times New Roman"/>
+          <w:sz w:val="28"/>
+          <w:szCs w:val="28"/>
+        </w:rPr>
+        <w:t>Số</w:t>
+      </w:r>
+      <w:proofErr w:type="spellEnd"/>
+      <w:r>
+        <w:rPr>
+          <w:rFonts w:ascii="Times New Roman" w:eastAsia="Times New Roman" w:hAnsi="Times New Roman" w:cs="Times New Roman"/>
+          <w:sz w:val="28"/>
+          <w:szCs w:val="28"/>
+        </w:rPr>
+        <w:t xml:space="preserve"> </w:t>
+      </w:r>
+      <w:proofErr w:type="spellStart"/>
+      <w:r>
+        <w:rPr>
+          <w:rFonts w:ascii="Times New Roman" w:eastAsia="Times New Roman" w:hAnsi="Times New Roman" w:cs="Times New Roman"/>
+          <w:sz w:val="28"/>
+          <w:szCs w:val="28"/>
+        </w:rPr>
+        <w:t>đồng</w:t>
+      </w:r>
+      <w:proofErr w:type="spellEnd"/>
+      <w:r>
+        <w:rPr>
+          <w:rFonts w:ascii="Times New Roman" w:eastAsia="Times New Roman" w:hAnsi="Times New Roman" w:cs="Times New Roman"/>
+          <w:sz w:val="28"/>
+          <w:szCs w:val="28"/>
+        </w:rPr>
+        <w:t xml:space="preserve"> </w:t>
+      </w:r>
+      <w:proofErr w:type="spellStart"/>
+      <w:r>
+        <w:rPr>
+          <w:rFonts w:ascii="Times New Roman" w:eastAsia="Times New Roman" w:hAnsi="Times New Roman" w:cs="Times New Roman"/>
+          <w:sz w:val="28"/>
+          <w:szCs w:val="28"/>
+        </w:rPr>
+        <w:t>chí</w:t>
+      </w:r>
+      <w:proofErr w:type="spellEnd"/>
+      <w:r>
+        <w:rPr>
+          <w:rFonts w:ascii="Times New Roman" w:eastAsia="Times New Roman" w:hAnsi="Times New Roman" w:cs="Times New Roman"/>
+          <w:sz w:val="28"/>
+          <w:szCs w:val="28"/>
+        </w:rPr>
+        <w:t xml:space="preserve"> </w:t>
+      </w:r>
+      <w:proofErr w:type="spellStart"/>
+      <w:r>
+        <w:rPr>
+          <w:rFonts w:ascii="Times New Roman" w:eastAsia="Times New Roman" w:hAnsi="Times New Roman" w:cs="Times New Roman"/>
+          <w:sz w:val="28"/>
+          <w:szCs w:val="28"/>
+        </w:rPr>
+        <w:t>đại</w:t>
+      </w:r>
+      <w:proofErr w:type="spellEnd"/>
+      <w:r>
+        <w:rPr>
+          <w:rFonts w:ascii="Times New Roman" w:eastAsia="Times New Roman" w:hAnsi="Times New Roman" w:cs="Times New Roman"/>
+          <w:sz w:val="28"/>
+          <w:szCs w:val="28"/>
+        </w:rPr>
+        <w:t xml:space="preserve"> </w:t>
+      </w:r>
+      <w:proofErr w:type="spellStart"/>
+      <w:r>
+        <w:rPr>
+          <w:rFonts w:ascii="Times New Roman" w:eastAsia="Times New Roman" w:hAnsi="Times New Roman" w:cs="Times New Roman"/>
+          <w:sz w:val="28"/>
+          <w:szCs w:val="28"/>
+        </w:rPr>
+        <w:t>diện</w:t>
+      </w:r>
+      <w:proofErr w:type="spellEnd"/>
+      <w:r>
+        <w:rPr>
+          <w:rFonts w:ascii="Times New Roman" w:eastAsia="Times New Roman" w:hAnsi="Times New Roman" w:cs="Times New Roman"/>
+          <w:sz w:val="28"/>
+          <w:szCs w:val="28"/>
+        </w:rPr>
+        <w:t xml:space="preserve"> </w:t>
+      </w:r>
+      <w:proofErr w:type="spellStart"/>
+      <w:r>
+        <w:rPr>
+          <w:rFonts w:ascii="Times New Roman" w:eastAsia="Times New Roman" w:hAnsi="Times New Roman" w:cs="Times New Roman"/>
+          <w:sz w:val="28"/>
+          <w:szCs w:val="28"/>
+        </w:rPr>
+        <w:t>các</w:t>
+      </w:r>
+      <w:proofErr w:type="spellEnd"/>
+      <w:r>
+        <w:rPr>
+          <w:rFonts w:ascii="Times New Roman" w:eastAsia="Times New Roman" w:hAnsi="Times New Roman" w:cs="Times New Roman"/>
+          <w:sz w:val="28"/>
+          <w:szCs w:val="28"/>
+        </w:rPr>
+        <w:t xml:space="preserve"> </w:t>
+      </w:r>
+      <w:proofErr w:type="spellStart"/>
+      <w:r>
+        <w:rPr>
+          <w:rFonts w:ascii="Times New Roman" w:eastAsia="Times New Roman" w:hAnsi="Times New Roman" w:cs="Times New Roman"/>
+          <w:sz w:val="28"/>
+          <w:szCs w:val="28"/>
+        </w:rPr>
+        <w:t>đoàn</w:t>
+      </w:r>
+      <w:proofErr w:type="spellEnd"/>
+      <w:r>
+        <w:rPr>
+          <w:rFonts w:ascii="Times New Roman" w:eastAsia="Times New Roman" w:hAnsi="Times New Roman" w:cs="Times New Roman"/>
+          <w:sz w:val="28"/>
+          <w:szCs w:val="28"/>
+        </w:rPr>
+        <w:t xml:space="preserve"> </w:t>
+      </w:r>
+      <w:proofErr w:type="spellStart"/>
+      <w:r>
+        <w:rPr>
+          <w:rFonts w:ascii="Times New Roman" w:eastAsia="Times New Roman" w:hAnsi="Times New Roman" w:cs="Times New Roman"/>
+          <w:sz w:val="28"/>
+          <w:szCs w:val="28"/>
+        </w:rPr>
+        <w:t>thể</w:t>
+      </w:r>
+      <w:proofErr w:type="spellEnd"/>
+      <w:r>
+        <w:rPr>
+          <w:rFonts w:ascii="Times New Roman" w:eastAsia="Times New Roman" w:hAnsi="Times New Roman" w:cs="Times New Roman"/>
+          <w:sz w:val="28"/>
+          <w:szCs w:val="28"/>
+        </w:rPr>
+        <w:t xml:space="preserve"> </w:t>
+      </w:r>
+      <w:proofErr w:type="spellStart"/>
+      <w:r>
+        <w:rPr>
+          <w:rFonts w:ascii="Times New Roman" w:eastAsia="Times New Roman" w:hAnsi="Times New Roman" w:cs="Times New Roman"/>
+          <w:sz w:val="28"/>
+          <w:szCs w:val="28"/>
+        </w:rPr>
+        <w:t>chính</w:t>
+      </w:r>
+      <w:proofErr w:type="spellEnd"/>
+      <w:r>
+        <w:rPr>
+          <w:rFonts w:ascii="Times New Roman" w:eastAsia="Times New Roman" w:hAnsi="Times New Roman" w:cs="Times New Roman"/>
+          <w:sz w:val="28"/>
+          <w:szCs w:val="28"/>
+        </w:rPr>
+        <w:t xml:space="preserve"> </w:t>
+      </w:r>
+      <w:proofErr w:type="spellStart"/>
+      <w:r>
+        <w:rPr>
+          <w:rFonts w:ascii="Times New Roman" w:eastAsia="Times New Roman" w:hAnsi="Times New Roman" w:cs="Times New Roman"/>
+          <w:sz w:val="28"/>
+          <w:szCs w:val="28"/>
+        </w:rPr>
+        <w:t>trị</w:t>
+      </w:r>
+      <w:proofErr w:type="spellEnd"/>
+      <w:r>
+        <w:rPr>
+          <w:rFonts w:ascii="Times New Roman" w:eastAsia="Times New Roman" w:hAnsi="Times New Roman" w:cs="Times New Roman"/>
+          <w:sz w:val="28"/>
+          <w:szCs w:val="28"/>
+        </w:rPr>
+        <w:t xml:space="preserve"> - </w:t>
+      </w:r>
+      <w:proofErr w:type="spellStart"/>
+      <w:r>
+        <w:rPr>
+          <w:rFonts w:ascii="Times New Roman" w:eastAsia="Times New Roman" w:hAnsi="Times New Roman" w:cs="Times New Roman"/>
+          <w:sz w:val="28"/>
+          <w:szCs w:val="28"/>
+        </w:rPr>
+        <w:t>xã</w:t>
+      </w:r>
+      <w:proofErr w:type="spellEnd"/>
+      <w:r>
+        <w:rPr>
+          <w:rFonts w:ascii="Times New Roman" w:eastAsia="Times New Roman" w:hAnsi="Times New Roman" w:cs="Times New Roman"/>
+          <w:sz w:val="28"/>
+          <w:szCs w:val="28"/>
+        </w:rPr>
+        <w:t xml:space="preserve"> </w:t>
+      </w:r>
+      <w:proofErr w:type="spellStart"/>
+      <w:r>
+        <w:rPr>
+          <w:rFonts w:ascii="Times New Roman" w:eastAsia="Times New Roman" w:hAnsi="Times New Roman" w:cs="Times New Roman"/>
+          <w:sz w:val="28"/>
+          <w:szCs w:val="28"/>
+        </w:rPr>
+        <w:t>hội</w:t>
+      </w:r>
+      <w:proofErr w:type="spellEnd"/>
+      <w:r>
+        <w:rPr>
+          <w:rFonts w:ascii="Times New Roman" w:eastAsia="Times New Roman" w:hAnsi="Times New Roman" w:cs="Times New Roman"/>
+          <w:sz w:val="28"/>
+          <w:szCs w:val="28"/>
+        </w:rPr>
+        <w:t xml:space="preserve"> </w:t>
+      </w:r>
+      <w:proofErr w:type="spellStart"/>
+      <w:r>
+        <w:rPr>
+          <w:rFonts w:ascii="Times New Roman" w:eastAsia="Times New Roman" w:hAnsi="Times New Roman" w:cs="Times New Roman"/>
+          <w:sz w:val="28"/>
+          <w:szCs w:val="28"/>
+        </w:rPr>
+        <w:t>nơi</w:t>
+      </w:r>
+      <w:proofErr w:type="spellEnd"/>
+      <w:r>
+        <w:rPr>
+          <w:rFonts w:ascii="Times New Roman" w:eastAsia="Times New Roman" w:hAnsi="Times New Roman" w:cs="Times New Roman"/>
+          <w:sz w:val="28"/>
+          <w:szCs w:val="28"/>
+        </w:rPr>
+        <w:t xml:space="preserve"> </w:t>
+      </w:r>
+      <w:proofErr w:type="spellStart"/>
+      <w:r>
+        <w:rPr>
+          <w:rFonts w:ascii="Times New Roman" w:eastAsia="Times New Roman" w:hAnsi="Times New Roman" w:cs="Times New Roman"/>
+          <w:sz w:val="28"/>
+          <w:szCs w:val="28"/>
+        </w:rPr>
+        <w:t>sinh</w:t>
+      </w:r>
+      <w:proofErr w:type="spellEnd"/>
+      <w:r>
+        <w:rPr>
+          <w:rFonts w:ascii="Times New Roman" w:eastAsia="Times New Roman" w:hAnsi="Times New Roman" w:cs="Times New Roman"/>
+          <w:sz w:val="28"/>
+          <w:szCs w:val="28"/>
+        </w:rPr>
+        <w:t xml:space="preserve"> </w:t>
+      </w:r>
+      <w:proofErr w:type="spellStart"/>
+      <w:r>
+        <w:rPr>
+          <w:rFonts w:ascii="Times New Roman" w:eastAsia="Times New Roman" w:hAnsi="Times New Roman" w:cs="Times New Roman"/>
+          <w:sz w:val="28"/>
+          <w:szCs w:val="28"/>
+        </w:rPr>
+        <w:t>hoạt</w:t>
+      </w:r>
+      <w:proofErr w:type="spellEnd"/>
+      <w:r>
+        <w:rPr>
+          <w:rFonts w:ascii="Times New Roman" w:eastAsia="Times New Roman" w:hAnsi="Times New Roman" w:cs="Times New Roman"/>
+          <w:sz w:val="28"/>
+          <w:szCs w:val="28"/>
+        </w:rPr>
+        <w:t xml:space="preserve"> </w:t>
+      </w:r>
+      <w:proofErr w:type="spellStart"/>
+      <w:r>
+        <w:rPr>
+          <w:rFonts w:ascii="Times New Roman" w:eastAsia="Times New Roman" w:hAnsi="Times New Roman" w:cs="Times New Roman"/>
+          <w:sz w:val="28"/>
+          <w:szCs w:val="28"/>
+        </w:rPr>
+        <w:t>tán</w:t>
+      </w:r>
+      <w:proofErr w:type="spellEnd"/>
+      <w:r>
+        <w:rPr>
+          <w:rFonts w:ascii="Times New Roman" w:eastAsia="Times New Roman" w:hAnsi="Times New Roman" w:cs="Times New Roman"/>
+          <w:sz w:val="28"/>
+          <w:szCs w:val="28"/>
+        </w:rPr>
+        <w:t xml:space="preserve"> </w:t>
+      </w:r>
+      <w:proofErr w:type="spellStart"/>
+      <w:r>
+        <w:rPr>
+          <w:rFonts w:ascii="Times New Roman" w:eastAsia="Times New Roman" w:hAnsi="Times New Roman" w:cs="Times New Roman"/>
+          <w:sz w:val="28"/>
+          <w:szCs w:val="28"/>
+        </w:rPr>
+        <w:t>thành</w:t>
+      </w:r>
+      <w:proofErr w:type="spellEnd"/>
+      <w:r>
+        <w:rPr>
+          <w:rFonts w:ascii="Times New Roman" w:eastAsia="Times New Roman" w:hAnsi="Times New Roman" w:cs="Times New Roman"/>
+          <w:sz w:val="28"/>
+          <w:szCs w:val="28"/>
+        </w:rPr>
+        <w:t xml:space="preserve"> </w:t>
+      </w:r>
+      <w:proofErr w:type="spellStart"/>
+      <w:r>
+        <w:rPr>
+          <w:rFonts w:ascii="Times New Roman" w:eastAsia="Times New Roman" w:hAnsi="Times New Roman" w:cs="Times New Roman"/>
+          <w:sz w:val="28"/>
+          <w:szCs w:val="28"/>
+        </w:rPr>
+        <w:t>đề</w:t>
+      </w:r>
+      <w:proofErr w:type="spellEnd"/>
+      <w:r>
+        <w:rPr>
+          <w:rFonts w:ascii="Times New Roman" w:eastAsia="Times New Roman" w:hAnsi="Times New Roman" w:cs="Times New Roman"/>
+          <w:sz w:val="28"/>
+          <w:szCs w:val="28"/>
+        </w:rPr>
+        <w:t xml:space="preserve"> </w:t>
+      </w:r>
+      <w:proofErr w:type="spellStart"/>
+      <w:r>
+        <w:rPr>
+          <w:rFonts w:ascii="Times New Roman" w:eastAsia="Times New Roman" w:hAnsi="Times New Roman" w:cs="Times New Roman"/>
+          <w:sz w:val="28"/>
+          <w:szCs w:val="28"/>
+        </w:rPr>
+        <w:t>nghị</w:t>
+      </w:r>
+      <w:proofErr w:type="spellEnd"/>
+      <w:r>
+        <w:rPr>
+          <w:rFonts w:ascii="Times New Roman" w:eastAsia="Times New Roman" w:hAnsi="Times New Roman" w:cs="Times New Roman"/>
+          <w:sz w:val="28"/>
+          <w:szCs w:val="28"/>
+        </w:rPr>
+        <w:t xml:space="preserve"> chi </w:t>
+      </w:r>
+      <w:proofErr w:type="spellStart"/>
+      <w:r>
+        <w:rPr>
+          <w:rFonts w:ascii="Times New Roman" w:eastAsia="Times New Roman" w:hAnsi="Times New Roman" w:cs="Times New Roman"/>
+          <w:sz w:val="28"/>
+          <w:szCs w:val="28"/>
+        </w:rPr>
+        <w:t>bộ</w:t>
+      </w:r>
+      <w:proofErr w:type="spellEnd"/>
+      <w:r>
+        <w:rPr>
+          <w:rFonts w:ascii="Times New Roman" w:eastAsia="Times New Roman" w:hAnsi="Times New Roman" w:cs="Times New Roman"/>
+          <w:sz w:val="28"/>
+          <w:szCs w:val="28"/>
+        </w:rPr>
+        <w:t xml:space="preserve"> </w:t>
+      </w:r>
+      <w:proofErr w:type="spellStart"/>
+      <w:r>
+        <w:rPr>
+          <w:rFonts w:ascii="Times New Roman" w:eastAsia="Times New Roman" w:hAnsi="Times New Roman" w:cs="Times New Roman"/>
+          <w:sz w:val="28"/>
+          <w:szCs w:val="28"/>
+        </w:rPr>
+        <w:t>xét</w:t>
+      </w:r>
+      <w:proofErr w:type="spellEnd"/>
+      <w:r>
+        <w:rPr>
+          <w:rFonts w:ascii="Times New Roman" w:eastAsia="Times New Roman" w:hAnsi="Times New Roman" w:cs="Times New Roman"/>
+          <w:sz w:val="28"/>
+          <w:szCs w:val="28"/>
+        </w:rPr>
+        <w:t xml:space="preserve"> </w:t>
+      </w:r>
+      <w:proofErr w:type="spellStart"/>
+      <w:r>
+        <w:rPr>
+          <w:rFonts w:ascii="Times New Roman" w:eastAsia="Times New Roman" w:hAnsi="Times New Roman" w:cs="Times New Roman"/>
+          <w:sz w:val="28"/>
+          <w:szCs w:val="28"/>
+        </w:rPr>
+        <w:t>công</w:t>
+      </w:r>
+      <w:proofErr w:type="spellEnd"/>
+      <w:r>
+        <w:rPr>
+          <w:rFonts w:ascii="Times New Roman" w:eastAsia="Times New Roman" w:hAnsi="Times New Roman" w:cs="Times New Roman"/>
+          <w:sz w:val="28"/>
+          <w:szCs w:val="28"/>
+        </w:rPr>
+        <w:t xml:space="preserve"> </w:t>
+      </w:r>
+      <w:proofErr w:type="spellStart"/>
+      <w:r>
+        <w:rPr>
+          <w:rFonts w:ascii="Times New Roman" w:eastAsia="Times New Roman" w:hAnsi="Times New Roman" w:cs="Times New Roman"/>
+          <w:sz w:val="28"/>
+          <w:szCs w:val="28"/>
+        </w:rPr>
+        <w:t>nhận</w:t>
+      </w:r>
+      <w:proofErr w:type="spellEnd"/>
+      <w:r>
+        <w:rPr>
+          <w:rFonts w:ascii="Times New Roman" w:eastAsia="Times New Roman" w:hAnsi="Times New Roman" w:cs="Times New Roman"/>
+          <w:sz w:val="28"/>
+          <w:szCs w:val="28"/>
+        </w:rPr>
+        <w:t xml:space="preserve"> </w:t>
+      </w:r>
+      <w:proofErr w:type="spellStart"/>
+      <w:r>
+        <w:rPr>
+          <w:rFonts w:ascii="Times New Roman" w:eastAsia="Times New Roman" w:hAnsi="Times New Roman" w:cs="Times New Roman"/>
+          <w:sz w:val="28"/>
+          <w:szCs w:val="28"/>
+        </w:rPr>
+        <w:t>đảng</w:t>
+      </w:r>
+      <w:proofErr w:type="spellEnd"/>
+      <w:r>
+        <w:rPr>
+          <w:rFonts w:ascii="Times New Roman" w:eastAsia="Times New Roman" w:hAnsi="Times New Roman" w:cs="Times New Roman"/>
+          <w:sz w:val="28"/>
+          <w:szCs w:val="28"/>
+        </w:rPr>
+        <w:t xml:space="preserve"> </w:t>
+      </w:r>
+      <w:proofErr w:type="spellStart"/>
+      <w:r>
+        <w:rPr>
+          <w:rFonts w:ascii="Times New Roman" w:eastAsia="Times New Roman" w:hAnsi="Times New Roman" w:cs="Times New Roman"/>
+          <w:sz w:val="28"/>
+          <w:szCs w:val="28"/>
+        </w:rPr>
+        <w:t>viên</w:t>
+      </w:r>
+      <w:proofErr w:type="spellEnd"/>
+      <w:r>
+        <w:rPr>
+          <w:rFonts w:ascii="Times New Roman" w:eastAsia="Times New Roman" w:hAnsi="Times New Roman" w:cs="Times New Roman"/>
+          <w:sz w:val="28"/>
+          <w:szCs w:val="28"/>
+        </w:rPr>
+        <w:t xml:space="preserve"> </w:t>
+      </w:r>
+      <w:proofErr w:type="spellStart"/>
+      <w:r>
+        <w:rPr>
+          <w:rFonts w:ascii="Times New Roman" w:eastAsia="Times New Roman" w:hAnsi="Times New Roman" w:cs="Times New Roman"/>
+          <w:sz w:val="28"/>
+          <w:szCs w:val="28"/>
+        </w:rPr>
+        <w:t>dự</w:t>
+      </w:r>
+      <w:proofErr w:type="spellEnd"/>
+      <w:r>
+        <w:rPr>
+          <w:rFonts w:ascii="Times New Roman" w:eastAsia="Times New Roman" w:hAnsi="Times New Roman" w:cs="Times New Roman"/>
+          <w:sz w:val="28"/>
+          <w:szCs w:val="28"/>
+        </w:rPr>
+        <w:t xml:space="preserve"> </w:t>
+      </w:r>
+      <w:proofErr w:type="spellStart"/>
+      <w:r>
+        <w:rPr>
+          <w:rFonts w:ascii="Times New Roman" w:eastAsia="Times New Roman" w:hAnsi="Times New Roman" w:cs="Times New Roman"/>
+          <w:sz w:val="28"/>
+          <w:szCs w:val="28"/>
+        </w:rPr>
+        <w:t>bị</w:t>
+      </w:r>
+      <w:proofErr w:type="spellEnd"/>
+      <w:r>
+        <w:rPr>
+          <w:rFonts w:ascii="Times New Roman" w:eastAsia="Times New Roman" w:hAnsi="Times New Roman" w:cs="Times New Roman"/>
+          <w:sz w:val="28"/>
+          <w:szCs w:val="28"/>
+        </w:rPr>
+        <w:t xml:space="preserve"> </w:t>
       </w:r>
       <w:r>
         <w:rPr>
@@ -749,13 +6403,131 @@
         </w:rPr>
         <w:t xml:space="preserve">{DANG_VIEN} </w:t>
       </w:r>
-      <w:r>
-        <w:rPr>
-          <w:rFonts w:ascii="Times New Roman" w:eastAsia="Times New Roman" w:hAnsi="Times New Roman" w:cs="Times New Roman"/>
-          <w:sz w:val="28"/>
-          <w:szCs w:val="28"/>
-        </w:rPr>
-        <w:t xml:space="preserve">trở thành đảng viên chính thức là </w:t>
+      <w:proofErr w:type="spellStart"/>
+      <w:r>
+        <w:rPr>
+          <w:rFonts w:ascii="Times New Roman" w:eastAsia="Times New Roman" w:hAnsi="Times New Roman" w:cs="Times New Roman"/>
+          <w:sz w:val="28"/>
+          <w:szCs w:val="28"/>
+        </w:rPr>
+        <w:t>trở</w:t>
+      </w:r>
+      <w:proofErr w:type="spellEnd"/>
+      <w:r>
+        <w:rPr>
+          <w:rFonts w:ascii="Times New Roman" w:eastAsia="Times New Roman" w:hAnsi="Times New Roman" w:cs="Times New Roman"/>
+          <w:sz w:val="28"/>
+          <w:szCs w:val="28"/>
+        </w:rPr>
+        <w:t xml:space="preserve"> </w:t>
+      </w:r>
+      <w:proofErr w:type="spellStart"/>
+      <w:r>
+        <w:rPr>
+          <w:rFonts w:ascii="Times New Roman" w:eastAsia="Times New Roman" w:hAnsi="Times New Roman" w:cs="Times New Roman"/>
+          <w:sz w:val="28"/>
+          <w:szCs w:val="28"/>
+        </w:rPr>
+        <w:t>thành</w:t>
+      </w:r>
+      <w:proofErr w:type="spellEnd"/>
+      <w:r>
+        <w:rPr>
+          <w:rFonts w:ascii="Times New Roman" w:eastAsia="Times New Roman" w:hAnsi="Times New Roman" w:cs="Times New Roman"/>
+          <w:sz w:val="28"/>
+          <w:szCs w:val="28"/>
+        </w:rPr>
+        <w:t xml:space="preserve"> </w:t>
+      </w:r>
+      <w:proofErr w:type="spellStart"/>
+      <w:r>
+        <w:rPr>
+          <w:rFonts w:ascii="Times New Roman" w:eastAsia="Times New Roman" w:hAnsi="Times New Roman" w:cs="Times New Roman"/>
+          <w:sz w:val="28"/>
+          <w:szCs w:val="28"/>
+        </w:rPr>
+        <w:t>đảng</w:t>
+      </w:r>
+      <w:proofErr w:type="spellEnd"/>
+      <w:r>
+        <w:rPr>
+          <w:rFonts w:ascii="Times New Roman" w:eastAsia="Times New Roman" w:hAnsi="Times New Roman" w:cs="Times New Roman"/>
+          <w:sz w:val="28"/>
+          <w:szCs w:val="28"/>
+        </w:rPr>
+        <w:t xml:space="preserve"> </w:t>
+      </w:r>
+      <w:proofErr w:type="spellStart"/>
+      <w:r>
+        <w:rPr>
+          <w:rFonts w:ascii="Times New Roman" w:eastAsia="Times New Roman" w:hAnsi="Times New Roman" w:cs="Times New Roman"/>
+          <w:sz w:val="28"/>
+          <w:szCs w:val="28"/>
+        </w:rPr>
+        <w:t>viên</w:t>
+      </w:r>
+      <w:proofErr w:type="spellEnd"/>
+      <w:r>
+        <w:rPr>
+          <w:rFonts w:ascii="Times New Roman" w:eastAsia="Times New Roman" w:hAnsi="Times New Roman" w:cs="Times New Roman"/>
+          <w:sz w:val="28"/>
+          <w:szCs w:val="28"/>
+        </w:rPr>
+        <w:t xml:space="preserve"> </w:t>
+      </w:r>
+      <w:proofErr w:type="spellStart"/>
+      <w:r>
+        <w:rPr>
+          <w:rFonts w:ascii="Times New Roman" w:eastAsia="Times New Roman" w:hAnsi="Times New Roman" w:cs="Times New Roman"/>
+          <w:sz w:val="28"/>
+          <w:szCs w:val="28"/>
+        </w:rPr>
+        <w:t>chính</w:t>
+      </w:r>
+      <w:proofErr w:type="spellEnd"/>
+      <w:r>
+        <w:rPr>
+          <w:rFonts w:ascii="Times New Roman" w:eastAsia="Times New Roman" w:hAnsi="Times New Roman" w:cs="Times New Roman"/>
+          <w:sz w:val="28"/>
+          <w:szCs w:val="28"/>
+        </w:rPr>
+        <w:t xml:space="preserve"> </w:t>
+      </w:r>
+      <w:proofErr w:type="spellStart"/>
+      <w:r>
+        <w:rPr>
+          <w:rFonts w:ascii="Times New Roman" w:eastAsia="Times New Roman" w:hAnsi="Times New Roman" w:cs="Times New Roman"/>
+          <w:sz w:val="28"/>
+          <w:szCs w:val="28"/>
+        </w:rPr>
+        <w:t>thức</w:t>
+      </w:r>
+      <w:proofErr w:type="spellEnd"/>
+      <w:r>
+        <w:rPr>
+          <w:rFonts w:ascii="Times New Roman" w:eastAsia="Times New Roman" w:hAnsi="Times New Roman" w:cs="Times New Roman"/>
+          <w:sz w:val="28"/>
+          <w:szCs w:val="28"/>
+        </w:rPr>
+        <w:t xml:space="preserve"> </w:t>
+      </w:r>
+      <w:proofErr w:type="spellStart"/>
+      <w:r>
+        <w:rPr>
+          <w:rFonts w:ascii="Times New Roman" w:eastAsia="Times New Roman" w:hAnsi="Times New Roman" w:cs="Times New Roman"/>
+          <w:sz w:val="28"/>
+          <w:szCs w:val="28"/>
+        </w:rPr>
+        <w:t>là</w:t>
+      </w:r>
+      <w:proofErr w:type="spellEnd"/>
+      <w:r>
+        <w:rPr>
+          <w:rFonts w:ascii="Times New Roman" w:eastAsia="Times New Roman" w:hAnsi="Times New Roman" w:cs="Times New Roman"/>
+          <w:sz w:val="28"/>
+          <w:szCs w:val="28"/>
+        </w:rPr>
+        <w:t xml:space="preserve"> </w:t>
       </w:r>
       <w:r>
         <w:rPr>
@@ -793,7 +6565,97 @@
           <w:sz w:val="28"/>
           <w:szCs w:val="28"/>
         </w:rPr>
-        <w:t xml:space="preserve"> đồng chí, trong tổng số </w:t>
+        <w:t xml:space="preserve"> </w:t>
+      </w:r>
+      <w:proofErr w:type="spellStart"/>
+      <w:r>
+        <w:rPr>
+          <w:rFonts w:ascii="Times New Roman" w:eastAsia="Times New Roman" w:hAnsi="Times New Roman" w:cs="Times New Roman"/>
+          <w:sz w:val="28"/>
+          <w:szCs w:val="28"/>
+        </w:rPr>
+        <w:t>đồng</w:t>
+      </w:r>
+      <w:proofErr w:type="spellEnd"/>
+      <w:r>
+        <w:rPr>
+          <w:rFonts w:ascii="Times New Roman" w:eastAsia="Times New Roman" w:hAnsi="Times New Roman" w:cs="Times New Roman"/>
+          <w:sz w:val="28"/>
+          <w:szCs w:val="28"/>
+        </w:rPr>
+        <w:t xml:space="preserve"> </w:t>
+      </w:r>
+      <w:proofErr w:type="spellStart"/>
+      <w:r>
+        <w:rPr>
+          <w:rFonts w:ascii="Times New Roman" w:eastAsia="Times New Roman" w:hAnsi="Times New Roman" w:cs="Times New Roman"/>
+          <w:sz w:val="28"/>
+          <w:szCs w:val="28"/>
+        </w:rPr>
+        <w:t>chí</w:t>
+      </w:r>
+      <w:proofErr w:type="spellEnd"/>
+      <w:r>
+        <w:rPr>
+          <w:rFonts w:ascii="Times New Roman" w:eastAsia="Times New Roman" w:hAnsi="Times New Roman" w:cs="Times New Roman"/>
+          <w:sz w:val="28"/>
+          <w:szCs w:val="28"/>
+        </w:rPr>
+        <w:t xml:space="preserve">, </w:t>
+      </w:r>
+      <w:proofErr w:type="spellStart"/>
+      <w:r>
+        <w:rPr>
+          <w:rFonts w:ascii="Times New Roman" w:eastAsia="Times New Roman" w:hAnsi="Times New Roman" w:cs="Times New Roman"/>
+          <w:sz w:val="28"/>
+          <w:szCs w:val="28"/>
+        </w:rPr>
+        <w:t>trong</w:t>
+      </w:r>
+      <w:proofErr w:type="spellEnd"/>
+      <w:r>
+        <w:rPr>
+          <w:rFonts w:ascii="Times New Roman" w:eastAsia="Times New Roman" w:hAnsi="Times New Roman" w:cs="Times New Roman"/>
+          <w:sz w:val="28"/>
+          <w:szCs w:val="28"/>
+        </w:rPr>
+        <w:t xml:space="preserve"> </w:t>
+      </w:r>
+      <w:proofErr w:type="spellStart"/>
+      <w:r>
+        <w:rPr>
+          <w:rFonts w:ascii="Times New Roman" w:eastAsia="Times New Roman" w:hAnsi="Times New Roman" w:cs="Times New Roman"/>
+          <w:sz w:val="28"/>
+          <w:szCs w:val="28"/>
+        </w:rPr>
+        <w:t>tổng</w:t>
+      </w:r>
+      <w:proofErr w:type="spellEnd"/>
+      <w:r>
+        <w:rPr>
+          <w:rFonts w:ascii="Times New Roman" w:eastAsia="Times New Roman" w:hAnsi="Times New Roman" w:cs="Times New Roman"/>
+          <w:sz w:val="28"/>
+          <w:szCs w:val="28"/>
+        </w:rPr>
+        <w:t xml:space="preserve"> </w:t>
+      </w:r>
+      <w:proofErr w:type="spellStart"/>
+      <w:r>
+        <w:rPr>
+          <w:rFonts w:ascii="Times New Roman" w:eastAsia="Times New Roman" w:hAnsi="Times New Roman" w:cs="Times New Roman"/>
+          <w:sz w:val="28"/>
+          <w:szCs w:val="28"/>
+        </w:rPr>
+        <w:t>số</w:t>
+      </w:r>
+      <w:proofErr w:type="spellEnd"/>
+      <w:r>
+        <w:rPr>
+          <w:rFonts w:ascii="Times New Roman" w:eastAsia="Times New Roman" w:hAnsi="Times New Roman" w:cs="Times New Roman"/>
+          <w:sz w:val="28"/>
+          <w:szCs w:val="28"/>
+        </w:rPr>
+        <w:t xml:space="preserve"> </w:t>
       </w:r>
       <w:r>
         <w:rPr>
@@ -855,13 +6717,113 @@
         </w:rPr>
         <w:t xml:space="preserve"> </w:t>
       </w:r>
-      <w:r>
-        <w:rPr>
-          <w:rFonts w:ascii="Times New Roman" w:eastAsia="Times New Roman" w:hAnsi="Times New Roman" w:cs="Times New Roman"/>
-          <w:sz w:val="28"/>
-          <w:szCs w:val="28"/>
-        </w:rPr>
-        <w:t xml:space="preserve">đồng chí được hỏi ý kiến (đạt </w:t>
+      <w:proofErr w:type="spellStart"/>
+      <w:r>
+        <w:rPr>
+          <w:rFonts w:ascii="Times New Roman" w:eastAsia="Times New Roman" w:hAnsi="Times New Roman" w:cs="Times New Roman"/>
+          <w:sz w:val="28"/>
+          <w:szCs w:val="28"/>
+        </w:rPr>
+        <w:t>đồng</w:t>
+      </w:r>
+      <w:proofErr w:type="spellEnd"/>
+      <w:r>
+        <w:rPr>
+          <w:rFonts w:ascii="Times New Roman" w:eastAsia="Times New Roman" w:hAnsi="Times New Roman" w:cs="Times New Roman"/>
+          <w:sz w:val="28"/>
+          <w:szCs w:val="28"/>
+        </w:rPr>
+        <w:t xml:space="preserve"> </w:t>
+      </w:r>
+      <w:proofErr w:type="spellStart"/>
+      <w:r>
+        <w:rPr>
+          <w:rFonts w:ascii="Times New Roman" w:eastAsia="Times New Roman" w:hAnsi="Times New Roman" w:cs="Times New Roman"/>
+          <w:sz w:val="28"/>
+          <w:szCs w:val="28"/>
+        </w:rPr>
+        <w:t>chí</w:t>
+      </w:r>
+      <w:proofErr w:type="spellEnd"/>
+      <w:r>
+        <w:rPr>
+          <w:rFonts w:ascii="Times New Roman" w:eastAsia="Times New Roman" w:hAnsi="Times New Roman" w:cs="Times New Roman"/>
+          <w:sz w:val="28"/>
+          <w:szCs w:val="28"/>
+        </w:rPr>
+        <w:t xml:space="preserve"> </w:t>
+      </w:r>
+      <w:proofErr w:type="spellStart"/>
+      <w:r>
+        <w:rPr>
+          <w:rFonts w:ascii="Times New Roman" w:eastAsia="Times New Roman" w:hAnsi="Times New Roman" w:cs="Times New Roman"/>
+          <w:sz w:val="28"/>
+          <w:szCs w:val="28"/>
+        </w:rPr>
+        <w:t>được</w:t>
+      </w:r>
+      <w:proofErr w:type="spellEnd"/>
+      <w:r>
+        <w:rPr>
+          <w:rFonts w:ascii="Times New Roman" w:eastAsia="Times New Roman" w:hAnsi="Times New Roman" w:cs="Times New Roman"/>
+          <w:sz w:val="28"/>
+          <w:szCs w:val="28"/>
+        </w:rPr>
+        <w:t xml:space="preserve"> </w:t>
+      </w:r>
+      <w:proofErr w:type="spellStart"/>
+      <w:r>
+        <w:rPr>
+          <w:rFonts w:ascii="Times New Roman" w:eastAsia="Times New Roman" w:hAnsi="Times New Roman" w:cs="Times New Roman"/>
+          <w:sz w:val="28"/>
+          <w:szCs w:val="28"/>
+        </w:rPr>
+        <w:t>hỏi</w:t>
+      </w:r>
+      <w:proofErr w:type="spellEnd"/>
+      <w:r>
+        <w:rPr>
+          <w:rFonts w:ascii="Times New Roman" w:eastAsia="Times New Roman" w:hAnsi="Times New Roman" w:cs="Times New Roman"/>
+          <w:sz w:val="28"/>
+          <w:szCs w:val="28"/>
+        </w:rPr>
+        <w:t xml:space="preserve"> ý </w:t>
+      </w:r>
+      <w:proofErr w:type="spellStart"/>
+      <w:r>
+        <w:rPr>
+          <w:rFonts w:ascii="Times New Roman" w:eastAsia="Times New Roman" w:hAnsi="Times New Roman" w:cs="Times New Roman"/>
+          <w:sz w:val="28"/>
+          <w:szCs w:val="28"/>
+        </w:rPr>
+        <w:t>kiến</w:t>
+      </w:r>
+      <w:proofErr w:type="spellEnd"/>
+      <w:r>
+        <w:rPr>
+          <w:rFonts w:ascii="Times New Roman" w:eastAsia="Times New Roman" w:hAnsi="Times New Roman" w:cs="Times New Roman"/>
+          <w:sz w:val="28"/>
+          <w:szCs w:val="28"/>
+        </w:rPr>
+        <w:t xml:space="preserve"> (</w:t>
+      </w:r>
+      <w:proofErr w:type="spellStart"/>
+      <w:r>
+        <w:rPr>
+          <w:rFonts w:ascii="Times New Roman" w:eastAsia="Times New Roman" w:hAnsi="Times New Roman" w:cs="Times New Roman"/>
+          <w:sz w:val="28"/>
+          <w:szCs w:val="28"/>
+        </w:rPr>
+        <w:t>đạt</w:t>
+      </w:r>
+      <w:proofErr w:type="spellEnd"/>
+      <w:r>
+        <w:rPr>
+          <w:rFonts w:ascii="Times New Roman" w:eastAsia="Times New Roman" w:hAnsi="Times New Roman" w:cs="Times New Roman"/>
+          <w:sz w:val="28"/>
+          <w:szCs w:val="28"/>
+        </w:rPr>
+        <w:t xml:space="preserve"> </w:t>
       </w:r>
       <w:r>
         <w:rPr>
@@ -901,15 +6863,123 @@
           <w:sz w:val="28"/>
           <w:szCs w:val="28"/>
         </w:rPr>
-        <w:t>_TT}</w:t>
-      </w:r>
-      <w:r>
-        <w:rPr>
-          <w:rFonts w:ascii="Times New Roman" w:eastAsia="Times New Roman" w:hAnsi="Times New Roman" w:cs="Times New Roman"/>
-          <w:sz w:val="28"/>
-          <w:szCs w:val="28"/>
-        </w:rPr>
-        <w:t xml:space="preserve">%). Số không tán thành là </w:t>
+        <w:t>_</w:t>
+      </w:r>
+      <w:proofErr w:type="gramStart"/>
+      <w:r>
+        <w:rPr>
+          <w:rFonts w:ascii="Times New Roman" w:eastAsia="Times New Roman" w:hAnsi="Times New Roman" w:cs="Times New Roman"/>
+          <w:sz w:val="28"/>
+          <w:szCs w:val="28"/>
+        </w:rPr>
+        <w:t>TT}</w:t>
+      </w:r>
+      <w:r>
+        <w:rPr>
+          <w:rFonts w:ascii="Times New Roman" w:eastAsia="Times New Roman" w:hAnsi="Times New Roman" w:cs="Times New Roman"/>
+          <w:sz w:val="28"/>
+          <w:szCs w:val="28"/>
+        </w:rPr>
+        <w:t>%</w:t>
+      </w:r>
+      <w:proofErr w:type="gramEnd"/>
+      <w:r>
+        <w:rPr>
+          <w:rFonts w:ascii="Times New Roman" w:eastAsia="Times New Roman" w:hAnsi="Times New Roman" w:cs="Times New Roman"/>
+          <w:sz w:val="28"/>
+          <w:szCs w:val="28"/>
+        </w:rPr>
+        <w:t xml:space="preserve">). </w:t>
+      </w:r>
+      <w:proofErr w:type="spellStart"/>
+      <w:r>
+        <w:rPr>
+          <w:rFonts w:ascii="Times New Roman" w:eastAsia="Times New Roman" w:hAnsi="Times New Roman" w:cs="Times New Roman"/>
+          <w:sz w:val="28"/>
+          <w:szCs w:val="28"/>
+        </w:rPr>
+        <w:t>Số</w:t>
+      </w:r>
+      <w:proofErr w:type="spellEnd"/>
+      <w:r>
+        <w:rPr>
+          <w:rFonts w:ascii="Times New Roman" w:eastAsia="Times New Roman" w:hAnsi="Times New Roman" w:cs="Times New Roman"/>
+          <w:sz w:val="28"/>
+          <w:szCs w:val="28"/>
+        </w:rPr>
+        <w:t xml:space="preserve"> </w:t>
+      </w:r>
+      <w:proofErr w:type="spellStart"/>
+      <w:r>
+        <w:rPr>
+          <w:rFonts w:ascii="Times New Roman" w:eastAsia="Times New Roman" w:hAnsi="Times New Roman" w:cs="Times New Roman"/>
+          <w:sz w:val="28"/>
+          <w:szCs w:val="28"/>
+        </w:rPr>
+        <w:t>không</w:t>
+      </w:r>
+      <w:proofErr w:type="spellEnd"/>
+      <w:r>
+        <w:rPr>
+          <w:rFonts w:ascii="Times New Roman" w:eastAsia="Times New Roman" w:hAnsi="Times New Roman" w:cs="Times New Roman"/>
+          <w:sz w:val="28"/>
+          <w:szCs w:val="28"/>
+        </w:rPr>
+        <w:t xml:space="preserve"> </w:t>
+      </w:r>
+      <w:proofErr w:type="spellStart"/>
+      <w:r>
+        <w:rPr>
+          <w:rFonts w:ascii="Times New Roman" w:eastAsia="Times New Roman" w:hAnsi="Times New Roman" w:cs="Times New Roman"/>
+          <w:sz w:val="28"/>
+          <w:szCs w:val="28"/>
+        </w:rPr>
+        <w:t>tán</w:t>
+      </w:r>
+      <w:proofErr w:type="spellEnd"/>
+      <w:r>
+        <w:rPr>
+          <w:rFonts w:ascii="Times New Roman" w:eastAsia="Times New Roman" w:hAnsi="Times New Roman" w:cs="Times New Roman"/>
+          <w:sz w:val="28"/>
+          <w:szCs w:val="28"/>
+        </w:rPr>
+        <w:t xml:space="preserve"> </w:t>
+      </w:r>
+      <w:proofErr w:type="spellStart"/>
+      <w:r>
+        <w:rPr>
+          <w:rFonts w:ascii="Times New Roman" w:eastAsia="Times New Roman" w:hAnsi="Times New Roman" w:cs="Times New Roman"/>
+          <w:sz w:val="28"/>
+          <w:szCs w:val="28"/>
+        </w:rPr>
+        <w:t>thành</w:t>
+      </w:r>
+      <w:proofErr w:type="spellEnd"/>
+      <w:r>
+        <w:rPr>
+          <w:rFonts w:ascii="Times New Roman" w:eastAsia="Times New Roman" w:hAnsi="Times New Roman" w:cs="Times New Roman"/>
+          <w:sz w:val="28"/>
+          <w:szCs w:val="28"/>
+        </w:rPr>
+        <w:t xml:space="preserve"> </w:t>
+      </w:r>
+      <w:proofErr w:type="spellStart"/>
+      <w:r>
+        <w:rPr>
+          <w:rFonts w:ascii="Times New Roman" w:eastAsia="Times New Roman" w:hAnsi="Times New Roman" w:cs="Times New Roman"/>
+          <w:sz w:val="28"/>
+          <w:szCs w:val="28"/>
+        </w:rPr>
+        <w:t>là</w:t>
+      </w:r>
+      <w:proofErr w:type="spellEnd"/>
+      <w:r>
+        <w:rPr>
+          <w:rFonts w:ascii="Times New Roman" w:eastAsia="Times New Roman" w:hAnsi="Times New Roman" w:cs="Times New Roman"/>
+          <w:sz w:val="28"/>
+          <w:szCs w:val="28"/>
+        </w:rPr>
+        <w:t xml:space="preserve"> </w:t>
       </w:r>
       <w:r>
         <w:rPr>
@@ -967,7 +7037,61 @@
           <w:sz w:val="28"/>
           <w:szCs w:val="28"/>
         </w:rPr>
-        <w:t xml:space="preserve"> đồng chí (chiếm </w:t>
+        <w:t xml:space="preserve"> </w:t>
+      </w:r>
+      <w:proofErr w:type="spellStart"/>
+      <w:r>
+        <w:rPr>
+          <w:rFonts w:ascii="Times New Roman" w:eastAsia="Times New Roman" w:hAnsi="Times New Roman" w:cs="Times New Roman"/>
+          <w:sz w:val="28"/>
+          <w:szCs w:val="28"/>
+        </w:rPr>
+        <w:t>đồng</w:t>
+      </w:r>
+      <w:proofErr w:type="spellEnd"/>
+      <w:r>
+        <w:rPr>
+          <w:rFonts w:ascii="Times New Roman" w:eastAsia="Times New Roman" w:hAnsi="Times New Roman" w:cs="Times New Roman"/>
+          <w:sz w:val="28"/>
+          <w:szCs w:val="28"/>
+        </w:rPr>
+        <w:t xml:space="preserve"> </w:t>
+      </w:r>
+      <w:proofErr w:type="spellStart"/>
+      <w:r>
+        <w:rPr>
+          <w:rFonts w:ascii="Times New Roman" w:eastAsia="Times New Roman" w:hAnsi="Times New Roman" w:cs="Times New Roman"/>
+          <w:sz w:val="28"/>
+          <w:szCs w:val="28"/>
+        </w:rPr>
+        <w:t>chí</w:t>
+      </w:r>
+      <w:proofErr w:type="spellEnd"/>
+      <w:r>
+        <w:rPr>
+          <w:rFonts w:ascii="Times New Roman" w:eastAsia="Times New Roman" w:hAnsi="Times New Roman" w:cs="Times New Roman"/>
+          <w:sz w:val="28"/>
+          <w:szCs w:val="28"/>
+        </w:rPr>
+        <w:t xml:space="preserve"> (</w:t>
+      </w:r>
+      <w:proofErr w:type="spellStart"/>
+      <w:r>
+        <w:rPr>
+          <w:rFonts w:ascii="Times New Roman" w:eastAsia="Times New Roman" w:hAnsi="Times New Roman" w:cs="Times New Roman"/>
+          <w:sz w:val="28"/>
+          <w:szCs w:val="28"/>
+        </w:rPr>
+        <w:t>chiếm</w:t>
+      </w:r>
+      <w:proofErr w:type="spellEnd"/>
+      <w:r>
+        <w:rPr>
+          <w:rFonts w:ascii="Times New Roman" w:eastAsia="Times New Roman" w:hAnsi="Times New Roman" w:cs="Times New Roman"/>
+          <w:sz w:val="28"/>
+          <w:szCs w:val="28"/>
+        </w:rPr>
+        <w:t xml:space="preserve"> </w:t>
       </w:r>
       <w:r>
         <w:rPr>
@@ -1009,6 +7133,7 @@
         </w:rPr>
         <w:t>_</w:t>
       </w:r>
+      <w:proofErr w:type="gramStart"/>
       <w:r>
         <w:rPr>
           <w:rFonts w:ascii="Times New Roman" w:eastAsia="Times New Roman" w:hAnsi="Times New Roman" w:cs="Times New Roman"/>
@@ -1031,7 +7156,16 @@
           <w:sz w:val="28"/>
           <w:szCs w:val="28"/>
         </w:rPr>
-        <w:t xml:space="preserve">%). </w:t>
+        <w:t>%</w:t>
+      </w:r>
+      <w:proofErr w:type="gramEnd"/>
+      <w:r>
+        <w:rPr>
+          <w:rFonts w:ascii="Times New Roman" w:eastAsia="Times New Roman" w:hAnsi="Times New Roman" w:cs="Times New Roman"/>
+          <w:sz w:val="28"/>
+          <w:szCs w:val="28"/>
+        </w:rPr>
+        <w:t xml:space="preserve">). </w:t>
       </w:r>
     </w:p>
     <w:p>
@@ -1045,13 +7179,257 @@
           <w:szCs w:val="28"/>
         </w:rPr>
       </w:pPr>
-      <w:r>
-        <w:rPr>
-          <w:rFonts w:ascii="Times New Roman" w:eastAsia="Times New Roman" w:hAnsi="Times New Roman" w:cs="Times New Roman"/>
-          <w:sz w:val="28"/>
-          <w:szCs w:val="28"/>
-        </w:rPr>
-        <w:t xml:space="preserve">Đại diện quản lý nơi cư trú có nhận xét đảng viên dự bị </w:t>
+      <w:proofErr w:type="spellStart"/>
+      <w:r>
+        <w:rPr>
+          <w:rFonts w:ascii="Times New Roman" w:eastAsia="Times New Roman" w:hAnsi="Times New Roman" w:cs="Times New Roman"/>
+          <w:sz w:val="28"/>
+          <w:szCs w:val="28"/>
+        </w:rPr>
+        <w:t>Đại</w:t>
+      </w:r>
+      <w:proofErr w:type="spellEnd"/>
+      <w:r>
+        <w:rPr>
+          <w:rFonts w:ascii="Times New Roman" w:eastAsia="Times New Roman" w:hAnsi="Times New Roman" w:cs="Times New Roman"/>
+          <w:sz w:val="28"/>
+          <w:szCs w:val="28"/>
+        </w:rPr>
+        <w:t xml:space="preserve"> </w:t>
+      </w:r>
+      <w:proofErr w:type="spellStart"/>
+      <w:r>
+        <w:rPr>
+          <w:rFonts w:ascii="Times New Roman" w:eastAsia="Times New Roman" w:hAnsi="Times New Roman" w:cs="Times New Roman"/>
+          <w:sz w:val="28"/>
+          <w:szCs w:val="28"/>
+        </w:rPr>
+        <w:t>diện</w:t>
+      </w:r>
+      <w:proofErr w:type="spellEnd"/>
+      <w:r>
+        <w:rPr>
+          <w:rFonts w:ascii="Times New Roman" w:eastAsia="Times New Roman" w:hAnsi="Times New Roman" w:cs="Times New Roman"/>
+          <w:sz w:val="28"/>
+          <w:szCs w:val="28"/>
+        </w:rPr>
+        <w:t xml:space="preserve"> </w:t>
+      </w:r>
+      <w:proofErr w:type="spellStart"/>
+      <w:r>
+        <w:rPr>
+          <w:rFonts w:ascii="Times New Roman" w:eastAsia="Times New Roman" w:hAnsi="Times New Roman" w:cs="Times New Roman"/>
+          <w:sz w:val="28"/>
+          <w:szCs w:val="28"/>
+        </w:rPr>
+        <w:t>quản</w:t>
+      </w:r>
+      <w:proofErr w:type="spellEnd"/>
+      <w:r>
+        <w:rPr>
+          <w:rFonts w:ascii="Times New Roman" w:eastAsia="Times New Roman" w:hAnsi="Times New Roman" w:cs="Times New Roman"/>
+          <w:sz w:val="28"/>
+          <w:szCs w:val="28"/>
+        </w:rPr>
+        <w:t xml:space="preserve"> </w:t>
+      </w:r>
+      <w:proofErr w:type="spellStart"/>
+      <w:r>
+        <w:rPr>
+          <w:rFonts w:ascii="Times New Roman" w:eastAsia="Times New Roman" w:hAnsi="Times New Roman" w:cs="Times New Roman"/>
+          <w:sz w:val="28"/>
+          <w:szCs w:val="28"/>
+        </w:rPr>
+        <w:t>lý</w:t>
+      </w:r>
+      <w:proofErr w:type="spellEnd"/>
+      <w:r>
+        <w:rPr>
+          <w:rFonts w:ascii="Times New Roman" w:eastAsia="Times New Roman" w:hAnsi="Times New Roman" w:cs="Times New Roman"/>
+          <w:sz w:val="28"/>
+          <w:szCs w:val="28"/>
+        </w:rPr>
+        <w:t xml:space="preserve"> </w:t>
+      </w:r>
+      <w:proofErr w:type="spellStart"/>
+      <w:r>
+        <w:rPr>
+          <w:rFonts w:ascii="Times New Roman" w:eastAsia="Times New Roman" w:hAnsi="Times New Roman" w:cs="Times New Roman"/>
+          <w:sz w:val="28"/>
+          <w:szCs w:val="28"/>
+        </w:rPr>
+        <w:t>nơi</w:t>
+      </w:r>
+      <w:proofErr w:type="spellEnd"/>
+      <w:r>
+        <w:rPr>
+          <w:rFonts w:ascii="Times New Roman" w:eastAsia="Times New Roman" w:hAnsi="Times New Roman" w:cs="Times New Roman"/>
+          <w:sz w:val="28"/>
+          <w:szCs w:val="28"/>
+        </w:rPr>
+        <w:t xml:space="preserve"> </w:t>
+      </w:r>
+      <w:proofErr w:type="spellStart"/>
+      <w:r>
+        <w:rPr>
+          <w:rFonts w:ascii="Times New Roman" w:eastAsia="Times New Roman" w:hAnsi="Times New Roman" w:cs="Times New Roman"/>
+          <w:sz w:val="28"/>
+          <w:szCs w:val="28"/>
+        </w:rPr>
+        <w:t>cư</w:t>
+      </w:r>
+      <w:proofErr w:type="spellEnd"/>
+      <w:r>
+        <w:rPr>
+          <w:rFonts w:ascii="Times New Roman" w:eastAsia="Times New Roman" w:hAnsi="Times New Roman" w:cs="Times New Roman"/>
+          <w:sz w:val="28"/>
+          <w:szCs w:val="28"/>
+        </w:rPr>
+        <w:t xml:space="preserve"> </w:t>
+      </w:r>
+      <w:proofErr w:type="spellStart"/>
+      <w:r>
+        <w:rPr>
+          <w:rFonts w:ascii="Times New Roman" w:eastAsia="Times New Roman" w:hAnsi="Times New Roman" w:cs="Times New Roman"/>
+          <w:sz w:val="28"/>
+          <w:szCs w:val="28"/>
+        </w:rPr>
+        <w:t>trú</w:t>
+      </w:r>
+      <w:proofErr w:type="spellEnd"/>
+      <w:r>
+        <w:rPr>
+          <w:rFonts w:ascii="Times New Roman" w:eastAsia="Times New Roman" w:hAnsi="Times New Roman" w:cs="Times New Roman"/>
+          <w:sz w:val="28"/>
+          <w:szCs w:val="28"/>
+        </w:rPr>
+        <w:t xml:space="preserve"> </w:t>
+      </w:r>
+      <w:proofErr w:type="spellStart"/>
+      <w:r>
+        <w:rPr>
+          <w:rFonts w:ascii="Times New Roman" w:eastAsia="Times New Roman" w:hAnsi="Times New Roman" w:cs="Times New Roman"/>
+          <w:sz w:val="28"/>
+          <w:szCs w:val="28"/>
+        </w:rPr>
+        <w:t>có</w:t>
+      </w:r>
+      <w:proofErr w:type="spellEnd"/>
+      <w:r>
+        <w:rPr>
+          <w:rFonts w:ascii="Times New Roman" w:eastAsia="Times New Roman" w:hAnsi="Times New Roman" w:cs="Times New Roman"/>
+          <w:sz w:val="28"/>
+          <w:szCs w:val="28"/>
+        </w:rPr>
+        <w:t xml:space="preserve"> </w:t>
+      </w:r>
+      <w:proofErr w:type="spellStart"/>
+      <w:r>
+        <w:rPr>
+          <w:rFonts w:ascii="Times New Roman" w:eastAsia="Times New Roman" w:hAnsi="Times New Roman" w:cs="Times New Roman"/>
+          <w:sz w:val="28"/>
+          <w:szCs w:val="28"/>
+        </w:rPr>
+        <w:t>nhận</w:t>
+      </w:r>
+      <w:proofErr w:type="spellEnd"/>
+      <w:r>
+        <w:rPr>
+          <w:rFonts w:ascii="Times New Roman" w:eastAsia="Times New Roman" w:hAnsi="Times New Roman" w:cs="Times New Roman"/>
+          <w:sz w:val="28"/>
+          <w:szCs w:val="28"/>
+        </w:rPr>
+        <w:t xml:space="preserve"> </w:t>
+      </w:r>
+      <w:proofErr w:type="spellStart"/>
+      <w:r>
+        <w:rPr>
+          <w:rFonts w:ascii="Times New Roman" w:eastAsia="Times New Roman" w:hAnsi="Times New Roman" w:cs="Times New Roman"/>
+          <w:sz w:val="28"/>
+          <w:szCs w:val="28"/>
+        </w:rPr>
+        <w:t>xét</w:t>
+      </w:r>
+      <w:proofErr w:type="spellEnd"/>
+      <w:r>
+        <w:rPr>
+          <w:rFonts w:ascii="Times New Roman" w:eastAsia="Times New Roman" w:hAnsi="Times New Roman" w:cs="Times New Roman"/>
+          <w:sz w:val="28"/>
+          <w:szCs w:val="28"/>
+        </w:rPr>
+        <w:t xml:space="preserve"> </w:t>
+      </w:r>
+      <w:proofErr w:type="spellStart"/>
+      <w:r>
+        <w:rPr>
+          <w:rFonts w:ascii="Times New Roman" w:eastAsia="Times New Roman" w:hAnsi="Times New Roman" w:cs="Times New Roman"/>
+          <w:sz w:val="28"/>
+          <w:szCs w:val="28"/>
+        </w:rPr>
+        <w:t>đảng</w:t>
+      </w:r>
+      <w:proofErr w:type="spellEnd"/>
+      <w:r>
+        <w:rPr>
+          <w:rFonts w:ascii="Times New Roman" w:eastAsia="Times New Roman" w:hAnsi="Times New Roman" w:cs="Times New Roman"/>
+          <w:sz w:val="28"/>
+          <w:szCs w:val="28"/>
+        </w:rPr>
+        <w:t xml:space="preserve"> </w:t>
+      </w:r>
+      <w:proofErr w:type="spellStart"/>
+      <w:r>
+        <w:rPr>
+          <w:rFonts w:ascii="Times New Roman" w:eastAsia="Times New Roman" w:hAnsi="Times New Roman" w:cs="Times New Roman"/>
+          <w:sz w:val="28"/>
+          <w:szCs w:val="28"/>
+        </w:rPr>
+        <w:t>viên</w:t>
+      </w:r>
+      <w:proofErr w:type="spellEnd"/>
+      <w:r>
+        <w:rPr>
+          <w:rFonts w:ascii="Times New Roman" w:eastAsia="Times New Roman" w:hAnsi="Times New Roman" w:cs="Times New Roman"/>
+          <w:sz w:val="28"/>
+          <w:szCs w:val="28"/>
+        </w:rPr>
+        <w:t xml:space="preserve"> </w:t>
+      </w:r>
+      <w:proofErr w:type="spellStart"/>
+      <w:r>
+        <w:rPr>
+          <w:rFonts w:ascii="Times New Roman" w:eastAsia="Times New Roman" w:hAnsi="Times New Roman" w:cs="Times New Roman"/>
+          <w:sz w:val="28"/>
+          <w:szCs w:val="28"/>
+        </w:rPr>
+        <w:t>dự</w:t>
+      </w:r>
+      <w:proofErr w:type="spellEnd"/>
+      <w:r>
+        <w:rPr>
+          <w:rFonts w:ascii="Times New Roman" w:eastAsia="Times New Roman" w:hAnsi="Times New Roman" w:cs="Times New Roman"/>
+          <w:sz w:val="28"/>
+          <w:szCs w:val="28"/>
+        </w:rPr>
+        <w:t xml:space="preserve"> </w:t>
+      </w:r>
+      <w:proofErr w:type="spellStart"/>
+      <w:r>
+        <w:rPr>
+          <w:rFonts w:ascii="Times New Roman" w:eastAsia="Times New Roman" w:hAnsi="Times New Roman" w:cs="Times New Roman"/>
+          <w:sz w:val="28"/>
+          <w:szCs w:val="28"/>
+        </w:rPr>
+        <w:t>bị</w:t>
+      </w:r>
+      <w:proofErr w:type="spellEnd"/>
+      <w:r>
+        <w:rPr>
+          <w:rFonts w:ascii="Times New Roman" w:eastAsia="Times New Roman" w:hAnsi="Times New Roman" w:cs="Times New Roman"/>
+          <w:sz w:val="28"/>
+          <w:szCs w:val="28"/>
+        </w:rPr>
+        <w:t xml:space="preserve"> </w:t>
       </w:r>
       <w:r>
         <w:rPr>
@@ -1073,13 +7451,347 @@
         </w:rPr>
         <w:t xml:space="preserve"> </w:t>
       </w:r>
-      <w:r>
-        <w:rPr>
-          <w:rFonts w:ascii="Times New Roman" w:eastAsia="Times New Roman" w:hAnsi="Times New Roman" w:cs="Times New Roman"/>
-          <w:sz w:val="28"/>
-          <w:szCs w:val="28"/>
-        </w:rPr>
-        <w:t>có ý thức tổ chức kỷ luật tốt, nghiêm túc trong quá trình lưu trú tại Ký túc xá trường.</w:t>
+      <w:proofErr w:type="spellStart"/>
+      <w:r>
+        <w:rPr>
+          <w:rFonts w:ascii="Times New Roman" w:eastAsia="Times New Roman" w:hAnsi="Times New Roman" w:cs="Times New Roman"/>
+          <w:sz w:val="28"/>
+          <w:szCs w:val="28"/>
+        </w:rPr>
+        <w:t>có</w:t>
+      </w:r>
+      <w:proofErr w:type="spellEnd"/>
+      <w:r>
+        <w:rPr>
+          <w:rFonts w:ascii="Times New Roman" w:eastAsia="Times New Roman" w:hAnsi="Times New Roman" w:cs="Times New Roman"/>
+          <w:sz w:val="28"/>
+          <w:szCs w:val="28"/>
+        </w:rPr>
+        <w:t xml:space="preserve"> ý </w:t>
+      </w:r>
+      <w:proofErr w:type="spellStart"/>
+      <w:r>
+        <w:rPr>
+          <w:rFonts w:ascii="Times New Roman" w:eastAsia="Times New Roman" w:hAnsi="Times New Roman" w:cs="Times New Roman"/>
+          <w:sz w:val="28"/>
+          <w:szCs w:val="28"/>
+        </w:rPr>
+        <w:t>thức</w:t>
+      </w:r>
+      <w:proofErr w:type="spellEnd"/>
+      <w:r>
+        <w:rPr>
+          <w:rFonts w:ascii="Times New Roman" w:eastAsia="Times New Roman" w:hAnsi="Times New Roman" w:cs="Times New Roman"/>
+          <w:sz w:val="28"/>
+          <w:szCs w:val="28"/>
+        </w:rPr>
+        <w:t xml:space="preserve"> </w:t>
+      </w:r>
+      <w:proofErr w:type="spellStart"/>
+      <w:r>
+        <w:rPr>
+          <w:rFonts w:ascii="Times New Roman" w:eastAsia="Times New Roman" w:hAnsi="Times New Roman" w:cs="Times New Roman"/>
+          <w:sz w:val="28"/>
+          <w:szCs w:val="28"/>
+        </w:rPr>
+        <w:t>tổ</w:t>
+      </w:r>
+      <w:proofErr w:type="spellEnd"/>
+      <w:r>
+        <w:rPr>
+          <w:rFonts w:ascii="Times New Roman" w:eastAsia="Times New Roman" w:hAnsi="Times New Roman" w:cs="Times New Roman"/>
+          <w:sz w:val="28"/>
+          <w:szCs w:val="28"/>
+        </w:rPr>
+        <w:t xml:space="preserve"> </w:t>
+      </w:r>
+      <w:proofErr w:type="spellStart"/>
+      <w:r>
+        <w:rPr>
+          <w:rFonts w:ascii="Times New Roman" w:eastAsia="Times New Roman" w:hAnsi="Times New Roman" w:cs="Times New Roman"/>
+          <w:sz w:val="28"/>
+          <w:szCs w:val="28"/>
+        </w:rPr>
+        <w:t>chức</w:t>
+      </w:r>
+      <w:proofErr w:type="spellEnd"/>
+      <w:r>
+        <w:rPr>
+          <w:rFonts w:ascii="Times New Roman" w:eastAsia="Times New Roman" w:hAnsi="Times New Roman" w:cs="Times New Roman"/>
+          <w:sz w:val="28"/>
+          <w:szCs w:val="28"/>
+        </w:rPr>
+        <w:t xml:space="preserve"> </w:t>
+      </w:r>
+      <w:proofErr w:type="spellStart"/>
+      <w:r>
+        <w:rPr>
+          <w:rFonts w:ascii="Times New Roman" w:eastAsia="Times New Roman" w:hAnsi="Times New Roman" w:cs="Times New Roman"/>
+          <w:sz w:val="28"/>
+          <w:szCs w:val="28"/>
+        </w:rPr>
+        <w:t>kỷ</w:t>
+      </w:r>
+      <w:proofErr w:type="spellEnd"/>
+      <w:r>
+        <w:rPr>
+          <w:rFonts w:ascii="Times New Roman" w:eastAsia="Times New Roman" w:hAnsi="Times New Roman" w:cs="Times New Roman"/>
+          <w:sz w:val="28"/>
+          <w:szCs w:val="28"/>
+        </w:rPr>
+        <w:t xml:space="preserve"> </w:t>
+      </w:r>
+      <w:proofErr w:type="spellStart"/>
+      <w:r>
+        <w:rPr>
+          <w:rFonts w:ascii="Times New Roman" w:eastAsia="Times New Roman" w:hAnsi="Times New Roman" w:cs="Times New Roman"/>
+          <w:sz w:val="28"/>
+          <w:szCs w:val="28"/>
+        </w:rPr>
+        <w:t>luật</w:t>
+      </w:r>
+      <w:proofErr w:type="spellEnd"/>
+      <w:r>
+        <w:rPr>
+          <w:rFonts w:ascii="Times New Roman" w:eastAsia="Times New Roman" w:hAnsi="Times New Roman" w:cs="Times New Roman"/>
+          <w:sz w:val="28"/>
+          <w:szCs w:val="28"/>
+        </w:rPr>
+        <w:t xml:space="preserve"> </w:t>
+      </w:r>
+      <w:proofErr w:type="spellStart"/>
+      <w:r>
+        <w:rPr>
+          <w:rFonts w:ascii="Times New Roman" w:eastAsia="Times New Roman" w:hAnsi="Times New Roman" w:cs="Times New Roman"/>
+          <w:sz w:val="28"/>
+          <w:szCs w:val="28"/>
+        </w:rPr>
+        <w:t>tốt</w:t>
+      </w:r>
+      <w:proofErr w:type="spellEnd"/>
+      <w:r>
+        <w:rPr>
+          <w:rFonts w:ascii="Times New Roman" w:eastAsia="Times New Roman" w:hAnsi="Times New Roman" w:cs="Times New Roman"/>
+          <w:sz w:val="28"/>
+          <w:szCs w:val="28"/>
+        </w:rPr>
+        <w:t xml:space="preserve">, </w:t>
+      </w:r>
+      <w:proofErr w:type="spellStart"/>
+      <w:r>
+        <w:rPr>
+          <w:rFonts w:ascii="Times New Roman" w:eastAsia="Times New Roman" w:hAnsi="Times New Roman" w:cs="Times New Roman"/>
+          <w:sz w:val="28"/>
+          <w:szCs w:val="28"/>
+        </w:rPr>
+        <w:t>nghiêm</w:t>
+      </w:r>
+      <w:proofErr w:type="spellEnd"/>
+      <w:r>
+        <w:rPr>
+          <w:rFonts w:ascii="Times New Roman" w:eastAsia="Times New Roman" w:hAnsi="Times New Roman" w:cs="Times New Roman"/>
+          <w:sz w:val="28"/>
+          <w:szCs w:val="28"/>
+        </w:rPr>
+        <w:t xml:space="preserve"> </w:t>
+      </w:r>
+      <w:proofErr w:type="spellStart"/>
+      <w:r>
+        <w:rPr>
+          <w:rFonts w:ascii="Times New Roman" w:eastAsia="Times New Roman" w:hAnsi="Times New Roman" w:cs="Times New Roman"/>
+          <w:sz w:val="28"/>
+          <w:szCs w:val="28"/>
+        </w:rPr>
+        <w:t>túc</w:t>
+      </w:r>
+      <w:proofErr w:type="spellEnd"/>
+      <w:r>
+        <w:rPr>
+          <w:rFonts w:ascii="Times New Roman" w:eastAsia="Times New Roman" w:hAnsi="Times New Roman" w:cs="Times New Roman"/>
+          <w:sz w:val="28"/>
+          <w:szCs w:val="28"/>
+        </w:rPr>
+        <w:t xml:space="preserve"> </w:t>
+      </w:r>
+      <w:proofErr w:type="spellStart"/>
+      <w:r>
+        <w:rPr>
+          <w:rFonts w:ascii="Times New Roman" w:eastAsia="Times New Roman" w:hAnsi="Times New Roman" w:cs="Times New Roman"/>
+          <w:sz w:val="28"/>
+          <w:szCs w:val="28"/>
+        </w:rPr>
+        <w:t>trong</w:t>
+      </w:r>
+      <w:proofErr w:type="spellEnd"/>
+      <w:r>
+        <w:rPr>
+          <w:rFonts w:ascii="Times New Roman" w:eastAsia="Times New Roman" w:hAnsi="Times New Roman" w:cs="Times New Roman"/>
+          <w:sz w:val="28"/>
+          <w:szCs w:val="28"/>
+        </w:rPr>
+        <w:t xml:space="preserve"> </w:t>
+      </w:r>
+      <w:proofErr w:type="spellStart"/>
+      <w:r>
+        <w:rPr>
+          <w:rFonts w:ascii="Times New Roman" w:eastAsia="Times New Roman" w:hAnsi="Times New Roman" w:cs="Times New Roman"/>
+          <w:sz w:val="28"/>
+          <w:szCs w:val="28"/>
+        </w:rPr>
+        <w:t>quá</w:t>
+      </w:r>
+      <w:proofErr w:type="spellEnd"/>
+      <w:r>
+        <w:rPr>
+          <w:rFonts w:ascii="Times New Roman" w:eastAsia="Times New Roman" w:hAnsi="Times New Roman" w:cs="Times New Roman"/>
+          <w:sz w:val="28"/>
+          <w:szCs w:val="28"/>
+        </w:rPr>
+        <w:t xml:space="preserve"> </w:t>
+      </w:r>
+      <w:proofErr w:type="spellStart"/>
+      <w:r>
+        <w:rPr>
+          <w:rFonts w:ascii="Times New Roman" w:eastAsia="Times New Roman" w:hAnsi="Times New Roman" w:cs="Times New Roman"/>
+          <w:sz w:val="28"/>
+          <w:szCs w:val="28"/>
+        </w:rPr>
+        <w:t>trình</w:t>
+      </w:r>
+      <w:proofErr w:type="spellEnd"/>
+      <w:r>
+        <w:rPr>
+          <w:rFonts w:ascii="Times New Roman" w:eastAsia="Times New Roman" w:hAnsi="Times New Roman" w:cs="Times New Roman"/>
+          <w:sz w:val="28"/>
+          <w:szCs w:val="28"/>
+        </w:rPr>
+        <w:t xml:space="preserve"> </w:t>
+      </w:r>
+      <w:proofErr w:type="spellStart"/>
+      <w:r>
+        <w:rPr>
+          <w:rFonts w:ascii="Times New Roman" w:eastAsia="Times New Roman" w:hAnsi="Times New Roman" w:cs="Times New Roman"/>
+          <w:sz w:val="28"/>
+          <w:szCs w:val="28"/>
+        </w:rPr>
+        <w:t>lưu</w:t>
+      </w:r>
+      <w:proofErr w:type="spellEnd"/>
+      <w:r>
+        <w:rPr>
+          <w:rFonts w:ascii="Times New Roman" w:eastAsia="Times New Roman" w:hAnsi="Times New Roman" w:cs="Times New Roman"/>
+          <w:sz w:val="28"/>
+          <w:szCs w:val="28"/>
+        </w:rPr>
+        <w:t xml:space="preserve"> </w:t>
+      </w:r>
+      <w:proofErr w:type="spellStart"/>
+      <w:r>
+        <w:rPr>
+          <w:rFonts w:ascii="Times New Roman" w:eastAsia="Times New Roman" w:hAnsi="Times New Roman" w:cs="Times New Roman"/>
+          <w:sz w:val="28"/>
+          <w:szCs w:val="28"/>
+        </w:rPr>
+        <w:t>trú</w:t>
+      </w:r>
+      <w:proofErr w:type="spellEnd"/>
+      <w:r>
+        <w:rPr>
+          <w:rFonts w:ascii="Times New Roman" w:eastAsia="Times New Roman" w:hAnsi="Times New Roman" w:cs="Times New Roman"/>
+          <w:sz w:val="28"/>
+          <w:szCs w:val="28"/>
+        </w:rPr>
+        <w:t xml:space="preserve"> </w:t>
+      </w:r>
+      <w:proofErr w:type="spellStart"/>
+      <w:r>
+        <w:rPr>
+          <w:rFonts w:ascii="Times New Roman" w:eastAsia="Times New Roman" w:hAnsi="Times New Roman" w:cs="Times New Roman"/>
+          <w:sz w:val="28"/>
+          <w:szCs w:val="28"/>
+        </w:rPr>
+        <w:t>tại</w:t>
+      </w:r>
+      <w:proofErr w:type="spellEnd"/>
+      <w:r>
+        <w:rPr>
+          <w:rFonts w:ascii="Times New Roman" w:eastAsia="Times New Roman" w:hAnsi="Times New Roman" w:cs="Times New Roman"/>
+          <w:sz w:val="28"/>
+          <w:szCs w:val="28"/>
+        </w:rPr>
+        <w:t xml:space="preserve"> </w:t>
+      </w:r>
+      <w:proofErr w:type="spellStart"/>
+      <w:r>
+        <w:rPr>
+          <w:rFonts w:ascii="Times New Roman" w:eastAsia="Times New Roman" w:hAnsi="Times New Roman" w:cs="Times New Roman"/>
+          <w:sz w:val="28"/>
+          <w:szCs w:val="28"/>
+        </w:rPr>
+        <w:t>Ký</w:t>
+      </w:r>
+      <w:proofErr w:type="spellEnd"/>
+      <w:r>
+        <w:rPr>
+          <w:rFonts w:ascii="Times New Roman" w:eastAsia="Times New Roman" w:hAnsi="Times New Roman" w:cs="Times New Roman"/>
+          <w:sz w:val="28"/>
+          <w:szCs w:val="28"/>
+        </w:rPr>
+        <w:t xml:space="preserve"> </w:t>
+      </w:r>
+      <w:proofErr w:type="spellStart"/>
+      <w:r>
+        <w:rPr>
+          <w:rFonts w:ascii="Times New Roman" w:eastAsia="Times New Roman" w:hAnsi="Times New Roman" w:cs="Times New Roman"/>
+          <w:sz w:val="28"/>
+          <w:szCs w:val="28"/>
+        </w:rPr>
+        <w:t>túc</w:t>
+      </w:r>
+      <w:proofErr w:type="spellEnd"/>
+      <w:r>
+        <w:rPr>
+          <w:rFonts w:ascii="Times New Roman" w:eastAsia="Times New Roman" w:hAnsi="Times New Roman" w:cs="Times New Roman"/>
+          <w:sz w:val="28"/>
+          <w:szCs w:val="28"/>
+        </w:rPr>
+        <w:t xml:space="preserve"> </w:t>
+      </w:r>
+      <w:proofErr w:type="spellStart"/>
+      <w:r>
+        <w:rPr>
+          <w:rFonts w:ascii="Times New Roman" w:eastAsia="Times New Roman" w:hAnsi="Times New Roman" w:cs="Times New Roman"/>
+          <w:sz w:val="28"/>
+          <w:szCs w:val="28"/>
+        </w:rPr>
+        <w:t>xá</w:t>
+      </w:r>
+      <w:proofErr w:type="spellEnd"/>
+      <w:r>
+        <w:rPr>
+          <w:rFonts w:ascii="Times New Roman" w:eastAsia="Times New Roman" w:hAnsi="Times New Roman" w:cs="Times New Roman"/>
+          <w:sz w:val="28"/>
+          <w:szCs w:val="28"/>
+        </w:rPr>
+        <w:t xml:space="preserve"> </w:t>
+      </w:r>
+      <w:proofErr w:type="spellStart"/>
+      <w:r>
+        <w:rPr>
+          <w:rFonts w:ascii="Times New Roman" w:eastAsia="Times New Roman" w:hAnsi="Times New Roman" w:cs="Times New Roman"/>
+          <w:sz w:val="28"/>
+          <w:szCs w:val="28"/>
+        </w:rPr>
+        <w:t>trường</w:t>
+      </w:r>
+      <w:proofErr w:type="spellEnd"/>
+      <w:r>
+        <w:rPr>
+          <w:rFonts w:ascii="Times New Roman" w:eastAsia="Times New Roman" w:hAnsi="Times New Roman" w:cs="Times New Roman"/>
+          <w:sz w:val="28"/>
+          <w:szCs w:val="28"/>
+        </w:rPr>
+        <w:t>.</w:t>
       </w:r>
     </w:p>
     <w:tbl>
